--- a/modelo abnt.docx
+++ b/modelo abnt.docx
@@ -1,6 +1,6 @@
 
 <file path=word/document.xml><?xml version="1.0" encoding="utf-8"?>
-<w:document xmlns:wpc="http://schemas.microsoft.com/office/word/2010/wordprocessingCanvas" xmlns:cx="http://schemas.microsoft.com/office/drawing/2014/chartex" xmlns:mc="http://schemas.openxmlformats.org/markup-compatibility/2006" xmlns:o="urn:schemas-microsoft-com:office:office" xmlns:r="http://schemas.openxmlformats.org/officeDocument/2006/relationships" xmlns:m="http://schemas.openxmlformats.org/officeDocument/2006/math" xmlns:v="urn:schemas-microsoft-com:vml" xmlns:wp14="http://schemas.microsoft.com/office/word/2010/wordprocessingDrawing" xmlns:wp="http://schemas.openxmlformats.org/drawingml/2006/wordprocessingDrawing" xmlns:w10="urn:schemas-microsoft-com:office:word" xmlns:w="http://schemas.openxmlformats.org/wordprocessingml/2006/main" xmlns:w14="http://schemas.microsoft.com/office/word/2010/wordml" xmlns:w15="http://schemas.microsoft.com/office/word/2012/wordml" xmlns:w16se="http://schemas.microsoft.com/office/word/2015/wordml/symex" xmlns:wpg="http://schemas.microsoft.com/office/word/2010/wordprocessingGroup" xmlns:wpi="http://schemas.microsoft.com/office/word/2010/wordprocessingInk" xmlns:wne="http://schemas.microsoft.com/office/word/2006/wordml" xmlns:wps="http://schemas.microsoft.com/office/word/2010/wordprocessingShape" mc:Ignorable="w14 w15 w16se wp14">
+<w:document xmlns:wpc="http://schemas.microsoft.com/office/word/2010/wordprocessingCanvas" xmlns:cx="http://schemas.microsoft.com/office/drawing/2014/chartex" xmlns:cx1="http://schemas.microsoft.com/office/drawing/2015/9/8/chartex" xmlns:mc="http://schemas.openxmlformats.org/markup-compatibility/2006" xmlns:o="urn:schemas-microsoft-com:office:office" xmlns:r="http://schemas.openxmlformats.org/officeDocument/2006/relationships" xmlns:m="http://schemas.openxmlformats.org/officeDocument/2006/math" xmlns:v="urn:schemas-microsoft-com:vml" xmlns:wp14="http://schemas.microsoft.com/office/word/2010/wordprocessingDrawing" xmlns:wp="http://schemas.openxmlformats.org/drawingml/2006/wordprocessingDrawing" xmlns:w10="urn:schemas-microsoft-com:office:word" xmlns:w="http://schemas.openxmlformats.org/wordprocessingml/2006/main" xmlns:w14="http://schemas.microsoft.com/office/word/2010/wordml" xmlns:w15="http://schemas.microsoft.com/office/word/2012/wordml" xmlns:w16se="http://schemas.microsoft.com/office/word/2015/wordml/symex" xmlns:wpg="http://schemas.microsoft.com/office/word/2010/wordprocessingGroup" xmlns:wpi="http://schemas.microsoft.com/office/word/2010/wordprocessingInk" xmlns:wne="http://schemas.microsoft.com/office/word/2006/wordml" xmlns:wps="http://schemas.microsoft.com/office/word/2010/wordprocessingShape" mc:Ignorable="w14 w15 w16se wp14">
   <w:body>
     <w:p>
       <w:pPr>
@@ -669,6 +669,7 @@
     </w:p>
     <w:p>
       <w:pPr>
+        <w:jc w:val="left"/>
         <w:rPr>
           <w:rStyle w:val="Forte"/>
           <w:rFonts w:cs="Arial"/>
@@ -679,95 +680,55 @@
     </w:p>
     <w:p>
       <w:pPr>
+        <w:pStyle w:val="epigrafe"/>
+        <w:jc w:val="left"/>
         <w:rPr>
           <w:rStyle w:val="Forte"/>
-          <w:rFonts w:cs="Arial"/>
-          <w:color w:val="0A0A0A"/>
-          <w:shd w:val="clear" w:color="auto" w:fill="FFFFFF"/>
-        </w:rPr>
-      </w:pPr>
-    </w:p>
-    <w:p>
-      <w:pPr>
+          <w:b w:val="0"/>
+        </w:rPr>
+      </w:pPr>
+    </w:p>
+    <w:p>
+      <w:pPr>
+        <w:pStyle w:val="epigrafe"/>
+        <w:jc w:val="left"/>
         <w:rPr>
           <w:rStyle w:val="Forte"/>
-          <w:rFonts w:cs="Arial"/>
-          <w:color w:val="0A0A0A"/>
-          <w:shd w:val="clear" w:color="auto" w:fill="FFFFFF"/>
-        </w:rPr>
-      </w:pPr>
-    </w:p>
-    <w:p>
-      <w:pPr>
-        <w:spacing w:after="160"/>
-        <w:ind w:firstLine="0"/>
+          <w:b w:val="0"/>
+        </w:rPr>
+      </w:pPr>
+    </w:p>
+    <w:p>
+      <w:pPr>
+        <w:pStyle w:val="epigrafe"/>
         <w:jc w:val="left"/>
         <w:rPr>
           <w:rStyle w:val="Forte"/>
-          <w:rFonts w:cs="Arial"/>
-          <w:color w:val="0A0A0A"/>
-          <w:shd w:val="clear" w:color="auto" w:fill="FFFFFF"/>
+          <w:b w:val="0"/>
         </w:rPr>
       </w:pPr>
       <w:r>
         <w:rPr>
           <w:rStyle w:val="Forte"/>
-          <w:rFonts w:cs="Arial"/>
-          <w:color w:val="0A0A0A"/>
-          <w:shd w:val="clear" w:color="auto" w:fill="FFFFFF"/>
-        </w:rPr>
-        <w:br w:type="page"/>
-      </w:r>
-    </w:p>
-    <w:p>
-      <w:pPr>
-        <w:ind w:firstLine="0"/>
-        <w:jc w:val="left"/>
+          <w:b w:val="0"/>
+        </w:rPr>
+        <w:t>"</w:t>
+      </w:r>
+      <w:r>
         <w:rPr>
           <w:rStyle w:val="Forte"/>
-          <w:rFonts w:cs="Arial"/>
-          <w:color w:val="0A0A0A"/>
-          <w:shd w:val="clear" w:color="auto" w:fill="FFFFFF"/>
-        </w:rPr>
-      </w:pPr>
+          <w:b w:val="0"/>
+        </w:rPr>
+        <w:t>O essencial é invisível aos olhos"</w:t>
+      </w:r>
       <w:r>
         <w:rPr>
           <w:rStyle w:val="Forte"/>
-          <w:rFonts w:cs="Arial"/>
-          <w:color w:val="0A0A0A"/>
-          <w:shd w:val="clear" w:color="auto" w:fill="FFFFFF"/>
-        </w:rPr>
-        <w:lastRenderedPageBreak/>
-        <w:t>"</w:t>
-      </w:r>
-      <w:r>
-        <w:rPr>
-          <w:rStyle w:val="Forte"/>
-          <w:rFonts w:cs="Arial"/>
-          <w:color w:val="0A0A0A"/>
-          <w:shd w:val="clear" w:color="auto" w:fill="FFFFFF"/>
-        </w:rPr>
-        <w:t>O essencial é invisível aos olhos"</w:t>
-      </w:r>
-      <w:r>
-        <w:rPr>
-          <w:rStyle w:val="Forte"/>
-          <w:rFonts w:cs="Arial"/>
-          <w:color w:val="0A0A0A"/>
-          <w:shd w:val="clear" w:color="auto" w:fill="FFFFFF"/>
+          <w:b w:val="0"/>
         </w:rPr>
         <w:br/>
         <w:t>- Pequeno Príncipe</w:t>
       </w:r>
-      <w:r>
-        <w:rPr>
-          <w:rStyle w:val="Forte"/>
-          <w:rFonts w:cs="Arial"/>
-          <w:color w:val="0A0A0A"/>
-          <w:shd w:val="clear" w:color="auto" w:fill="FFFFFF"/>
-        </w:rPr>
-        <w:br w:type="page"/>
-      </w:r>
     </w:p>
     <w:p>
       <w:pPr>
@@ -894,16 +855,556 @@
     </w:p>
     <w:p>
       <w:pPr>
-        <w:ind w:firstLine="0"/>
-        <w:rPr>
-          <w:shd w:val="clear" w:color="auto" w:fill="FFFFFF"/>
-        </w:rPr>
-      </w:pPr>
-      <w:r>
-        <w:rPr>
-          <w:shd w:val="clear" w:color="auto" w:fill="FFFFFF"/>
-        </w:rPr>
-        <w:t>Aqui vai o índice</w:t>
+        <w:pStyle w:val="SemEspaamento"/>
+        <w:rPr>
+          <w:shd w:val="clear" w:color="auto" w:fill="FFFFFF"/>
+        </w:rPr>
+      </w:pPr>
+      <w:r>
+        <w:rPr>
+          <w:shd w:val="clear" w:color="auto" w:fill="FFFFFF"/>
+        </w:rPr>
+        <w:t>FIGURAS</w:t>
+      </w:r>
+    </w:p>
+    <w:p>
+      <w:pPr>
+        <w:pStyle w:val="ndicedeilustraes"/>
+        <w:tabs>
+          <w:tab w:val="right" w:leader="dot" w:pos="9061"/>
+        </w:tabs>
+        <w:rPr>
+          <w:noProof/>
+        </w:rPr>
+      </w:pPr>
+      <w:r>
+        <w:rPr>
+          <w:shd w:val="clear" w:color="auto" w:fill="FFFFFF"/>
+        </w:rPr>
+        <w:fldChar w:fldCharType="begin"/>
+      </w:r>
+      <w:r>
+        <w:rPr>
+          <w:shd w:val="clear" w:color="auto" w:fill="FFFFFF"/>
+        </w:rPr>
+        <w:instrText xml:space="preserve"> TOC \h \z \c "Figura" </w:instrText>
+      </w:r>
+      <w:r>
+        <w:rPr>
+          <w:shd w:val="clear" w:color="auto" w:fill="FFFFFF"/>
+        </w:rPr>
+        <w:fldChar w:fldCharType="separate"/>
+      </w:r>
+      <w:hyperlink w:anchor="_Toc226624129" w:history="1">
+        <w:r>
+          <w:rPr>
+            <w:rStyle w:val="Hyperlink"/>
+            <w:noProof/>
+          </w:rPr>
+          <w:t>Figura 1: Volintariado no Brasil</w:t>
+        </w:r>
+        <w:r>
+          <w:rPr>
+            <w:noProof/>
+            <w:webHidden/>
+          </w:rPr>
+          <w:tab/>
+        </w:r>
+        <w:r>
+          <w:rPr>
+            <w:noProof/>
+            <w:webHidden/>
+          </w:rPr>
+          <w:fldChar w:fldCharType="begin"/>
+        </w:r>
+        <w:r>
+          <w:rPr>
+            <w:noProof/>
+            <w:webHidden/>
+          </w:rPr>
+          <w:instrText xml:space="preserve"> PAGEREF _Toc226624129 \h </w:instrText>
+        </w:r>
+        <w:r>
+          <w:rPr>
+            <w:noProof/>
+            <w:webHidden/>
+          </w:rPr>
+        </w:r>
+        <w:r>
+          <w:rPr>
+            <w:noProof/>
+            <w:webHidden/>
+          </w:rPr>
+          <w:fldChar w:fldCharType="separate"/>
+        </w:r>
+        <w:r>
+          <w:rPr>
+            <w:noProof/>
+            <w:webHidden/>
+          </w:rPr>
+          <w:t>13</w:t>
+        </w:r>
+        <w:r>
+          <w:rPr>
+            <w:noProof/>
+            <w:webHidden/>
+          </w:rPr>
+          <w:fldChar w:fldCharType="end"/>
+        </w:r>
+      </w:hyperlink>
+    </w:p>
+    <w:p>
+      <w:pPr>
+        <w:pStyle w:val="ndicedeilustraes"/>
+        <w:tabs>
+          <w:tab w:val="right" w:leader="dot" w:pos="9061"/>
+        </w:tabs>
+        <w:rPr>
+          <w:noProof/>
+        </w:rPr>
+      </w:pPr>
+      <w:hyperlink w:anchor="_Toc226624130" w:history="1">
+        <w:r>
+          <w:rPr>
+            <w:rStyle w:val="Hyperlink"/>
+            <w:noProof/>
+          </w:rPr>
+          <w:t>Figura 2: teste</w:t>
+        </w:r>
+        <w:r>
+          <w:rPr>
+            <w:noProof/>
+            <w:webHidden/>
+          </w:rPr>
+          <w:tab/>
+        </w:r>
+        <w:r>
+          <w:rPr>
+            <w:noProof/>
+            <w:webHidden/>
+          </w:rPr>
+          <w:fldChar w:fldCharType="begin"/>
+        </w:r>
+        <w:r>
+          <w:rPr>
+            <w:noProof/>
+            <w:webHidden/>
+          </w:rPr>
+          <w:instrText xml:space="preserve"> PAGEREF _Toc226624130 \h </w:instrText>
+        </w:r>
+        <w:r>
+          <w:rPr>
+            <w:noProof/>
+            <w:webHidden/>
+          </w:rPr>
+        </w:r>
+        <w:r>
+          <w:rPr>
+            <w:noProof/>
+            <w:webHidden/>
+          </w:rPr>
+          <w:fldChar w:fldCharType="separate"/>
+        </w:r>
+        <w:r>
+          <w:rPr>
+            <w:noProof/>
+            <w:webHidden/>
+          </w:rPr>
+          <w:t>14</w:t>
+        </w:r>
+        <w:r>
+          <w:rPr>
+            <w:noProof/>
+            <w:webHidden/>
+          </w:rPr>
+          <w:fldChar w:fldCharType="end"/>
+        </w:r>
+      </w:hyperlink>
+    </w:p>
+    <w:p>
+      <w:pPr>
+        <w:rPr>
+          <w:shd w:val="clear" w:color="auto" w:fill="FFFFFF"/>
+        </w:rPr>
+      </w:pPr>
+      <w:r>
+        <w:rPr>
+          <w:shd w:val="clear" w:color="auto" w:fill="FFFFFF"/>
+        </w:rPr>
+        <w:fldChar w:fldCharType="end"/>
+      </w:r>
+    </w:p>
+    <w:p>
+      <w:pPr>
+        <w:rPr>
+          <w:shd w:val="clear" w:color="auto" w:fill="FFFFFF"/>
+        </w:rPr>
+      </w:pPr>
+    </w:p>
+    <w:p>
+      <w:pPr>
+        <w:pStyle w:val="SemEspaamento"/>
+        <w:rPr>
+          <w:shd w:val="clear" w:color="auto" w:fill="FFFFFF"/>
+        </w:rPr>
+      </w:pPr>
+      <w:r>
+        <w:rPr>
+          <w:shd w:val="clear" w:color="auto" w:fill="FFFFFF"/>
+        </w:rPr>
+        <w:t>GRÁFICOS</w:t>
+      </w:r>
+    </w:p>
+    <w:p>
+      <w:pPr>
+        <w:pStyle w:val="ndicedeilustraes"/>
+        <w:tabs>
+          <w:tab w:val="right" w:leader="dot" w:pos="9061"/>
+        </w:tabs>
+        <w:rPr>
+          <w:rFonts w:asciiTheme="minorHAnsi" w:eastAsiaTheme="minorEastAsia" w:hAnsiTheme="minorHAnsi"/>
+          <w:noProof/>
+          <w:sz w:val="22"/>
+          <w:lang w:eastAsia="pt-BR"/>
+        </w:rPr>
+      </w:pPr>
+      <w:r>
+        <w:rPr>
+          <w:shd w:val="clear" w:color="auto" w:fill="FFFFFF"/>
+        </w:rPr>
+        <w:fldChar w:fldCharType="begin"/>
+      </w:r>
+      <w:r>
+        <w:rPr>
+          <w:shd w:val="clear" w:color="auto" w:fill="FFFFFF"/>
+        </w:rPr>
+        <w:instrText xml:space="preserve"> TOC \h \z \c "Gráfico" </w:instrText>
+      </w:r>
+      <w:r>
+        <w:rPr>
+          <w:shd w:val="clear" w:color="auto" w:fill="FFFFFF"/>
+        </w:rPr>
+        <w:fldChar w:fldCharType="separate"/>
+      </w:r>
+      <w:hyperlink w:anchor="_Toc226624157" w:history="1">
+        <w:r>
+          <w:rPr>
+            <w:rStyle w:val="Hyperlink"/>
+            <w:noProof/>
+          </w:rPr>
+          <w:t>Gráfico 1: Idade do Púlblico Alvo</w:t>
+        </w:r>
+        <w:r>
+          <w:rPr>
+            <w:noProof/>
+            <w:webHidden/>
+          </w:rPr>
+          <w:tab/>
+        </w:r>
+        <w:r>
+          <w:rPr>
+            <w:noProof/>
+            <w:webHidden/>
+          </w:rPr>
+          <w:fldChar w:fldCharType="begin"/>
+        </w:r>
+        <w:r>
+          <w:rPr>
+            <w:noProof/>
+            <w:webHidden/>
+          </w:rPr>
+          <w:instrText xml:space="preserve"> PAGEREF _Toc226624157 \h </w:instrText>
+        </w:r>
+        <w:r>
+          <w:rPr>
+            <w:noProof/>
+            <w:webHidden/>
+          </w:rPr>
+        </w:r>
+        <w:r>
+          <w:rPr>
+            <w:noProof/>
+            <w:webHidden/>
+          </w:rPr>
+          <w:fldChar w:fldCharType="separate"/>
+        </w:r>
+        <w:r>
+          <w:rPr>
+            <w:noProof/>
+            <w:webHidden/>
+          </w:rPr>
+          <w:t>16</w:t>
+        </w:r>
+        <w:r>
+          <w:rPr>
+            <w:noProof/>
+            <w:webHidden/>
+          </w:rPr>
+          <w:fldChar w:fldCharType="end"/>
+        </w:r>
+      </w:hyperlink>
+    </w:p>
+    <w:p>
+      <w:pPr>
+        <w:rPr>
+          <w:shd w:val="clear" w:color="auto" w:fill="FFFFFF"/>
+        </w:rPr>
+      </w:pPr>
+      <w:r>
+        <w:rPr>
+          <w:shd w:val="clear" w:color="auto" w:fill="FFFFFF"/>
+        </w:rPr>
+        <w:fldChar w:fldCharType="end"/>
+      </w:r>
+    </w:p>
+    <w:p>
+      <w:pPr>
+        <w:pStyle w:val="SemEspaamento"/>
+        <w:rPr>
+          <w:shd w:val="clear" w:color="auto" w:fill="FFFFFF"/>
+        </w:rPr>
+      </w:pPr>
+    </w:p>
+    <w:p>
+      <w:pPr>
+        <w:pStyle w:val="SemEspaamento"/>
+        <w:rPr>
+          <w:shd w:val="clear" w:color="auto" w:fill="FFFFFF"/>
+        </w:rPr>
+      </w:pPr>
+      <w:r>
+        <w:rPr>
+          <w:shd w:val="clear" w:color="auto" w:fill="FFFFFF"/>
+        </w:rPr>
+        <w:t>QUADROS</w:t>
+      </w:r>
+    </w:p>
+    <w:p>
+      <w:pPr>
+        <w:pStyle w:val="ndicedeilustraes"/>
+        <w:tabs>
+          <w:tab w:val="right" w:leader="dot" w:pos="9061"/>
+        </w:tabs>
+        <w:rPr>
+          <w:rFonts w:asciiTheme="minorHAnsi" w:eastAsiaTheme="minorEastAsia" w:hAnsiTheme="minorHAnsi"/>
+          <w:noProof/>
+          <w:sz w:val="22"/>
+          <w:lang w:eastAsia="pt-BR"/>
+        </w:rPr>
+      </w:pPr>
+      <w:r>
+        <w:rPr>
+          <w:shd w:val="clear" w:color="auto" w:fill="FFFFFF"/>
+        </w:rPr>
+        <w:fldChar w:fldCharType="begin"/>
+      </w:r>
+      <w:r>
+        <w:rPr>
+          <w:shd w:val="clear" w:color="auto" w:fill="FFFFFF"/>
+        </w:rPr>
+        <w:instrText xml:space="preserve"> TOC \h \z \c "Quadro" </w:instrText>
+      </w:r>
+      <w:r>
+        <w:rPr>
+          <w:shd w:val="clear" w:color="auto" w:fill="FFFFFF"/>
+        </w:rPr>
+        <w:fldChar w:fldCharType="separate"/>
+      </w:r>
+      <w:hyperlink w:anchor="_Toc226624255" w:history="1">
+        <w:r>
+          <w:rPr>
+            <w:rStyle w:val="Hyperlink"/>
+            <w:noProof/>
+          </w:rPr>
+          <w:t>Quadro 1: Caderno de Sensibilidade</w:t>
+        </w:r>
+        <w:r>
+          <w:rPr>
+            <w:noProof/>
+            <w:webHidden/>
+          </w:rPr>
+          <w:tab/>
+        </w:r>
+        <w:r>
+          <w:rPr>
+            <w:noProof/>
+            <w:webHidden/>
+          </w:rPr>
+          <w:fldChar w:fldCharType="begin"/>
+        </w:r>
+        <w:r>
+          <w:rPr>
+            <w:noProof/>
+            <w:webHidden/>
+          </w:rPr>
+          <w:instrText xml:space="preserve"> PAGEREF _Toc226624255 \h </w:instrText>
+        </w:r>
+        <w:r>
+          <w:rPr>
+            <w:noProof/>
+            <w:webHidden/>
+          </w:rPr>
+        </w:r>
+        <w:r>
+          <w:rPr>
+            <w:noProof/>
+            <w:webHidden/>
+          </w:rPr>
+          <w:fldChar w:fldCharType="separate"/>
+        </w:r>
+        <w:r>
+          <w:rPr>
+            <w:noProof/>
+            <w:webHidden/>
+          </w:rPr>
+          <w:t>15</w:t>
+        </w:r>
+        <w:r>
+          <w:rPr>
+            <w:noProof/>
+            <w:webHidden/>
+          </w:rPr>
+          <w:fldChar w:fldCharType="end"/>
+        </w:r>
+      </w:hyperlink>
+    </w:p>
+    <w:p>
+      <w:pPr>
+        <w:pStyle w:val="SemEspaamento"/>
+        <w:rPr>
+          <w:shd w:val="clear" w:color="auto" w:fill="FFFFFF"/>
+        </w:rPr>
+      </w:pPr>
+      <w:r>
+        <w:rPr>
+          <w:shd w:val="clear" w:color="auto" w:fill="FFFFFF"/>
+        </w:rPr>
+        <w:fldChar w:fldCharType="end"/>
+      </w:r>
+    </w:p>
+    <w:p>
+      <w:pPr>
+        <w:pStyle w:val="SemEspaamento"/>
+        <w:rPr>
+          <w:shd w:val="clear" w:color="auto" w:fill="FFFFFF"/>
+        </w:rPr>
+      </w:pPr>
+    </w:p>
+    <w:p>
+      <w:pPr>
+        <w:pStyle w:val="SemEspaamento"/>
+        <w:rPr>
+          <w:shd w:val="clear" w:color="auto" w:fill="FFFFFF"/>
+        </w:rPr>
+      </w:pPr>
+      <w:r>
+        <w:rPr>
+          <w:shd w:val="clear" w:color="auto" w:fill="FFFFFF"/>
+        </w:rPr>
+        <w:t>TABELAS</w:t>
+      </w:r>
+    </w:p>
+    <w:p>
+      <w:pPr>
+        <w:pStyle w:val="ndicedeilustraes"/>
+        <w:tabs>
+          <w:tab w:val="right" w:leader="dot" w:pos="9061"/>
+        </w:tabs>
+        <w:rPr>
+          <w:rFonts w:asciiTheme="minorHAnsi" w:eastAsiaTheme="minorEastAsia" w:hAnsiTheme="minorHAnsi"/>
+          <w:noProof/>
+          <w:sz w:val="22"/>
+          <w:lang w:eastAsia="pt-BR"/>
+        </w:rPr>
+      </w:pPr>
+      <w:r>
+        <w:rPr>
+          <w:shd w:val="clear" w:color="auto" w:fill="FFFFFF"/>
+        </w:rPr>
+        <w:fldChar w:fldCharType="begin"/>
+      </w:r>
+      <w:r>
+        <w:rPr>
+          <w:shd w:val="clear" w:color="auto" w:fill="FFFFFF"/>
+        </w:rPr>
+        <w:instrText xml:space="preserve"> TOC \h \z \c "Tabela" </w:instrText>
+      </w:r>
+      <w:r>
+        <w:rPr>
+          <w:shd w:val="clear" w:color="auto" w:fill="FFFFFF"/>
+        </w:rPr>
+        <w:fldChar w:fldCharType="separate"/>
+      </w:r>
+      <w:hyperlink w:anchor="_Toc226624355" w:history="1">
+        <w:r>
+          <w:rPr>
+            <w:rStyle w:val="Hyperlink"/>
+            <w:noProof/>
+          </w:rPr>
+          <w:t>Tabela 1: Valores dos Planos</w:t>
+        </w:r>
+        <w:r>
+          <w:rPr>
+            <w:noProof/>
+            <w:webHidden/>
+          </w:rPr>
+          <w:tab/>
+        </w:r>
+        <w:r>
+          <w:rPr>
+            <w:noProof/>
+            <w:webHidden/>
+          </w:rPr>
+          <w:fldChar w:fldCharType="begin"/>
+        </w:r>
+        <w:r>
+          <w:rPr>
+            <w:noProof/>
+            <w:webHidden/>
+          </w:rPr>
+          <w:instrText xml:space="preserve"> PAGEREF _Toc226624355 \h </w:instrText>
+        </w:r>
+        <w:r>
+          <w:rPr>
+            <w:noProof/>
+            <w:webHidden/>
+          </w:rPr>
+        </w:r>
+        <w:r>
+          <w:rPr>
+            <w:noProof/>
+            <w:webHidden/>
+          </w:rPr>
+          <w:fldChar w:fldCharType="separate"/>
+        </w:r>
+        <w:r>
+          <w:rPr>
+            <w:noProof/>
+            <w:webHidden/>
+          </w:rPr>
+          <w:t>18</w:t>
+        </w:r>
+        <w:r>
+          <w:rPr>
+            <w:noProof/>
+            <w:webHidden/>
+          </w:rPr>
+          <w:fldChar w:fldCharType="end"/>
+        </w:r>
+      </w:hyperlink>
+    </w:p>
+    <w:p>
+      <w:pPr>
+        <w:pStyle w:val="SemEspaamento"/>
+        <w:rPr>
+          <w:shd w:val="clear" w:color="auto" w:fill="FFFFFF"/>
+        </w:rPr>
+      </w:pPr>
+      <w:r>
+        <w:rPr>
+          <w:shd w:val="clear" w:color="auto" w:fill="FFFFFF"/>
+        </w:rPr>
+        <w:fldChar w:fldCharType="end"/>
       </w:r>
       <w:r>
         <w:rPr>
@@ -929,6 +1430,13 @@
     </w:p>
     <w:sdt>
       <w:sdtPr>
+        <w:rPr>
+          <w:rFonts w:ascii="Arial" w:eastAsiaTheme="minorHAnsi" w:hAnsi="Arial" w:cstheme="minorBidi"/>
+          <w:color w:val="auto"/>
+          <w:sz w:val="24"/>
+          <w:szCs w:val="22"/>
+          <w:lang w:eastAsia="en-US"/>
+        </w:rPr>
         <w:id w:val="-825048880"/>
         <w:docPartObj>
           <w:docPartGallery w:val="Table of Contents"/>
@@ -937,13 +1445,8 @@
       </w:sdtPr>
       <w:sdtEndPr>
         <w:rPr>
-          <w:rFonts w:ascii="Arial" w:eastAsiaTheme="minorHAnsi" w:hAnsi="Arial" w:cstheme="minorBidi"/>
           <w:b/>
           <w:bCs/>
-          <w:color w:val="auto"/>
-          <w:sz w:val="24"/>
-          <w:szCs w:val="22"/>
-          <w:lang w:eastAsia="en-US"/>
         </w:rPr>
       </w:sdtEndPr>
       <w:sdtContent>
@@ -956,7 +1459,10 @@
           <w:pPr>
             <w:pStyle w:val="Sumrio1"/>
             <w:rPr>
+              <w:rFonts w:asciiTheme="minorHAnsi" w:eastAsiaTheme="minorEastAsia" w:hAnsiTheme="minorHAnsi"/>
               <w:noProof/>
+              <w:sz w:val="22"/>
+              <w:lang w:eastAsia="pt-BR"/>
             </w:rPr>
           </w:pPr>
           <w:r>
@@ -968,7 +1474,7 @@
           <w:r>
             <w:fldChar w:fldCharType="separate"/>
           </w:r>
-          <w:hyperlink w:anchor="_Toc226016870" w:history="1">
+          <w:hyperlink w:anchor="_Toc226618602" w:history="1">
             <w:r>
               <w:rPr>
                 <w:rStyle w:val="Hyperlink"/>
@@ -978,7 +1484,10 @@
             </w:r>
             <w:r>
               <w:rPr>
-                <w:noProof/>
+                <w:rFonts w:asciiTheme="minorHAnsi" w:eastAsiaTheme="minorEastAsia" w:hAnsiTheme="minorHAnsi"/>
+                <w:noProof/>
+                <w:sz w:val="22"/>
+                <w:lang w:eastAsia="pt-BR"/>
               </w:rPr>
               <w:tab/>
             </w:r>
@@ -1008,7 +1517,7 @@
                 <w:noProof/>
                 <w:webHidden/>
               </w:rPr>
-              <w:instrText xml:space="preserve"> PAGEREF _Toc226016870 \h </w:instrText>
+              <w:instrText xml:space="preserve"> PAGEREF _Toc226618602 \h </w:instrText>
             </w:r>
             <w:r>
               <w:rPr>
@@ -1028,7 +1537,7 @@
                 <w:noProof/>
                 <w:webHidden/>
               </w:rPr>
-              <w:t>12</w:t>
+              <w:t>11</w:t>
             </w:r>
             <w:r>
               <w:rPr>
@@ -1043,10 +1552,13 @@
           <w:pPr>
             <w:pStyle w:val="Sumrio2"/>
             <w:rPr>
+              <w:rFonts w:asciiTheme="minorHAnsi" w:eastAsiaTheme="minorEastAsia" w:hAnsiTheme="minorHAnsi"/>
               <w:noProof/>
+              <w:sz w:val="22"/>
+              <w:lang w:eastAsia="pt-BR"/>
             </w:rPr>
           </w:pPr>
-          <w:hyperlink w:anchor="_Toc226016871" w:history="1">
+          <w:hyperlink w:anchor="_Toc226618603" w:history="1">
             <w:r>
               <w:rPr>
                 <w:rStyle w:val="Hyperlink"/>
@@ -1056,7 +1568,10 @@
             </w:r>
             <w:r>
               <w:rPr>
-                <w:noProof/>
+                <w:rFonts w:asciiTheme="minorHAnsi" w:eastAsiaTheme="minorEastAsia" w:hAnsiTheme="minorHAnsi"/>
+                <w:noProof/>
+                <w:sz w:val="22"/>
+                <w:lang w:eastAsia="pt-BR"/>
               </w:rPr>
               <w:tab/>
             </w:r>
@@ -1086,7 +1601,7 @@
                 <w:noProof/>
                 <w:webHidden/>
               </w:rPr>
-              <w:instrText xml:space="preserve"> PAGEREF _Toc226016871 \h </w:instrText>
+              <w:instrText xml:space="preserve"> PAGEREF _Toc226618603 \h </w:instrText>
             </w:r>
             <w:r>
               <w:rPr>
@@ -1106,7 +1621,7 @@
                 <w:noProof/>
                 <w:webHidden/>
               </w:rPr>
-              <w:t>12</w:t>
+              <w:t>11</w:t>
             </w:r>
             <w:r>
               <w:rPr>
@@ -1121,10 +1636,13 @@
           <w:pPr>
             <w:pStyle w:val="Sumrio2"/>
             <w:rPr>
+              <w:rFonts w:asciiTheme="minorHAnsi" w:eastAsiaTheme="minorEastAsia" w:hAnsiTheme="minorHAnsi"/>
               <w:noProof/>
+              <w:sz w:val="22"/>
+              <w:lang w:eastAsia="pt-BR"/>
             </w:rPr>
           </w:pPr>
-          <w:hyperlink w:anchor="_Toc226016872" w:history="1">
+          <w:hyperlink w:anchor="_Toc226618604" w:history="1">
             <w:r>
               <w:rPr>
                 <w:rStyle w:val="Hyperlink"/>
@@ -1134,7 +1652,10 @@
             </w:r>
             <w:r>
               <w:rPr>
-                <w:noProof/>
+                <w:rFonts w:asciiTheme="minorHAnsi" w:eastAsiaTheme="minorEastAsia" w:hAnsiTheme="minorHAnsi"/>
+                <w:noProof/>
+                <w:sz w:val="22"/>
+                <w:lang w:eastAsia="pt-BR"/>
               </w:rPr>
               <w:tab/>
             </w:r>
@@ -1143,21 +1664,7 @@
                 <w:rStyle w:val="Hyperlink"/>
                 <w:noProof/>
               </w:rPr>
-              <w:t>Justifi</w:t>
-            </w:r>
-            <w:r>
-              <w:rPr>
-                <w:rStyle w:val="Hyperlink"/>
-                <w:noProof/>
-              </w:rPr>
-              <w:t>c</w:t>
-            </w:r>
-            <w:r>
-              <w:rPr>
-                <w:rStyle w:val="Hyperlink"/>
-                <w:noProof/>
-              </w:rPr>
-              <w:t>ativa</w:t>
+              <w:t>Justificativa</w:t>
             </w:r>
             <w:r>
               <w:rPr>
@@ -1178,7 +1685,7 @@
                 <w:noProof/>
                 <w:webHidden/>
               </w:rPr>
-              <w:instrText xml:space="preserve"> PAGEREF _Toc226016872 \h </w:instrText>
+              <w:instrText xml:space="preserve"> PAGEREF _Toc226618604 \h </w:instrText>
             </w:r>
             <w:r>
               <w:rPr>
@@ -1198,7 +1705,7 @@
                 <w:noProof/>
                 <w:webHidden/>
               </w:rPr>
-              <w:t>12</w:t>
+              <w:t>11</w:t>
             </w:r>
             <w:r>
               <w:rPr>
@@ -1213,10 +1720,13 @@
           <w:pPr>
             <w:pStyle w:val="Sumrio2"/>
             <w:rPr>
+              <w:rFonts w:asciiTheme="minorHAnsi" w:eastAsiaTheme="minorEastAsia" w:hAnsiTheme="minorHAnsi"/>
               <w:noProof/>
+              <w:sz w:val="22"/>
+              <w:lang w:eastAsia="pt-BR"/>
             </w:rPr>
           </w:pPr>
-          <w:hyperlink w:anchor="_Toc226016873" w:history="1">
+          <w:hyperlink w:anchor="_Toc226618605" w:history="1">
             <w:r>
               <w:rPr>
                 <w:rStyle w:val="Hyperlink"/>
@@ -1226,7 +1736,10 @@
             </w:r>
             <w:r>
               <w:rPr>
-                <w:noProof/>
+                <w:rFonts w:asciiTheme="minorHAnsi" w:eastAsiaTheme="minorEastAsia" w:hAnsiTheme="minorHAnsi"/>
+                <w:noProof/>
+                <w:sz w:val="22"/>
+                <w:lang w:eastAsia="pt-BR"/>
               </w:rPr>
               <w:tab/>
             </w:r>
@@ -1256,7 +1769,7 @@
                 <w:noProof/>
                 <w:webHidden/>
               </w:rPr>
-              <w:instrText xml:space="preserve"> PAGEREF _Toc226016873 \h </w:instrText>
+              <w:instrText xml:space="preserve"> PAGEREF _Toc226618605 \h </w:instrText>
             </w:r>
             <w:r>
               <w:rPr>
@@ -1276,7 +1789,7 @@
                 <w:noProof/>
                 <w:webHidden/>
               </w:rPr>
-              <w:t>12</w:t>
+              <w:t>11</w:t>
             </w:r>
             <w:r>
               <w:rPr>
@@ -1291,10 +1804,13 @@
           <w:pPr>
             <w:pStyle w:val="Sumrio3"/>
             <w:rPr>
+              <w:rFonts w:asciiTheme="minorHAnsi" w:eastAsiaTheme="minorEastAsia" w:hAnsiTheme="minorHAnsi"/>
               <w:noProof/>
+              <w:sz w:val="22"/>
+              <w:lang w:eastAsia="pt-BR"/>
             </w:rPr>
           </w:pPr>
-          <w:hyperlink w:anchor="_Toc226016874" w:history="1">
+          <w:hyperlink w:anchor="_Toc226618606" w:history="1">
             <w:r>
               <w:rPr>
                 <w:rStyle w:val="Hyperlink"/>
@@ -1304,7 +1820,10 @@
             </w:r>
             <w:r>
               <w:rPr>
-                <w:noProof/>
+                <w:rFonts w:asciiTheme="minorHAnsi" w:eastAsiaTheme="minorEastAsia" w:hAnsiTheme="minorHAnsi"/>
+                <w:noProof/>
+                <w:sz w:val="22"/>
+                <w:lang w:eastAsia="pt-BR"/>
               </w:rPr>
               <w:tab/>
             </w:r>
@@ -1334,7 +1853,7 @@
                 <w:noProof/>
                 <w:webHidden/>
               </w:rPr>
-              <w:instrText xml:space="preserve"> PAGEREF _Toc226016874 \h </w:instrText>
+              <w:instrText xml:space="preserve"> PAGEREF _Toc226618606 \h </w:instrText>
             </w:r>
             <w:r>
               <w:rPr>
@@ -1354,7 +1873,7 @@
                 <w:noProof/>
                 <w:webHidden/>
               </w:rPr>
-              <w:t>13</w:t>
+              <w:t>12</w:t>
             </w:r>
             <w:r>
               <w:rPr>
@@ -1369,10 +1888,13 @@
           <w:pPr>
             <w:pStyle w:val="Sumrio3"/>
             <w:rPr>
+              <w:rFonts w:asciiTheme="minorHAnsi" w:eastAsiaTheme="minorEastAsia" w:hAnsiTheme="minorHAnsi"/>
               <w:noProof/>
+              <w:sz w:val="22"/>
+              <w:lang w:eastAsia="pt-BR"/>
             </w:rPr>
           </w:pPr>
-          <w:hyperlink w:anchor="_Toc226016875" w:history="1">
+          <w:hyperlink w:anchor="_Toc226618607" w:history="1">
             <w:r>
               <w:rPr>
                 <w:rStyle w:val="Hyperlink"/>
@@ -1382,7 +1904,10 @@
             </w:r>
             <w:r>
               <w:rPr>
-                <w:noProof/>
+                <w:rFonts w:asciiTheme="minorHAnsi" w:eastAsiaTheme="minorEastAsia" w:hAnsiTheme="minorHAnsi"/>
+                <w:noProof/>
+                <w:sz w:val="22"/>
+                <w:lang w:eastAsia="pt-BR"/>
               </w:rPr>
               <w:tab/>
             </w:r>
@@ -1412,7 +1937,7 @@
                 <w:noProof/>
                 <w:webHidden/>
               </w:rPr>
-              <w:instrText xml:space="preserve"> PAGEREF _Toc226016875 \h </w:instrText>
+              <w:instrText xml:space="preserve"> PAGEREF _Toc226618607 \h </w:instrText>
             </w:r>
             <w:r>
               <w:rPr>
@@ -1432,7 +1957,7 @@
                 <w:noProof/>
                 <w:webHidden/>
               </w:rPr>
-              <w:t>13</w:t>
+              <w:t>12</w:t>
             </w:r>
             <w:r>
               <w:rPr>
@@ -1447,10 +1972,13 @@
           <w:pPr>
             <w:pStyle w:val="Sumrio2"/>
             <w:rPr>
+              <w:rFonts w:asciiTheme="minorHAnsi" w:eastAsiaTheme="minorEastAsia" w:hAnsiTheme="minorHAnsi"/>
               <w:noProof/>
+              <w:sz w:val="22"/>
+              <w:lang w:eastAsia="pt-BR"/>
             </w:rPr>
           </w:pPr>
-          <w:hyperlink w:anchor="_Toc226016876" w:history="1">
+          <w:hyperlink w:anchor="_Toc226618608" w:history="1">
             <w:r>
               <w:rPr>
                 <w:rStyle w:val="Hyperlink"/>
@@ -1460,7 +1988,10 @@
             </w:r>
             <w:r>
               <w:rPr>
-                <w:noProof/>
+                <w:rFonts w:asciiTheme="minorHAnsi" w:eastAsiaTheme="minorEastAsia" w:hAnsiTheme="minorHAnsi"/>
+                <w:noProof/>
+                <w:sz w:val="22"/>
+                <w:lang w:eastAsia="pt-BR"/>
               </w:rPr>
               <w:tab/>
             </w:r>
@@ -1490,7 +2021,7 @@
                 <w:noProof/>
                 <w:webHidden/>
               </w:rPr>
-              <w:instrText xml:space="preserve"> PAGEREF _Toc226016876 \h </w:instrText>
+              <w:instrText xml:space="preserve"> PAGEREF _Toc226618608 \h </w:instrText>
             </w:r>
             <w:r>
               <w:rPr>
@@ -1510,7 +2041,7 @@
                 <w:noProof/>
                 <w:webHidden/>
               </w:rPr>
-              <w:t>13</w:t>
+              <w:t>12</w:t>
             </w:r>
             <w:r>
               <w:rPr>
@@ -1525,10 +2056,13 @@
           <w:pPr>
             <w:pStyle w:val="Sumrio3"/>
             <w:rPr>
+              <w:rFonts w:asciiTheme="minorHAnsi" w:eastAsiaTheme="minorEastAsia" w:hAnsiTheme="minorHAnsi"/>
               <w:noProof/>
+              <w:sz w:val="22"/>
+              <w:lang w:eastAsia="pt-BR"/>
             </w:rPr>
           </w:pPr>
-          <w:hyperlink w:anchor="_Toc226016877" w:history="1">
+          <w:hyperlink w:anchor="_Toc226618609" w:history="1">
             <w:r>
               <w:rPr>
                 <w:rStyle w:val="Hyperlink"/>
@@ -1538,7 +2072,10 @@
             </w:r>
             <w:r>
               <w:rPr>
-                <w:noProof/>
+                <w:rFonts w:asciiTheme="minorHAnsi" w:eastAsiaTheme="minorEastAsia" w:hAnsiTheme="minorHAnsi"/>
+                <w:noProof/>
+                <w:sz w:val="22"/>
+                <w:lang w:eastAsia="pt-BR"/>
               </w:rPr>
               <w:tab/>
             </w:r>
@@ -1568,7 +2105,7 @@
                 <w:noProof/>
                 <w:webHidden/>
               </w:rPr>
-              <w:instrText xml:space="preserve"> PAGEREF _Toc226016877 \h </w:instrText>
+              <w:instrText xml:space="preserve"> PAGEREF _Toc226618609 \h </w:instrText>
             </w:r>
             <w:r>
               <w:rPr>
@@ -1588,7 +2125,7 @@
                 <w:noProof/>
                 <w:webHidden/>
               </w:rPr>
-              <w:t>13</w:t>
+              <w:t>12</w:t>
             </w:r>
             <w:r>
               <w:rPr>
@@ -1603,10 +2140,13 @@
           <w:pPr>
             <w:pStyle w:val="Sumrio1"/>
             <w:rPr>
+              <w:rFonts w:asciiTheme="minorHAnsi" w:eastAsiaTheme="minorEastAsia" w:hAnsiTheme="minorHAnsi"/>
               <w:noProof/>
+              <w:sz w:val="22"/>
+              <w:lang w:eastAsia="pt-BR"/>
             </w:rPr>
           </w:pPr>
-          <w:hyperlink w:anchor="_Toc226016878" w:history="1">
+          <w:hyperlink w:anchor="_Toc226618610" w:history="1">
             <w:r>
               <w:rPr>
                 <w:rStyle w:val="Hyperlink"/>
@@ -1616,7 +2156,10 @@
             </w:r>
             <w:r>
               <w:rPr>
-                <w:noProof/>
+                <w:rFonts w:asciiTheme="minorHAnsi" w:eastAsiaTheme="minorEastAsia" w:hAnsiTheme="minorHAnsi"/>
+                <w:noProof/>
+                <w:sz w:val="22"/>
+                <w:lang w:eastAsia="pt-BR"/>
               </w:rPr>
               <w:tab/>
             </w:r>
@@ -1646,7 +2189,7 @@
                 <w:noProof/>
                 <w:webHidden/>
               </w:rPr>
-              <w:instrText xml:space="preserve"> PAGEREF _Toc226016878 \h </w:instrText>
+              <w:instrText xml:space="preserve"> PAGEREF _Toc226618610 \h </w:instrText>
             </w:r>
             <w:r>
               <w:rPr>
@@ -1666,7 +2209,7 @@
                 <w:noProof/>
                 <w:webHidden/>
               </w:rPr>
-              <w:t>14</w:t>
+              <w:t>12</w:t>
             </w:r>
             <w:r>
               <w:rPr>
@@ -1681,10 +2224,13 @@
           <w:pPr>
             <w:pStyle w:val="Sumrio2"/>
             <w:rPr>
+              <w:rFonts w:asciiTheme="minorHAnsi" w:eastAsiaTheme="minorEastAsia" w:hAnsiTheme="minorHAnsi"/>
               <w:noProof/>
+              <w:sz w:val="22"/>
+              <w:lang w:eastAsia="pt-BR"/>
             </w:rPr>
           </w:pPr>
-          <w:hyperlink w:anchor="_Toc226016879" w:history="1">
+          <w:hyperlink w:anchor="_Toc226618611" w:history="1">
             <w:r>
               <w:rPr>
                 <w:rStyle w:val="Hyperlink"/>
@@ -1694,7 +2240,10 @@
             </w:r>
             <w:r>
               <w:rPr>
-                <w:noProof/>
+                <w:rFonts w:asciiTheme="minorHAnsi" w:eastAsiaTheme="minorEastAsia" w:hAnsiTheme="minorHAnsi"/>
+                <w:noProof/>
+                <w:sz w:val="22"/>
+                <w:lang w:eastAsia="pt-BR"/>
               </w:rPr>
               <w:tab/>
             </w:r>
@@ -1724,7 +2273,7 @@
                 <w:noProof/>
                 <w:webHidden/>
               </w:rPr>
-              <w:instrText xml:space="preserve"> PAGEREF _Toc226016879 \h </w:instrText>
+              <w:instrText xml:space="preserve"> PAGEREF _Toc226618611 \h </w:instrText>
             </w:r>
             <w:r>
               <w:rPr>
@@ -1744,7 +2293,7 @@
                 <w:noProof/>
                 <w:webHidden/>
               </w:rPr>
-              <w:t>14</w:t>
+              <w:t>13</w:t>
             </w:r>
             <w:r>
               <w:rPr>
@@ -1759,10 +2308,13 @@
           <w:pPr>
             <w:pStyle w:val="Sumrio3"/>
             <w:rPr>
+              <w:rFonts w:asciiTheme="minorHAnsi" w:eastAsiaTheme="minorEastAsia" w:hAnsiTheme="minorHAnsi"/>
               <w:noProof/>
+              <w:sz w:val="22"/>
+              <w:lang w:eastAsia="pt-BR"/>
             </w:rPr>
           </w:pPr>
-          <w:hyperlink w:anchor="_Toc226016880" w:history="1">
+          <w:hyperlink w:anchor="_Toc226618612" w:history="1">
             <w:r>
               <w:rPr>
                 <w:rStyle w:val="Hyperlink"/>
@@ -1772,7 +2324,10 @@
             </w:r>
             <w:r>
               <w:rPr>
-                <w:noProof/>
+                <w:rFonts w:asciiTheme="minorHAnsi" w:eastAsiaTheme="minorEastAsia" w:hAnsiTheme="minorHAnsi"/>
+                <w:noProof/>
+                <w:sz w:val="22"/>
+                <w:lang w:eastAsia="pt-BR"/>
               </w:rPr>
               <w:tab/>
             </w:r>
@@ -1802,7 +2357,7 @@
                 <w:noProof/>
                 <w:webHidden/>
               </w:rPr>
-              <w:instrText xml:space="preserve"> PAGEREF _Toc226016880 \h </w:instrText>
+              <w:instrText xml:space="preserve"> PAGEREF _Toc226618612 \h </w:instrText>
             </w:r>
             <w:r>
               <w:rPr>
@@ -1822,7 +2377,7 @@
                 <w:noProof/>
                 <w:webHidden/>
               </w:rPr>
-              <w:t>14</w:t>
+              <w:t>13</w:t>
             </w:r>
             <w:r>
               <w:rPr>
@@ -1837,10 +2392,13 @@
           <w:pPr>
             <w:pStyle w:val="Sumrio1"/>
             <w:rPr>
+              <w:rFonts w:asciiTheme="minorHAnsi" w:eastAsiaTheme="minorEastAsia" w:hAnsiTheme="minorHAnsi"/>
               <w:noProof/>
+              <w:sz w:val="22"/>
+              <w:lang w:eastAsia="pt-BR"/>
             </w:rPr>
           </w:pPr>
-          <w:hyperlink w:anchor="_Toc226016881" w:history="1">
+          <w:hyperlink w:anchor="_Toc226618613" w:history="1">
             <w:r>
               <w:rPr>
                 <w:rStyle w:val="Hyperlink"/>
@@ -1850,7 +2408,10 @@
             </w:r>
             <w:r>
               <w:rPr>
-                <w:noProof/>
+                <w:rFonts w:asciiTheme="minorHAnsi" w:eastAsiaTheme="minorEastAsia" w:hAnsiTheme="minorHAnsi"/>
+                <w:noProof/>
+                <w:sz w:val="22"/>
+                <w:lang w:eastAsia="pt-BR"/>
               </w:rPr>
               <w:tab/>
             </w:r>
@@ -1880,7 +2441,7 @@
                 <w:noProof/>
                 <w:webHidden/>
               </w:rPr>
-              <w:instrText xml:space="preserve"> PAGEREF _Toc226016881 \h </w:instrText>
+              <w:instrText xml:space="preserve"> PAGEREF _Toc226618613 \h </w:instrText>
             </w:r>
             <w:r>
               <w:rPr>
@@ -1900,7 +2461,7 @@
                 <w:noProof/>
                 <w:webHidden/>
               </w:rPr>
-              <w:t>15</w:t>
+              <w:t>14</w:t>
             </w:r>
             <w:r>
               <w:rPr>
@@ -1915,10 +2476,13 @@
           <w:pPr>
             <w:pStyle w:val="Sumrio2"/>
             <w:rPr>
+              <w:rFonts w:asciiTheme="minorHAnsi" w:eastAsiaTheme="minorEastAsia" w:hAnsiTheme="minorHAnsi"/>
               <w:noProof/>
+              <w:sz w:val="22"/>
+              <w:lang w:eastAsia="pt-BR"/>
             </w:rPr>
           </w:pPr>
-          <w:hyperlink w:anchor="_Toc226016882" w:history="1">
+          <w:hyperlink w:anchor="_Toc226618614" w:history="1">
             <w:r>
               <w:rPr>
                 <w:rStyle w:val="Hyperlink"/>
@@ -1928,7 +2492,10 @@
             </w:r>
             <w:r>
               <w:rPr>
-                <w:noProof/>
+                <w:rFonts w:asciiTheme="minorHAnsi" w:eastAsiaTheme="minorEastAsia" w:hAnsiTheme="minorHAnsi"/>
+                <w:noProof/>
+                <w:sz w:val="22"/>
+                <w:lang w:eastAsia="pt-BR"/>
               </w:rPr>
               <w:tab/>
             </w:r>
@@ -1958,7 +2525,7 @@
                 <w:noProof/>
                 <w:webHidden/>
               </w:rPr>
-              <w:instrText xml:space="preserve"> PAGEREF _Toc226016882 \h </w:instrText>
+              <w:instrText xml:space="preserve"> PAGEREF _Toc226618614 \h </w:instrText>
             </w:r>
             <w:r>
               <w:rPr>
@@ -1978,7 +2545,7 @@
                 <w:noProof/>
                 <w:webHidden/>
               </w:rPr>
-              <w:t>15</w:t>
+              <w:t>14</w:t>
             </w:r>
             <w:r>
               <w:rPr>
@@ -1993,10 +2560,13 @@
           <w:pPr>
             <w:pStyle w:val="Sumrio1"/>
             <w:rPr>
+              <w:rFonts w:asciiTheme="minorHAnsi" w:eastAsiaTheme="minorEastAsia" w:hAnsiTheme="minorHAnsi"/>
               <w:noProof/>
+              <w:sz w:val="22"/>
+              <w:lang w:eastAsia="pt-BR"/>
             </w:rPr>
           </w:pPr>
-          <w:hyperlink w:anchor="_Toc226016883" w:history="1">
+          <w:hyperlink w:anchor="_Toc226618615" w:history="1">
             <w:r>
               <w:rPr>
                 <w:rStyle w:val="Hyperlink"/>
@@ -2006,7 +2576,10 @@
             </w:r>
             <w:r>
               <w:rPr>
-                <w:noProof/>
+                <w:rFonts w:asciiTheme="minorHAnsi" w:eastAsiaTheme="minorEastAsia" w:hAnsiTheme="minorHAnsi"/>
+                <w:noProof/>
+                <w:sz w:val="22"/>
+                <w:lang w:eastAsia="pt-BR"/>
               </w:rPr>
               <w:tab/>
             </w:r>
@@ -2036,7 +2609,7 @@
                 <w:noProof/>
                 <w:webHidden/>
               </w:rPr>
-              <w:instrText xml:space="preserve"> PAGEREF _Toc226016883 \h </w:instrText>
+              <w:instrText xml:space="preserve"> PAGEREF _Toc226618615 \h </w:instrText>
             </w:r>
             <w:r>
               <w:rPr>
@@ -2056,7 +2629,7 @@
                 <w:noProof/>
                 <w:webHidden/>
               </w:rPr>
-              <w:t>15</w:t>
+              <w:t>14</w:t>
             </w:r>
             <w:r>
               <w:rPr>
@@ -2071,10 +2644,13 @@
           <w:pPr>
             <w:pStyle w:val="Sumrio2"/>
             <w:rPr>
+              <w:rFonts w:asciiTheme="minorHAnsi" w:eastAsiaTheme="minorEastAsia" w:hAnsiTheme="minorHAnsi"/>
               <w:noProof/>
+              <w:sz w:val="22"/>
+              <w:lang w:eastAsia="pt-BR"/>
             </w:rPr>
           </w:pPr>
-          <w:hyperlink w:anchor="_Toc226016884" w:history="1">
+          <w:hyperlink w:anchor="_Toc226618616" w:history="1">
             <w:r>
               <w:rPr>
                 <w:rStyle w:val="Hyperlink"/>
@@ -2084,7 +2660,10 @@
             </w:r>
             <w:r>
               <w:rPr>
-                <w:noProof/>
+                <w:rFonts w:asciiTheme="minorHAnsi" w:eastAsiaTheme="minorEastAsia" w:hAnsiTheme="minorHAnsi"/>
+                <w:noProof/>
+                <w:sz w:val="22"/>
+                <w:lang w:eastAsia="pt-BR"/>
               </w:rPr>
               <w:tab/>
             </w:r>
@@ -2114,7 +2693,7 @@
                 <w:noProof/>
                 <w:webHidden/>
               </w:rPr>
-              <w:instrText xml:space="preserve"> PAGEREF _Toc226016884 \h </w:instrText>
+              <w:instrText xml:space="preserve"> PAGEREF _Toc226618616 \h </w:instrText>
             </w:r>
             <w:r>
               <w:rPr>
@@ -2134,7 +2713,7 @@
                 <w:noProof/>
                 <w:webHidden/>
               </w:rPr>
-              <w:t>15</w:t>
+              <w:t>14</w:t>
             </w:r>
             <w:r>
               <w:rPr>
@@ -2149,10 +2728,13 @@
           <w:pPr>
             <w:pStyle w:val="Sumrio2"/>
             <w:rPr>
+              <w:rFonts w:asciiTheme="minorHAnsi" w:eastAsiaTheme="minorEastAsia" w:hAnsiTheme="minorHAnsi"/>
               <w:noProof/>
+              <w:sz w:val="22"/>
+              <w:lang w:eastAsia="pt-BR"/>
             </w:rPr>
           </w:pPr>
-          <w:hyperlink w:anchor="_Toc226016885" w:history="1">
+          <w:hyperlink w:anchor="_Toc226618617" w:history="1">
             <w:r>
               <w:rPr>
                 <w:rStyle w:val="Hyperlink"/>
@@ -2162,7 +2744,10 @@
             </w:r>
             <w:r>
               <w:rPr>
-                <w:noProof/>
+                <w:rFonts w:asciiTheme="minorHAnsi" w:eastAsiaTheme="minorEastAsia" w:hAnsiTheme="minorHAnsi"/>
+                <w:noProof/>
+                <w:sz w:val="22"/>
+                <w:lang w:eastAsia="pt-BR"/>
               </w:rPr>
               <w:tab/>
             </w:r>
@@ -2192,7 +2777,7 @@
                 <w:noProof/>
                 <w:webHidden/>
               </w:rPr>
-              <w:instrText xml:space="preserve"> PAGEREF _Toc226016885 \h </w:instrText>
+              <w:instrText xml:space="preserve"> PAGEREF _Toc226618617 \h </w:instrText>
             </w:r>
             <w:r>
               <w:rPr>
@@ -2254,7 +2839,7 @@
       <w:pPr>
         <w:pStyle w:val="Ttulo1"/>
       </w:pPr>
-      <w:bookmarkStart w:id="0" w:name="_Toc226016870"/>
+      <w:bookmarkStart w:id="0" w:name="_Toc226618602"/>
       <w:r>
         <w:lastRenderedPageBreak/>
         <w:t>INTRODUÇÃO</w:t>
@@ -2271,7 +2856,7 @@
       <w:pPr>
         <w:pStyle w:val="Ttulo2"/>
       </w:pPr>
-      <w:bookmarkStart w:id="1" w:name="_Toc226016871"/>
+      <w:bookmarkStart w:id="1" w:name="_Toc226618603"/>
       <w:r>
         <w:t>Problemática</w:t>
       </w:r>
@@ -2287,7 +2872,7 @@
       <w:pPr>
         <w:pStyle w:val="Ttulo2"/>
       </w:pPr>
-      <w:bookmarkStart w:id="2" w:name="_Toc226016872"/>
+      <w:bookmarkStart w:id="2" w:name="_Toc226618604"/>
       <w:r>
         <w:t>Justificativa</w:t>
       </w:r>
@@ -2325,7 +2910,7 @@
       <w:pPr>
         <w:pStyle w:val="Ttulo2"/>
       </w:pPr>
-      <w:bookmarkStart w:id="3" w:name="_Toc226016873"/>
+      <w:bookmarkStart w:id="3" w:name="_Toc226618605"/>
       <w:r>
         <w:t>Objetivos</w:t>
       </w:r>
@@ -2377,7 +2962,7 @@
       <w:pPr>
         <w:pStyle w:val="Ttulo3"/>
       </w:pPr>
-      <w:bookmarkStart w:id="4" w:name="_Toc226016874"/>
+      <w:bookmarkStart w:id="4" w:name="_Toc226618606"/>
       <w:r>
         <w:lastRenderedPageBreak/>
         <w:t>Objetivo geral</w:t>
@@ -2393,7 +2978,7 @@
       <w:pPr>
         <w:pStyle w:val="Ttulo3"/>
       </w:pPr>
-      <w:bookmarkStart w:id="5" w:name="_Toc226016875"/>
+      <w:bookmarkStart w:id="5" w:name="_Toc226618607"/>
       <w:r>
         <w:t>Objetivos específicos</w:t>
       </w:r>
@@ -2518,7 +3103,7 @@
       <w:r>
         <w:t xml:space="preserve"> </w:t>
       </w:r>
-      <w:bookmarkStart w:id="6" w:name="_Toc226016876"/>
+      <w:bookmarkStart w:id="6" w:name="_Toc226618608"/>
       <w:r>
         <w:t>Metodologia</w:t>
       </w:r>
@@ -2526,22 +3111,14 @@
     </w:p>
     <w:p>
       <w:r>
-        <w:t xml:space="preserve">Morbi fringilla augue orci, tincidunt sodales urna maximus nec. Nullam a </w:t>
-      </w:r>
-      <w:proofErr w:type="gramStart"/>
-      <w:r>
-        <w:t>commodo</w:t>
-      </w:r>
-      <w:proofErr w:type="gramEnd"/>
-      <w:r>
-        <w:t xml:space="preserve"> ex. Vivamus luctus iaculis hendrerit. Fusce scelerisque risus tortor, ac elementum felis sodales quis. Fusce elementum posuere sapien quis aliquam. Quisque ut dolor vel nulla condimentum tincidunt. Maecenas in congue dui, pharetra gravida enim. In hac habitasse platea dictumst. Sed at convallis eros. Pellentesque habitant morbi tristique senectus et netus et malesuada fames ac turpis egestas. Nulla facilisi. Nulla mattis elit odio, in fringilla lorem laoreet eget. Aliquam dignissim auctor metus, quis tristique dui imperdiet eget. Aliquam diam sapien, maximus vitae pellentesque sit amet, placerat vel odio. Etiam vestibulum elit nisi, ac convallis nulla fermentum sed. Aenean ut elit fringilla, hendrerit justo vel, congue odio.</w:t>
+        <w:t>Morbi fringilla augue orci, tincidunt sodales urna maximus nec. Nullam a commodo ex. Vivamus luctus iaculis hendrerit. Fusce scelerisque risus tortor, ac elementum felis sodales quis. Fusce elementum posuere sapien quis aliquam. Quisque ut dolor vel nulla condimentum tincidunt. Maecenas in congue dui, pharetra gravida enim. In hac habitasse platea dictumst. Sed at convallis eros. Pellentesque habitant morbi tristique senectus et netus et malesuada fames ac turpis egestas. Nulla facilisi. Nulla mattis elit odio, in fringilla lorem laoreet eget. Aliquam dignissim auctor metus, quis tristique dui imperdiet eget. Aliquam diam sapien, maximus vitae pellentesque sit amet, placerat vel odio. Etiam vestibulum elit nisi, ac convallis nulla fermentum sed. Aenean ut elit fringilla, hendrerit justo vel, congue odio.</w:t>
       </w:r>
     </w:p>
     <w:p>
       <w:pPr>
         <w:pStyle w:val="Ttulo3"/>
       </w:pPr>
-      <w:bookmarkStart w:id="7" w:name="_Toc226016877"/>
+      <w:bookmarkStart w:id="7" w:name="_Toc226618609"/>
       <w:r>
         <w:t>Resultados Esperados</w:t>
       </w:r>
@@ -2559,7 +3136,7 @@
       <w:pPr>
         <w:pStyle w:val="Ttulo1"/>
       </w:pPr>
-      <w:bookmarkStart w:id="8" w:name="_Toc226016878"/>
+      <w:bookmarkStart w:id="8" w:name="_Toc226618610"/>
       <w:r>
         <w:t>REFERENCIAL TEÓRICO</w:t>
       </w:r>
@@ -2583,7 +3160,7 @@
       <w:pPr>
         <w:pStyle w:val="Ttulo2"/>
       </w:pPr>
-      <w:bookmarkStart w:id="9" w:name="_Toc226016879"/>
+      <w:bookmarkStart w:id="9" w:name="_Toc226618611"/>
       <w:r>
         <w:t>Teste de nível 2</w:t>
       </w:r>
@@ -2596,13 +3173,110 @@
     </w:p>
     <w:p>
       <w:pPr>
+        <w:pStyle w:val="Legenda"/>
+      </w:pPr>
+      <w:bookmarkStart w:id="10" w:name="_Toc226624129"/>
+      <w:r>
+        <w:t xml:space="preserve">Figura </w:t>
+      </w:r>
+      <w:r>
+        <w:fldChar w:fldCharType="begin"/>
+      </w:r>
+      <w:r>
+        <w:instrText xml:space="preserve"> SEQ Figura \* ARABIC </w:instrText>
+      </w:r>
+      <w:r>
+        <w:fldChar w:fldCharType="separate"/>
+      </w:r>
+      <w:r>
+        <w:t>1</w:t>
+      </w:r>
+      <w:r>
+        <w:fldChar w:fldCharType="end"/>
+      </w:r>
+      <w:r>
+        <w:t>: Volintariado no Brasil</w:t>
+      </w:r>
+      <w:bookmarkEnd w:id="10"/>
+    </w:p>
+    <w:p>
+      <w:pPr>
+        <w:pStyle w:val="FonteeImagem"/>
+      </w:pPr>
+      <w:r>
+        <w:rPr>
+          <w:noProof/>
+          <w:lang w:eastAsia="pt-BR"/>
+        </w:rPr>
+        <w:drawing>
+          <wp:inline distT="0" distB="0" distL="0" distR="0">
+            <wp:extent cx="4413250" cy="2481601"/>
+            <wp:effectExtent l="19050" t="19050" r="25400" b="13970"/>
+            <wp:docPr id="1" name="Imagem 1" descr="https://voluntariadoempresarial.com.br/wp-content/uploads/2022/05/image.png"/>
+            <wp:cNvGraphicFramePr>
+              <a:graphicFrameLocks xmlns:a="http://schemas.openxmlformats.org/drawingml/2006/main" noChangeAspect="1"/>
+            </wp:cNvGraphicFramePr>
+            <a:graphic xmlns:a="http://schemas.openxmlformats.org/drawingml/2006/main">
+              <a:graphicData uri="http://schemas.openxmlformats.org/drawingml/2006/picture">
+                <pic:pic xmlns:pic="http://schemas.openxmlformats.org/drawingml/2006/picture">
+                  <pic:nvPicPr>
+                    <pic:cNvPr id="0" name="Picture 1" descr="https://voluntariadoempresarial.com.br/wp-content/uploads/2022/05/image.png"/>
+                    <pic:cNvPicPr>
+                      <a:picLocks noChangeAspect="1" noChangeArrowheads="1"/>
+                    </pic:cNvPicPr>
+                  </pic:nvPicPr>
+                  <pic:blipFill>
+                    <a:blip r:embed="rId6">
+                      <a:extLst>
+                        <a:ext uri="{28A0092B-C50C-407E-A947-70E740481C1C}">
+                          <a14:useLocalDpi xmlns:a14="http://schemas.microsoft.com/office/drawing/2010/main" val="0"/>
+                        </a:ext>
+                      </a:extLst>
+                    </a:blip>
+                    <a:srcRect/>
+                    <a:stretch>
+                      <a:fillRect/>
+                    </a:stretch>
+                  </pic:blipFill>
+                  <pic:spPr bwMode="auto">
+                    <a:xfrm>
+                      <a:off x="0" y="0"/>
+                      <a:ext cx="4429613" cy="2490802"/>
+                    </a:xfrm>
+                    <a:prstGeom prst="rect">
+                      <a:avLst/>
+                    </a:prstGeom>
+                    <a:noFill/>
+                    <a:ln>
+                      <a:solidFill>
+                        <a:schemeClr val="tx1"/>
+                      </a:solidFill>
+                    </a:ln>
+                  </pic:spPr>
+                </pic:pic>
+              </a:graphicData>
+            </a:graphic>
+          </wp:inline>
+        </w:drawing>
+      </w:r>
+    </w:p>
+    <w:p>
+      <w:pPr>
+        <w:pStyle w:val="FonteeImagem"/>
+      </w:pPr>
+      <w:r>
+        <w:t>Fonte: Barcelos, 2022</w:t>
+      </w:r>
+    </w:p>
+    <w:p>
+      <w:pPr>
         <w:pStyle w:val="Ttulo3"/>
       </w:pPr>
-      <w:bookmarkStart w:id="10" w:name="_Toc226016880"/>
+      <w:bookmarkStart w:id="11" w:name="_Toc226618612"/>
       <w:r>
         <w:t>Teste de nível 3</w:t>
       </w:r>
-      <w:bookmarkEnd w:id="10"/>
+      <w:bookmarkEnd w:id="11"/>
     </w:p>
     <w:p>
       <w:r>
@@ -2611,6 +3285,120 @@
     </w:p>
     <w:p>
       <w:pPr>
+        <w:spacing w:after="160"/>
+        <w:ind w:firstLine="0"/>
+        <w:jc w:val="left"/>
+        <w:rPr>
+          <w:b/>
+          <w:iCs/>
+          <w:sz w:val="20"/>
+          <w:szCs w:val="18"/>
+        </w:rPr>
+      </w:pPr>
+      <w:r>
+        <w:br w:type="page"/>
+      </w:r>
+    </w:p>
+    <w:p>
+      <w:pPr>
+        <w:pStyle w:val="Legenda"/>
+      </w:pPr>
+      <w:bookmarkStart w:id="12" w:name="_Toc226624130"/>
+      <w:r>
+        <w:lastRenderedPageBreak/>
+        <w:t xml:space="preserve">Figura </w:t>
+      </w:r>
+      <w:r>
+        <w:fldChar w:fldCharType="begin"/>
+      </w:r>
+      <w:r>
+        <w:instrText xml:space="preserve"> SEQ Figura \* ARABIC </w:instrText>
+      </w:r>
+      <w:r>
+        <w:fldChar w:fldCharType="separate"/>
+      </w:r>
+      <w:r>
+        <w:t>2</w:t>
+      </w:r>
+      <w:r>
+        <w:fldChar w:fldCharType="end"/>
+      </w:r>
+      <w:r>
+        <w:t>: teste</w:t>
+      </w:r>
+      <w:bookmarkEnd w:id="12"/>
+    </w:p>
+    <w:p>
+      <w:pPr>
+        <w:pStyle w:val="FonteeImagem"/>
+      </w:pPr>
+      <w:r>
+        <w:rPr>
+          <w:noProof/>
+          <w:lang w:eastAsia="pt-BR"/>
+        </w:rPr>
+        <w:drawing>
+          <wp:inline distT="0" distB="0" distL="0" distR="0">
+            <wp:extent cx="4732143" cy="3187700"/>
+            <wp:effectExtent l="19050" t="19050" r="11430" b="12700"/>
+            <wp:docPr id="3" name="Imagem 3" descr="https://voluntariadoempresarial.com.br/wp-content/uploads/2022/05/image-3.png"/>
+            <wp:cNvGraphicFramePr>
+              <a:graphicFrameLocks xmlns:a="http://schemas.openxmlformats.org/drawingml/2006/main" noChangeAspect="1"/>
+            </wp:cNvGraphicFramePr>
+            <a:graphic xmlns:a="http://schemas.openxmlformats.org/drawingml/2006/main">
+              <a:graphicData uri="http://schemas.openxmlformats.org/drawingml/2006/picture">
+                <pic:pic xmlns:pic="http://schemas.openxmlformats.org/drawingml/2006/picture">
+                  <pic:nvPicPr>
+                    <pic:cNvPr id="0" name="Picture 5" descr="https://voluntariadoempresarial.com.br/wp-content/uploads/2022/05/image-3.png"/>
+                    <pic:cNvPicPr>
+                      <a:picLocks noChangeAspect="1" noChangeArrowheads="1"/>
+                    </pic:cNvPicPr>
+                  </pic:nvPicPr>
+                  <pic:blipFill>
+                    <a:blip r:embed="rId7">
+                      <a:extLst>
+                        <a:ext uri="{28A0092B-C50C-407E-A947-70E740481C1C}">
+                          <a14:useLocalDpi xmlns:a14="http://schemas.microsoft.com/office/drawing/2010/main" val="0"/>
+                        </a:ext>
+                      </a:extLst>
+                    </a:blip>
+                    <a:srcRect/>
+                    <a:stretch>
+                      <a:fillRect/>
+                    </a:stretch>
+                  </pic:blipFill>
+                  <pic:spPr bwMode="auto">
+                    <a:xfrm>
+                      <a:off x="0" y="0"/>
+                      <a:ext cx="4740131" cy="3193081"/>
+                    </a:xfrm>
+                    <a:prstGeom prst="rect">
+                      <a:avLst/>
+                    </a:prstGeom>
+                    <a:noFill/>
+                    <a:ln>
+                      <a:solidFill>
+                        <a:schemeClr val="tx1"/>
+                      </a:solidFill>
+                    </a:ln>
+                  </pic:spPr>
+                </pic:pic>
+              </a:graphicData>
+            </a:graphic>
+          </wp:inline>
+        </w:drawing>
+      </w:r>
+    </w:p>
+    <w:p>
+      <w:pPr>
+        <w:pStyle w:val="FonteeImagem"/>
+      </w:pPr>
+      <w:r>
+        <w:t>Fonte: Barcelos, 2022</w:t>
+      </w:r>
+    </w:p>
+    <w:p>
+      <w:pPr>
         <w:pStyle w:val="Ttulo4"/>
       </w:pPr>
       <w:r>
@@ -2619,10 +3407,7 @@
     </w:p>
     <w:p>
       <w:r>
-        <w:t xml:space="preserve">Lorem ipsum dolor sit amet, consectetur adipiscing elit. Donec eu tristique neque. Fusce laoreet condimentum elementum. Duis vel congue felis. Aliquam et velit finibus, aliquam justo a, fermentum ipsum. Sed at feugiat augue. Phasellus fermentum dui vitae turpis facilisis feugiat. Nam ullamcorper odio mauris, vel </w:t>
-      </w:r>
-      <w:r>
-        <w:t>egestas quam tincidunt sit amet</w:t>
+        <w:t>Lorem ipsum dolor sit amet, consectetur adipiscing elit. Donec eu tristique neque. Fusce laoreet condimentum elementum. Duis vel congue felis. Aliquam et velit finibus, aliquam justo a, fermentum ipsum. Sed at feugiat augue. Phasellus fermentum dui vitae turpis facilisis feugiat. Nam ullamcorper odio mauris, vel egestas quam tincidunt sit amet</w:t>
       </w:r>
     </w:p>
     <w:p>
@@ -2635,36 +3420,466 @@
         <w:pStyle w:val="Ttulo5"/>
       </w:pPr>
       <w:r>
+        <w:t>Teste de nível 5</w:t>
+      </w:r>
+    </w:p>
+    <w:p>
+      <w:r>
+        <w:t>Lorem ipsum dolor sit amet, consectetur adipiscing elit. Donec eu tristique neque. Fusce laoreet condimentum elementum. Duis vel congue felis. Aliquam et velit finibus, aliquam justo a, fermentum ipsum. Sed at feugiat augue. Phasellus fermentum dui vitae turpis facilisis feugiat. Nam ullamcorper odio mauris, vel egestas quam tincidunt sit amet</w:t>
+      </w:r>
+    </w:p>
+    <w:p>
+      <w:pPr>
+        <w:pStyle w:val="Ttulo1"/>
+      </w:pPr>
+      <w:bookmarkStart w:id="13" w:name="_Toc226618613"/>
+      <w:r>
         <w:lastRenderedPageBreak/>
-        <w:t>Teste de nível 5</w:t>
-      </w:r>
-    </w:p>
-    <w:p>
-      <w:r>
-        <w:t>Lorem ipsum dolor sit amet, consectetur adipiscing elit. Donec eu tristique neque. Fusce laoreet condimentum elementum. Duis vel congue felis. Aliquam et velit finibus, aliquam justo a, fermentum ipsum. Sed at feugiat augue. Phasellus fermentum dui vitae turpis facilisis feugiat. Nam ullamcorper odio mauris, vel egestas quam tincidunt sit amet</w:t>
+        <w:t>IMERSÃO</w:t>
+      </w:r>
+      <w:bookmarkEnd w:id="13"/>
+    </w:p>
+    <w:p>
+      <w:r>
+        <w:t>No contexto de imersão, o</w:t>
+      </w:r>
+      <w:r>
+        <w:t xml:space="preserve"> Design Thinking é definido como uma abordagem mental que transcende a simples criação de produtos, focando na compreensão profunda do comportamento e das necessidades futuras do usuário. Conforme aponta o Sebrae (2024), essa metodologia exige agilidade e a disposição para aprender através da experimentação constante, sempre equilibrando a inovação com a análise de custos. O modelo fundamenta-se nos pilares da empatia — para transformar observações em soluções reais —, na experimentação colaborativa e na prototipagem, que permite validar a viabilidade de uma ideia antes de sua execução final. Estruturado de forma cíclica em quatro fases (imersão, ideação, prototipação e realização), o processo busca humanizar a inovação e converter desafios em oportunidades de negócio (SEBRAE, 2024).</w:t>
+      </w:r>
+    </w:p>
+    <w:p>
+      <w:pPr>
+        <w:pStyle w:val="Ttulo2"/>
+      </w:pPr>
+      <w:bookmarkStart w:id="14" w:name="_Toc226618614"/>
+      <w:r>
+        <w:t>Caderno de Sensibilidade</w:t>
+      </w:r>
+      <w:bookmarkEnd w:id="14"/>
+    </w:p>
+    <w:p>
+      <w:pPr>
+        <w:pStyle w:val="Legenda"/>
+      </w:pPr>
+      <w:bookmarkStart w:id="15" w:name="_Toc226624255"/>
+      <w:r>
+        <w:t xml:space="preserve">Quadro </w:t>
+      </w:r>
+      <w:r>
+        <w:fldChar w:fldCharType="begin"/>
+      </w:r>
+      <w:r>
+        <w:instrText xml:space="preserve"> SEQ Quadro \* ARABIC </w:instrText>
+      </w:r>
+      <w:r>
+        <w:fldChar w:fldCharType="separate"/>
+      </w:r>
+      <w:r>
+        <w:t>1</w:t>
+      </w:r>
+      <w:r>
+        <w:fldChar w:fldCharType="end"/>
+      </w:r>
+      <w:r>
+        <w:t>: Caderno de Sensibilidade</w:t>
+      </w:r>
+      <w:bookmarkEnd w:id="15"/>
+    </w:p>
+    <w:tbl>
+      <w:tblPr>
+        <w:tblStyle w:val="Tabelacomgrade"/>
+        <w:tblW w:w="0" w:type="auto"/>
+        <w:tblLook w:val="04A0" w:firstRow="1" w:lastRow="0" w:firstColumn="1" w:lastColumn="0" w:noHBand="0" w:noVBand="1"/>
+      </w:tblPr>
+      <w:tblGrid>
+        <w:gridCol w:w="7083"/>
+        <w:gridCol w:w="1978"/>
+      </w:tblGrid>
+      <w:tr>
+        <w:tc>
+          <w:tcPr>
+            <w:tcW w:w="7083" w:type="dxa"/>
+          </w:tcPr>
+          <w:p>
+            <w:pPr>
+              <w:ind w:firstLine="0"/>
+              <w:jc w:val="center"/>
+              <w:rPr>
+                <w:b/>
+              </w:rPr>
+            </w:pPr>
+            <w:r>
+              <w:rPr>
+                <w:b/>
+              </w:rPr>
+              <w:t>Frase</w:t>
+            </w:r>
+          </w:p>
+        </w:tc>
+        <w:tc>
+          <w:tcPr>
+            <w:tcW w:w="1978" w:type="dxa"/>
+          </w:tcPr>
+          <w:p>
+            <w:pPr>
+              <w:ind w:firstLine="0"/>
+              <w:jc w:val="center"/>
+              <w:rPr>
+                <w:b/>
+              </w:rPr>
+            </w:pPr>
+            <w:r>
+              <w:rPr>
+                <w:b/>
+              </w:rPr>
+              <w:t>Sentimento</w:t>
+            </w:r>
+          </w:p>
+        </w:tc>
+      </w:tr>
+      <w:tr>
+        <w:tc>
+          <w:tcPr>
+            <w:tcW w:w="7083" w:type="dxa"/>
+          </w:tcPr>
+          <w:p>
+            <w:pPr>
+              <w:ind w:firstLine="0"/>
+            </w:pPr>
+            <w:r>
+              <w:t>Morbi fringilla augue orci, tincidunt sodales urna maximus nec. Nullam a commodo ex.</w:t>
+            </w:r>
+          </w:p>
+        </w:tc>
+        <w:tc>
+          <w:tcPr>
+            <w:tcW w:w="1978" w:type="dxa"/>
+          </w:tcPr>
+          <w:p>
+            <w:pPr>
+              <w:ind w:firstLine="0"/>
+              <w:rPr>
+                <w:rFonts w:ascii="Segoe UI Symbol" w:hAnsi="Segoe UI Symbol"/>
+                <w:sz w:val="60"/>
+                <w:szCs w:val="60"/>
+              </w:rPr>
+            </w:pPr>
+            <w:r>
+              <w:rPr>
+                <w:rFonts w:ascii="Segoe UI Symbol" w:hAnsi="Segoe UI Symbol"/>
+                <w:sz w:val="60"/>
+                <w:szCs w:val="60"/>
+              </w:rPr>
+              <w:t>😊</w:t>
+            </w:r>
+          </w:p>
+        </w:tc>
+      </w:tr>
+      <w:tr>
+        <w:tc>
+          <w:tcPr>
+            <w:tcW w:w="7083" w:type="dxa"/>
+          </w:tcPr>
+          <w:p>
+            <w:pPr>
+              <w:ind w:firstLine="0"/>
+            </w:pPr>
+            <w:r>
+              <w:t>Morbi fringilla augue orci, tincidunt sodales urna maximus nec. Nullam a commodo ex.</w:t>
+            </w:r>
+          </w:p>
+        </w:tc>
+        <w:tc>
+          <w:tcPr>
+            <w:tcW w:w="1978" w:type="dxa"/>
+          </w:tcPr>
+          <w:p>
+            <w:pPr>
+              <w:ind w:firstLine="0"/>
+              <w:rPr>
+                <w:rFonts w:ascii="Segoe UI Symbol" w:hAnsi="Segoe UI Symbol"/>
+                <w:sz w:val="60"/>
+                <w:szCs w:val="60"/>
+              </w:rPr>
+            </w:pPr>
+            <w:r>
+              <w:rPr>
+                <w:rFonts w:ascii="Segoe UI Symbol" w:hAnsi="Segoe UI Symbol"/>
+                <w:sz w:val="60"/>
+                <w:szCs w:val="60"/>
+              </w:rPr>
+              <w:t>😁</w:t>
+            </w:r>
+          </w:p>
+        </w:tc>
+      </w:tr>
+      <w:tr>
+        <w:tc>
+          <w:tcPr>
+            <w:tcW w:w="7083" w:type="dxa"/>
+          </w:tcPr>
+          <w:p>
+            <w:pPr>
+              <w:ind w:firstLine="0"/>
+            </w:pPr>
+            <w:r>
+              <w:t>Morbi fringilla augue orci, tincidunt sodales urna maximus nec. Nullam a commodo ex.</w:t>
+            </w:r>
+          </w:p>
+        </w:tc>
+        <w:tc>
+          <w:tcPr>
+            <w:tcW w:w="1978" w:type="dxa"/>
+          </w:tcPr>
+          <w:p>
+            <w:pPr>
+              <w:ind w:firstLine="0"/>
+              <w:rPr>
+                <w:rFonts w:ascii="Segoe UI Symbol" w:hAnsi="Segoe UI Symbol" w:cs="Arial"/>
+                <w:sz w:val="60"/>
+                <w:szCs w:val="60"/>
+              </w:rPr>
+            </w:pPr>
+            <w:r>
+              <w:rPr>
+                <w:rFonts w:ascii="Segoe UI Symbol" w:hAnsi="Segoe UI Symbol" w:cs="Arial"/>
+                <w:sz w:val="60"/>
+                <w:szCs w:val="60"/>
+              </w:rPr>
+              <w:t>😭</w:t>
+            </w:r>
+          </w:p>
+        </w:tc>
+      </w:tr>
+      <w:tr>
+        <w:tc>
+          <w:tcPr>
+            <w:tcW w:w="7083" w:type="dxa"/>
+          </w:tcPr>
+          <w:p>
+            <w:pPr>
+              <w:ind w:firstLine="0"/>
+            </w:pPr>
+            <w:r>
+              <w:t>Morbi fringilla augue orci, tincidunt sodales urna maximus nec. Nullam a commodo ex.</w:t>
+            </w:r>
+          </w:p>
+        </w:tc>
+        <w:tc>
+          <w:tcPr>
+            <w:tcW w:w="1978" w:type="dxa"/>
+          </w:tcPr>
+          <w:p>
+            <w:pPr>
+              <w:ind w:firstLine="0"/>
+              <w:rPr>
+                <w:rFonts w:ascii="Segoe UI Symbol" w:hAnsi="Segoe UI Symbol"/>
+                <w:sz w:val="60"/>
+                <w:szCs w:val="60"/>
+              </w:rPr>
+            </w:pPr>
+            <w:r>
+              <w:rPr>
+                <w:rFonts w:ascii="Segoe UI Symbol" w:hAnsi="Segoe UI Symbol"/>
+                <w:sz w:val="60"/>
+                <w:szCs w:val="60"/>
+              </w:rPr>
+              <w:t>😆</w:t>
+            </w:r>
+          </w:p>
+        </w:tc>
+      </w:tr>
+    </w:tbl>
+    <w:p>
+      <w:pPr>
+        <w:pStyle w:val="FonteeImagem"/>
+      </w:pPr>
+      <w:r>
+        <w:t>Fonte: Os autores, 2026</w:t>
+      </w:r>
+    </w:p>
+    <w:p>
+      <w:pPr>
+        <w:pStyle w:val="Ttulo2"/>
+      </w:pPr>
+      <w:r>
+        <w:t>Pesquisa de Campo</w:t>
+      </w:r>
+    </w:p>
+    <w:p>
+      <w:pPr>
+        <w:ind w:firstLine="0"/>
+      </w:pPr>
+      <w:r>
+        <w:t>Aqui vai a introdução explicando a pesquisa</w:t>
+      </w:r>
+    </w:p>
+    <w:p>
+      <w:pPr>
+        <w:pStyle w:val="Legenda"/>
+      </w:pPr>
+    </w:p>
+    <w:p>
+      <w:pPr>
+        <w:pStyle w:val="Legenda"/>
+      </w:pPr>
+    </w:p>
+    <w:p>
+      <w:pPr>
+        <w:pStyle w:val="Legenda"/>
+      </w:pPr>
+    </w:p>
+    <w:p>
+      <w:pPr>
+        <w:pStyle w:val="Legenda"/>
+      </w:pPr>
+    </w:p>
+    <w:p>
+      <w:pPr>
+        <w:pStyle w:val="Legenda"/>
+      </w:pPr>
+    </w:p>
+    <w:p>
+      <w:pPr>
+        <w:pStyle w:val="Legenda"/>
+      </w:pPr>
+    </w:p>
+    <w:p>
+      <w:pPr>
+        <w:pStyle w:val="Legenda"/>
+      </w:pPr>
+    </w:p>
+    <w:p>
+      <w:pPr>
+        <w:pStyle w:val="Legenda"/>
+      </w:pPr>
+    </w:p>
+    <w:p>
+      <w:pPr>
+        <w:pStyle w:val="Legenda"/>
+      </w:pPr>
+    </w:p>
+    <w:p>
+      <w:pPr>
+        <w:pStyle w:val="Legenda"/>
+      </w:pPr>
+      <w:bookmarkStart w:id="16" w:name="_Toc226624157"/>
+      <w:r>
+        <w:lastRenderedPageBreak/>
+        <w:t xml:space="preserve">Gráfico </w:t>
+      </w:r>
+      <w:r>
+        <w:fldChar w:fldCharType="begin"/>
+      </w:r>
+      <w:r>
+        <w:instrText xml:space="preserve"> SEQ Gráfico \* ARABIC </w:instrText>
+      </w:r>
+      <w:r>
+        <w:fldChar w:fldCharType="separate"/>
+      </w:r>
+      <w:r>
+        <w:t>1</w:t>
+      </w:r>
+      <w:r>
+        <w:fldChar w:fldCharType="end"/>
+      </w:r>
+      <w:r>
+        <w:t>: Idade do Púlblico Alvo</w:t>
+      </w:r>
+      <w:bookmarkEnd w:id="16"/>
+    </w:p>
+    <w:p>
+      <w:pPr>
+        <w:ind w:firstLine="0"/>
+      </w:pPr>
+      <w:r>
+        <w:rPr>
+          <w:noProof/>
+          <w:lang w:eastAsia="pt-BR"/>
+        </w:rPr>
+        <w:drawing>
+          <wp:inline distT="0" distB="0" distL="0" distR="0">
+            <wp:extent cx="5486400" cy="3200400"/>
+            <wp:effectExtent l="0" t="0" r="0" b="0"/>
+            <wp:docPr id="4" name="Gráfico 4"/>
+            <wp:cNvGraphicFramePr/>
+            <a:graphic xmlns:a="http://schemas.openxmlformats.org/drawingml/2006/main">
+              <a:graphicData uri="http://schemas.openxmlformats.org/drawingml/2006/chart">
+                <c:chart xmlns:c="http://schemas.openxmlformats.org/drawingml/2006/chart" xmlns:r="http://schemas.openxmlformats.org/officeDocument/2006/relationships" r:id="rId8"/>
+              </a:graphicData>
+            </a:graphic>
+          </wp:inline>
+        </w:drawing>
+      </w:r>
+    </w:p>
+    <w:p>
+      <w:pPr>
+        <w:pStyle w:val="FonteeImagem"/>
+      </w:pPr>
+      <w:r>
+        <w:t>Fonte</w:t>
+      </w:r>
+      <w:r>
+        <w:t>: os autores, 2026</w:t>
       </w:r>
     </w:p>
     <w:p>
       <w:pPr>
         <w:pStyle w:val="Ttulo1"/>
       </w:pPr>
-      <w:bookmarkStart w:id="11" w:name="_Toc226016881"/>
-      <w:r>
-        <w:t>IMERSÃO</w:t>
-      </w:r>
-      <w:bookmarkEnd w:id="11"/>
+      <w:bookmarkStart w:id="17" w:name="_Toc226618615"/>
+      <w:r>
+        <w:t>ANÁLISE E SÍNTESE</w:t>
+      </w:r>
+      <w:bookmarkEnd w:id="17"/>
+    </w:p>
+    <w:p>
+      <w:r>
+        <w:t>Morbi fringilla augue orci, tincidunt sodales urna maximus nec. Nullam a commodo ex. Vivamus luctus iaculis hendrerit. Fusce scelerisque risus tortor, ac elementum felis sodales quis. Fusce elementum posuere sapien quis aliquam. Quisque ut dolor vel nulla condimentum tincidunt. Maecenas in congue dui, pharetra gravida enim. In hac habitasse platea dictumst. Sed at convallis eros. Pellentesque habitant morbi tristique senectus et netus et malesuada fames ac turpis egestas. Nulla facilisi. Nulla mattis elit odio, in fringilla lorem laoreet eget. Aliquam dignissim auctor metus, quis tristique dui imperdiet eget. Aliquam diam sapien, maximus vitae pellentesque sit amet, placerat vel odio. Etiam vestibulum elit nisi, ac convallis nulla fermentum sed. Aenean ut elit fringilla, hendrerit justo vel, congue odio.</w:t>
+      </w:r>
     </w:p>
     <w:p>
       <w:pPr>
         <w:pStyle w:val="Ttulo2"/>
       </w:pPr>
-      <w:bookmarkStart w:id="12" w:name="_Toc226016882"/>
-      <w:bookmarkStart w:id="13" w:name="_GoBack"/>
-      <w:bookmarkEnd w:id="13"/>
-      <w:r>
-        <w:t>Caderno de Sensibilidade</w:t>
-      </w:r>
-      <w:bookmarkEnd w:id="12"/>
+      <w:bookmarkStart w:id="18" w:name="_Toc226618616"/>
+      <w:r>
+        <w:t>Brainstorming</w:t>
+      </w:r>
+      <w:bookmarkEnd w:id="18"/>
+    </w:p>
+    <w:p>
+      <w:pPr>
+        <w:pStyle w:val="Citao"/>
+      </w:pPr>
+      <w:r>
+        <w:rPr>
+          <w:rStyle w:val="CitaoChar"/>
+        </w:rPr>
+        <w:t>O brainstorming é um termo super conhecido no mundo do marketing e da publicidade.  No entanto, a prática não é exclusiva dessas áreas e pode ser usada para estimular o surgimento de soluções criativas em qualquer tipo de segmento. A tempestade de ideias, em português, é feita por meio de reuniões que permitem o compartilhamento de ideias, soluções e insights valiosos para a empresa. Nesse sentido, negócios de todos os tamanhos e segmentos podem adotar a prática do brainstorming. Porém, de nada adianta esperar que um milagre aconteça – é preciso seguir algumas práticas que podem aguçar a criação de ideias pertinentes.</w:t>
+      </w:r>
+      <w:r>
+        <w:t xml:space="preserve"> (Salesforms Brasil, 2023)</w:t>
+      </w:r>
+    </w:p>
+    <w:p>
+      <w:r>
+        <w:t xml:space="preserve">Morbi fringilla augue orci, tincidunt sodales urna maximus nec. Nullam a commodo ex. Vivamus luctus iaculis hendrerit. Fusce scelerisque risus tortor, ac elementum felis sodales quis. Fusce elementum posuere sapien quis aliquam. Quisque ut dolor vel nulla condimentum tincidunt. Maecenas in congue dui, pharetra gravida enim. In hac habitasse platea dictumst. Sed at convallis eros. Pellentesque </w:t>
+      </w:r>
+      <w:r>
+        <w:lastRenderedPageBreak/>
+        <w:t>habitant morbi tristique senectus et netus et malesuada fames ac turpis egestas. Nulla facilisi. Nulla mattis elit odio, in fringilla lorem laoreet eget. Aliquam dignissim auctor metus, quis tristique dui imperdiet eget. Aliquam diam sapien, maximus vitae pellentesque sit amet, placerat vel odio. Etiam vestibulum elit nisi, ac convallis nulla fermentum sed. Aenean ut elit fringilla, hendrerit justo vel, congue odio.</w:t>
+      </w:r>
+    </w:p>
+    <w:p>
+      <w:pPr>
+        <w:pStyle w:val="Ttulo2"/>
+      </w:pPr>
+      <w:bookmarkStart w:id="19" w:name="_Toc226618617"/>
+      <w:r>
+        <w:t>Persona</w:t>
+      </w:r>
+      <w:bookmarkEnd w:id="19"/>
     </w:p>
     <w:p>
       <w:r>
@@ -2684,76 +3899,399 @@
       </w:r>
       <w:proofErr w:type="gramEnd"/>
       <w:r>
-        <w:t xml:space="preserve"> rutrum tellus. Sed vel lectus sollicitudin dolor dictum suscipit id a sem. Etiam semper mi a diam tempus, et cursus magna faucibus.</w:t>
+        <w:t xml:space="preserve"> rutrum tellus. Sed vel lectus sollicitudin dolor dictum suscipit id a sem. Etiam semper mi a diam tempus, et cursus magna faucibus</w:t>
+      </w:r>
+      <w:r>
+        <w:t>.</w:t>
       </w:r>
     </w:p>
     <w:p>
       <w:pPr>
         <w:pStyle w:val="Ttulo1"/>
       </w:pPr>
-      <w:bookmarkStart w:id="14" w:name="_Toc226016883"/>
-      <w:r>
-        <w:t>ANÁLISE E SÍNTESE</w:t>
-      </w:r>
-      <w:bookmarkEnd w:id="14"/>
-    </w:p>
-    <w:p>
-      <w:r>
-        <w:t>Morbi fringilla augue orci, tincidunt sodales urna maximus nec. Nullam a commodo ex. Vivamus luctus iaculis hendrerit. Fusce scelerisque risus tortor, ac elementum felis sodales quis. Fusce elementum posuere sapien quis aliquam. Quisque ut dolor vel nulla condimentum tincidunt. Maecenas in congue dui, pharetra gravida enim. In hac habitasse platea dictumst. Sed at convallis eros. Pellentesque habitant morbi tristique senectus et netus et malesuada fames ac turpis egestas. Nulla facilisi. Nulla mattis elit odio, in fringilla lorem laoreet eget. Aliquam dignissim auctor metus, quis tristique dui imperdiet eget. Aliquam diam sapien, maximus vitae pellentesque sit amet, placerat vel odio. Etiam vestibulum elit nisi, ac convallis nulla fermentum sed. Aenean ut elit fringilla, hendrerit justo vel, congue odio.</w:t>
+      <w:r>
+        <w:t>ASPECTOS ESTRATÉGICOS</w:t>
+      </w:r>
+    </w:p>
+    <w:p/>
+    <w:p/>
+    <w:p>
+      <w:pPr>
+        <w:ind w:firstLine="0"/>
+      </w:pPr>
+    </w:p>
+    <w:p>
+      <w:pPr>
+        <w:spacing w:after="160"/>
+        <w:ind w:firstLine="0"/>
+        <w:jc w:val="left"/>
+        <w:rPr>
+          <w:rFonts w:eastAsiaTheme="majorEastAsia" w:cstheme="majorBidi"/>
+          <w:b/>
+          <w:szCs w:val="26"/>
+          <w:shd w:val="clear" w:color="auto" w:fill="FFFFFF"/>
+        </w:rPr>
+      </w:pPr>
+      <w:r>
+        <w:br w:type="page"/>
       </w:r>
     </w:p>
     <w:p>
       <w:pPr>
         <w:pStyle w:val="Ttulo2"/>
       </w:pPr>
-      <w:bookmarkStart w:id="15" w:name="_Toc226016884"/>
-      <w:r>
-        <w:t>Brainstorming</w:t>
-      </w:r>
-      <w:bookmarkEnd w:id="15"/>
-    </w:p>
-    <w:p>
-      <w:r>
-        <w:t>Morbi fringilla augue orci, tincidunt sodales urna maximus nec. Nullam a commodo ex. Vivamus luctus iaculis hendrerit. Fusce scelerisque risus tortor, ac elementum felis sodales quis. Fusce elementum posuere sapien quis aliquam. Quisque ut dolor vel nulla condimentum tincidunt. Maecenas in congue dui, pharetra gravida enim. In hac habitasse platea dictumst. Sed at convallis eros. Pellentesque habitant morbi tristique senectus et netus et malesuada fames ac turpis egestas. Nulla facilisi. Nulla mattis elit odio, in fringilla lorem laoreet eget. Aliquam dignissim auctor metus, quis tristique dui imperdiet eget. Aliquam diam sapien, maximus vitae pellentesque sit amet, placerat vel odio. Etiam vestibulum elit nisi, ac convallis nulla fermentum sed. Aenean ut elit fringilla, hendrerit justo vel, congue odio.</w:t>
-      </w:r>
-    </w:p>
-    <w:p>
-      <w:pPr>
-        <w:pStyle w:val="Ttulo2"/>
-      </w:pPr>
-      <w:bookmarkStart w:id="16" w:name="_Toc226016885"/>
-      <w:r>
-        <w:t>Persona</w:t>
-      </w:r>
-      <w:bookmarkEnd w:id="16"/>
-    </w:p>
-    <w:p>
-      <w:r>
-        <w:t xml:space="preserve">Aliquam justo quam, congue eget </w:t>
+      <w:r>
+        <w:lastRenderedPageBreak/>
+        <w:t>Planejamento Financeiro</w:t>
+      </w:r>
+    </w:p>
+    <w:p>
+      <w:pPr>
+        <w:pStyle w:val="Legenda"/>
+        <w:keepNext/>
+      </w:pPr>
+      <w:bookmarkStart w:id="20" w:name="_Toc226624355"/>
+      <w:r>
+        <w:t xml:space="preserve">Tabela </w:t>
+      </w:r>
+      <w:r>
+        <w:fldChar w:fldCharType="begin"/>
+      </w:r>
+      <w:r>
+        <w:instrText xml:space="preserve"> SEQ Tabela \* ARABIC </w:instrText>
+      </w:r>
+      <w:r>
+        <w:fldChar w:fldCharType="separate"/>
+      </w:r>
+      <w:r>
+        <w:rPr>
+          <w:noProof/>
+        </w:rPr>
+        <w:t>1</w:t>
+      </w:r>
+      <w:r>
+        <w:fldChar w:fldCharType="end"/>
+      </w:r>
+      <w:r>
+        <w:t>: Valores dos Planos</w:t>
+      </w:r>
+      <w:bookmarkEnd w:id="20"/>
+    </w:p>
+    <w:tbl>
+      <w:tblPr>
+        <w:tblStyle w:val="Tabelacomgrade"/>
+        <w:tblW w:w="9111" w:type="dxa"/>
+        <w:tblBorders>
+          <w:left w:val="none" w:sz="0" w:space="0" w:color="auto"/>
+          <w:right w:val="none" w:sz="0" w:space="0" w:color="auto"/>
+        </w:tblBorders>
+        <w:tblLook w:val="04A0" w:firstRow="1" w:lastRow="0" w:firstColumn="1" w:lastColumn="0" w:noHBand="0" w:noVBand="1"/>
+      </w:tblPr>
+      <w:tblGrid>
+        <w:gridCol w:w="4555"/>
+        <w:gridCol w:w="4556"/>
+      </w:tblGrid>
+      <w:tr>
+        <w:trPr>
+          <w:trHeight w:val="508"/>
+        </w:trPr>
+        <w:tc>
+          <w:tcPr>
+            <w:tcW w:w="4555" w:type="dxa"/>
+          </w:tcPr>
+          <w:p>
+            <w:pPr>
+              <w:ind w:firstLine="0"/>
+              <w:jc w:val="center"/>
+              <w:rPr>
+                <w:b/>
+              </w:rPr>
+            </w:pPr>
+            <w:r>
+              <w:rPr>
+                <w:b/>
+              </w:rPr>
+              <w:t>Plano</w:t>
+            </w:r>
+          </w:p>
+        </w:tc>
+        <w:tc>
+          <w:tcPr>
+            <w:tcW w:w="4556" w:type="dxa"/>
+          </w:tcPr>
+          <w:p>
+            <w:pPr>
+              <w:ind w:firstLine="0"/>
+              <w:jc w:val="center"/>
+              <w:rPr>
+                <w:b/>
+              </w:rPr>
+            </w:pPr>
+            <w:r>
+              <w:rPr>
+                <w:b/>
+              </w:rPr>
+              <w:t>Preço</w:t>
+            </w:r>
+          </w:p>
+        </w:tc>
+      </w:tr>
+      <w:tr>
+        <w:trPr>
+          <w:trHeight w:val="495"/>
+        </w:trPr>
+        <w:tc>
+          <w:tcPr>
+            <w:tcW w:w="4555" w:type="dxa"/>
+          </w:tcPr>
+          <w:p>
+            <w:pPr>
+              <w:ind w:firstLine="0"/>
+            </w:pPr>
+            <w:r>
+              <w:t>Bronze</w:t>
+            </w:r>
+          </w:p>
+        </w:tc>
+        <w:tc>
+          <w:tcPr>
+            <w:tcW w:w="4556" w:type="dxa"/>
+          </w:tcPr>
+          <w:p>
+            <w:pPr>
+              <w:ind w:firstLine="0"/>
+            </w:pPr>
+            <w:r>
+              <w:t>R$12,90</w:t>
+            </w:r>
+          </w:p>
+        </w:tc>
+      </w:tr>
+      <w:tr>
+        <w:trPr>
+          <w:trHeight w:val="508"/>
+        </w:trPr>
+        <w:tc>
+          <w:tcPr>
+            <w:tcW w:w="4555" w:type="dxa"/>
+          </w:tcPr>
+          <w:p>
+            <w:pPr>
+              <w:ind w:firstLine="0"/>
+            </w:pPr>
+            <w:r>
+              <w:t>Prata</w:t>
+            </w:r>
+          </w:p>
+        </w:tc>
+        <w:tc>
+          <w:tcPr>
+            <w:tcW w:w="4556" w:type="dxa"/>
+          </w:tcPr>
+          <w:p>
+            <w:pPr>
+              <w:ind w:firstLine="0"/>
+            </w:pPr>
+            <w:r>
+              <w:t>R$29,90</w:t>
+            </w:r>
+          </w:p>
+        </w:tc>
+      </w:tr>
+      <w:tr>
+        <w:trPr>
+          <w:trHeight w:val="495"/>
+        </w:trPr>
+        <w:tc>
+          <w:tcPr>
+            <w:tcW w:w="4555" w:type="dxa"/>
+          </w:tcPr>
+          <w:p>
+            <w:pPr>
+              <w:ind w:firstLine="0"/>
+            </w:pPr>
+            <w:r>
+              <w:t>Ouro</w:t>
+            </w:r>
+          </w:p>
+        </w:tc>
+        <w:tc>
+          <w:tcPr>
+            <w:tcW w:w="4556" w:type="dxa"/>
+          </w:tcPr>
+          <w:p>
+            <w:pPr>
+              <w:ind w:firstLine="0"/>
+            </w:pPr>
+            <w:r>
+              <w:t>R$49,90</w:t>
+            </w:r>
+          </w:p>
+        </w:tc>
+      </w:tr>
+      <w:tr>
+        <w:trPr>
+          <w:trHeight w:val="508"/>
+        </w:trPr>
+        <w:tc>
+          <w:tcPr>
+            <w:tcW w:w="4555" w:type="dxa"/>
+          </w:tcPr>
+          <w:p>
+            <w:pPr>
+              <w:ind w:firstLine="0"/>
+            </w:pPr>
+            <w:r>
+              <w:t>Diamante</w:t>
+            </w:r>
+          </w:p>
+        </w:tc>
+        <w:tc>
+          <w:tcPr>
+            <w:tcW w:w="4556" w:type="dxa"/>
+          </w:tcPr>
+          <w:p>
+            <w:pPr>
+              <w:ind w:firstLine="0"/>
+            </w:pPr>
+            <w:r>
+              <w:t>R$99,90</w:t>
+            </w:r>
+          </w:p>
+        </w:tc>
+      </w:tr>
+    </w:tbl>
+    <w:p>
+      <w:pPr>
+        <w:pStyle w:val="FonteeImagem"/>
+      </w:pPr>
+      <w:r>
+        <w:rPr>
+          <w:u w:val="single"/>
+        </w:rPr>
+        <w:t>Fonte</w:t>
+      </w:r>
+      <w:r>
+        <w:t>: Os autores, 2026</w:t>
+      </w:r>
+    </w:p>
+    <w:p/>
+    <w:p/>
+    <w:p>
+      <w:pPr>
+        <w:pStyle w:val="SemEspaamento"/>
+      </w:pPr>
+      <w:r>
+        <w:br w:type="page"/>
+      </w:r>
+      <w:r>
+        <w:lastRenderedPageBreak/>
+        <w:t>REFERÊNCIAS</w:t>
+      </w:r>
+    </w:p>
+    <w:p>
+      <w:pPr>
+        <w:pStyle w:val="SemEspaamento"/>
+        <w:jc w:val="both"/>
+      </w:pPr>
+    </w:p>
+    <w:p>
+      <w:pPr>
+        <w:ind w:firstLine="0"/>
+      </w:pPr>
+      <w:r>
+        <w:t xml:space="preserve">SEBRAE. Design thinking: inovação pela criação de valor para o cliente. [S. l.], 2024. Disponível em: </w:t>
+      </w:r>
+      <w:hyperlink r:id="rId9" w:history="1">
+        <w:r>
+          <w:rPr>
+            <w:rStyle w:val="Hyperlink"/>
+            <w:color w:val="auto"/>
+            <w:u w:val="none"/>
+          </w:rPr>
+          <w:t>https://sebrae.com.br/sites/PortalSebrae/artigos/design-thinking-inovacao-pela-criacao-de-valor-para-o</w:t>
+        </w:r>
+      </w:hyperlink>
+      <w:r>
+        <w:t xml:space="preserve"> cliente,c06e9889ce11a410VgnVCM1000003b74010aRCRD. Acesso em: 9 abr. 2026.</w:t>
+      </w:r>
+    </w:p>
+    <w:p>
+      <w:pPr>
+        <w:ind w:firstLine="0"/>
+        <w:rPr>
+          <w:sz w:val="22"/>
+        </w:rPr>
+      </w:pPr>
+      <w:bookmarkStart w:id="21" w:name="_GoBack"/>
+      <w:bookmarkEnd w:id="21"/>
+    </w:p>
+    <w:p>
+      <w:pPr>
+        <w:ind w:firstLine="0"/>
+        <w:rPr>
+          <w:sz w:val="22"/>
+        </w:rPr>
+      </w:pPr>
+      <w:r>
+        <w:rPr>
+          <w:sz w:val="22"/>
+        </w:rPr>
+        <w:t>SALESFORCE</w:t>
+      </w:r>
+      <w:r>
+        <w:rPr>
+          <w:sz w:val="22"/>
+        </w:rPr>
+        <w:t xml:space="preserve"> BRASIL</w:t>
+      </w:r>
+      <w:r>
+        <w:rPr>
+          <w:sz w:val="22"/>
+        </w:rPr>
+        <w:t xml:space="preserve">. </w:t>
+      </w:r>
+      <w:r>
+        <w:rPr>
+          <w:b/>
+          <w:sz w:val="22"/>
+        </w:rPr>
+        <w:t>Brainstorming: o que é, como fazer e técnicas</w:t>
+      </w:r>
+      <w:r>
+        <w:rPr>
+          <w:sz w:val="22"/>
+        </w:rPr>
+        <w:t xml:space="preserve">. [S. l.], </w:t>
       </w:r>
       <w:proofErr w:type="gramStart"/>
       <w:r>
-        <w:t>magna ut</w:t>
+        <w:rPr>
+          <w:sz w:val="22"/>
+        </w:rPr>
+        <w:t>10  de</w:t>
       </w:r>
       <w:proofErr w:type="gramEnd"/>
       <w:r>
-        <w:t xml:space="preserve">, sagittis ultrices neque. Praesent laoreet diam et purus vulputate, et consectetur leo dictum. Vivamus mi ex, ultrices eu </w:t>
-      </w:r>
-      <w:r>
-        <w:lastRenderedPageBreak/>
-        <w:t xml:space="preserve">velit a, pellentesque fringilla ante. Donec nec nunc nibh. Sed nec dapibus </w:t>
-      </w:r>
-      <w:proofErr w:type="gramStart"/>
-      <w:r>
-        <w:t>sem, bibendum</w:t>
-      </w:r>
-      <w:proofErr w:type="gramEnd"/>
-      <w:r>
-        <w:t xml:space="preserve"> rutrum tellus. Sed vel lectus sollicitudin dolor dictum suscipit id a sem. Etiam semper mi a diam t</w:t>
-      </w:r>
-      <w:r>
-        <w:t>empus, et cursus magna faucibus</w:t>
-      </w:r>
+        <w:rPr>
+          <w:sz w:val="22"/>
+        </w:rPr>
+        <w:t xml:space="preserve"> nov. </w:t>
+      </w:r>
+      <w:r>
+        <w:rPr>
+          <w:sz w:val="22"/>
+        </w:rPr>
+        <w:t>2023. Disponível em: https://www.salesforce.com/br/blog/brainstorming/. Acesso em: 9 abr. 2026.</w:t>
+      </w:r>
+    </w:p>
+    <w:p>
+      <w:pPr>
+        <w:ind w:firstLine="0"/>
+        <w:rPr>
+          <w:sz w:val="22"/>
+        </w:rPr>
+      </w:pPr>
     </w:p>
     <w:p/>
     <w:p/>
@@ -2769,7 +4307,7 @@
 </file>
 
 <file path=word/numbering.xml><?xml version="1.0" encoding="utf-8"?>
-<w:numbering xmlns:wpc="http://schemas.microsoft.com/office/word/2010/wordprocessingCanvas" xmlns:cx="http://schemas.microsoft.com/office/drawing/2014/chartex" xmlns:mc="http://schemas.openxmlformats.org/markup-compatibility/2006" xmlns:o="urn:schemas-microsoft-com:office:office" xmlns:r="http://schemas.openxmlformats.org/officeDocument/2006/relationships" xmlns:m="http://schemas.openxmlformats.org/officeDocument/2006/math" xmlns:v="urn:schemas-microsoft-com:vml" xmlns:wp14="http://schemas.microsoft.com/office/word/2010/wordprocessingDrawing" xmlns:wp="http://schemas.openxmlformats.org/drawingml/2006/wordprocessingDrawing" xmlns:w10="urn:schemas-microsoft-com:office:word" xmlns:w="http://schemas.openxmlformats.org/wordprocessingml/2006/main" xmlns:w14="http://schemas.microsoft.com/office/word/2010/wordml" xmlns:w15="http://schemas.microsoft.com/office/word/2012/wordml" xmlns:w16se="http://schemas.microsoft.com/office/word/2015/wordml/symex" xmlns:wpg="http://schemas.microsoft.com/office/word/2010/wordprocessingGroup" xmlns:wpi="http://schemas.microsoft.com/office/word/2010/wordprocessingInk" xmlns:wne="http://schemas.microsoft.com/office/word/2006/wordml" xmlns:wps="http://schemas.microsoft.com/office/word/2010/wordprocessingShape" mc:Ignorable="w14 w15 w16se wp14">
+<w:numbering xmlns:wpc="http://schemas.microsoft.com/office/word/2010/wordprocessingCanvas" xmlns:cx="http://schemas.microsoft.com/office/drawing/2014/chartex" xmlns:cx1="http://schemas.microsoft.com/office/drawing/2015/9/8/chartex" xmlns:mc="http://schemas.openxmlformats.org/markup-compatibility/2006" xmlns:o="urn:schemas-microsoft-com:office:office" xmlns:r="http://schemas.openxmlformats.org/officeDocument/2006/relationships" xmlns:m="http://schemas.openxmlformats.org/officeDocument/2006/math" xmlns:v="urn:schemas-microsoft-com:vml" xmlns:wp14="http://schemas.microsoft.com/office/word/2010/wordprocessingDrawing" xmlns:wp="http://schemas.openxmlformats.org/drawingml/2006/wordprocessingDrawing" xmlns:w10="urn:schemas-microsoft-com:office:word" xmlns:w="http://schemas.openxmlformats.org/wordprocessingml/2006/main" xmlns:w14="http://schemas.microsoft.com/office/word/2010/wordml" xmlns:w15="http://schemas.microsoft.com/office/word/2012/wordml" xmlns:w16se="http://schemas.microsoft.com/office/word/2015/wordml/symex" xmlns:wpg="http://schemas.microsoft.com/office/word/2010/wordprocessingGroup" xmlns:wpi="http://schemas.microsoft.com/office/word/2010/wordprocessingInk" xmlns:wne="http://schemas.microsoft.com/office/word/2006/wordml" xmlns:wps="http://schemas.microsoft.com/office/word/2010/wordprocessingShape" mc:Ignorable="w14 w15 w16se wp14">
   <w:abstractNum w:abstractNumId="0" w15:restartNumberingAfterBreak="0">
     <w:nsid w:val="555D1D34"/>
     <w:multiLevelType w:val="hybridMultilevel"/>
@@ -3790,7 +5328,1006 @@
       <w:contextualSpacing/>
     </w:pPr>
   </w:style>
+  <w:style w:type="paragraph" w:customStyle="1" w:styleId="epigrafe">
+    <w:name w:val="epigrafe"/>
+    <w:basedOn w:val="Normal"/>
+    <w:link w:val="epigrafeChar"/>
+    <w:qFormat/>
+    <w:rsid w:val="00D310A9"/>
+    <w:pPr>
+      <w:spacing w:after="160"/>
+      <w:ind w:firstLine="0"/>
+    </w:pPr>
+    <w:rPr>
+      <w:rFonts w:cs="Arial"/>
+      <w:color w:val="0A0A0A"/>
+      <w:shd w:val="clear" w:color="auto" w:fill="FFFFFF"/>
+    </w:rPr>
+  </w:style>
+  <w:style w:type="paragraph" w:styleId="Citao">
+    <w:name w:val="Quote"/>
+    <w:basedOn w:val="Normal"/>
+    <w:next w:val="Normal"/>
+    <w:link w:val="CitaoChar"/>
+    <w:uiPriority w:val="29"/>
+    <w:qFormat/>
+    <w:rsid w:val="00FD0466"/>
+    <w:pPr>
+      <w:spacing w:before="120" w:line="240" w:lineRule="auto"/>
+      <w:ind w:left="2268" w:firstLine="0"/>
+    </w:pPr>
+    <w:rPr>
+      <w:iCs/>
+      <w:color w:val="000000" w:themeColor="text1"/>
+      <w:sz w:val="20"/>
+    </w:rPr>
+  </w:style>
+  <w:style w:type="character" w:customStyle="1" w:styleId="epigrafeChar">
+    <w:name w:val="epigrafe Char"/>
+    <w:basedOn w:val="Fontepargpadro"/>
+    <w:link w:val="epigrafe"/>
+    <w:rsid w:val="00D310A9"/>
+    <w:rPr>
+      <w:rFonts w:ascii="Arial" w:hAnsi="Arial" w:cs="Arial"/>
+      <w:color w:val="0A0A0A"/>
+      <w:sz w:val="24"/>
+    </w:rPr>
+  </w:style>
+  <w:style w:type="character" w:customStyle="1" w:styleId="CitaoChar">
+    <w:name w:val="Citação Char"/>
+    <w:basedOn w:val="Fontepargpadro"/>
+    <w:link w:val="Citao"/>
+    <w:uiPriority w:val="29"/>
+    <w:rsid w:val="00FD0466"/>
+    <w:rPr>
+      <w:rFonts w:ascii="Arial" w:hAnsi="Arial"/>
+      <w:iCs/>
+      <w:color w:val="000000" w:themeColor="text1"/>
+      <w:sz w:val="20"/>
+    </w:rPr>
+  </w:style>
+  <w:style w:type="paragraph" w:customStyle="1" w:styleId="FonteeImagem">
+    <w:name w:val="Fonte e Imagem"/>
+    <w:basedOn w:val="Normal"/>
+    <w:link w:val="FonteeImagemChar"/>
+    <w:qFormat/>
+    <w:rsid w:val="00360D15"/>
+    <w:pPr>
+      <w:spacing w:before="120" w:line="240" w:lineRule="auto"/>
+      <w:ind w:firstLine="0"/>
+      <w:jc w:val="center"/>
+    </w:pPr>
+    <w:rPr>
+      <w:sz w:val="20"/>
+    </w:rPr>
+  </w:style>
+  <w:style w:type="table" w:styleId="Tabelacomgrade">
+    <w:name w:val="Table Grid"/>
+    <w:basedOn w:val="Tabelanormal"/>
+    <w:uiPriority w:val="39"/>
+    <w:rsid w:val="005E7A9F"/>
+    <w:pPr>
+      <w:spacing w:after="0" w:line="240" w:lineRule="auto"/>
+    </w:pPr>
+    <w:tblPr>
+      <w:tblBorders>
+        <w:top w:val="single" w:sz="4" w:space="0" w:color="auto"/>
+        <w:left w:val="single" w:sz="4" w:space="0" w:color="auto"/>
+        <w:bottom w:val="single" w:sz="4" w:space="0" w:color="auto"/>
+        <w:right w:val="single" w:sz="4" w:space="0" w:color="auto"/>
+        <w:insideH w:val="single" w:sz="4" w:space="0" w:color="auto"/>
+        <w:insideV w:val="single" w:sz="4" w:space="0" w:color="auto"/>
+      </w:tblBorders>
+    </w:tblPr>
+  </w:style>
+  <w:style w:type="character" w:customStyle="1" w:styleId="FonteeImagemChar">
+    <w:name w:val="Fonte e Imagem Char"/>
+    <w:basedOn w:val="Fontepargpadro"/>
+    <w:link w:val="FonteeImagem"/>
+    <w:rsid w:val="00360D15"/>
+    <w:rPr>
+      <w:rFonts w:ascii="Arial" w:hAnsi="Arial"/>
+      <w:sz w:val="20"/>
+    </w:rPr>
+  </w:style>
+  <w:style w:type="paragraph" w:styleId="Legenda">
+    <w:name w:val="caption"/>
+    <w:basedOn w:val="Normal"/>
+    <w:next w:val="Normal"/>
+    <w:uiPriority w:val="35"/>
+    <w:unhideWhenUsed/>
+    <w:qFormat/>
+    <w:rsid w:val="009166F6"/>
+    <w:pPr>
+      <w:spacing w:before="120" w:line="240" w:lineRule="auto"/>
+      <w:ind w:firstLine="0"/>
+      <w:jc w:val="center"/>
+    </w:pPr>
+    <w:rPr>
+      <w:b/>
+      <w:iCs/>
+      <w:sz w:val="20"/>
+      <w:szCs w:val="18"/>
+    </w:rPr>
+  </w:style>
+  <w:style w:type="paragraph" w:styleId="ndicedeilustraes">
+    <w:name w:val="table of figures"/>
+    <w:basedOn w:val="Normal"/>
+    <w:next w:val="Normal"/>
+    <w:uiPriority w:val="99"/>
+    <w:unhideWhenUsed/>
+    <w:rsid w:val="009166F6"/>
+    <w:pPr>
+      <w:spacing w:after="0"/>
+    </w:pPr>
+  </w:style>
 </w:styles>
+</file>
+
+<file path=word/charts/chart1.xml><?xml version="1.0" encoding="utf-8"?>
+<c:chartSpace xmlns:c="http://schemas.openxmlformats.org/drawingml/2006/chart" xmlns:a="http://schemas.openxmlformats.org/drawingml/2006/main" xmlns:r="http://schemas.openxmlformats.org/officeDocument/2006/relationships" xmlns:c16r2="http://schemas.microsoft.com/office/drawing/2015/06/chart">
+  <c:date1904 val="0"/>
+  <c:lang val="pt-BR"/>
+  <c:roundedCorners val="0"/>
+  <mc:AlternateContent xmlns:mc="http://schemas.openxmlformats.org/markup-compatibility/2006">
+    <mc:Choice xmlns:c14="http://schemas.microsoft.com/office/drawing/2007/8/2/chart" Requires="c14">
+      <c14:style val="102"/>
+    </mc:Choice>
+    <mc:Fallback>
+      <c:style val="2"/>
+    </mc:Fallback>
+  </mc:AlternateContent>
+  <c:chart>
+    <c:title>
+      <c:overlay val="0"/>
+      <c:spPr>
+        <a:noFill/>
+        <a:ln>
+          <a:noFill/>
+        </a:ln>
+        <a:effectLst/>
+      </c:spPr>
+      <c:txPr>
+        <a:bodyPr rot="0" spcFirstLastPara="1" vertOverflow="ellipsis" vert="horz" wrap="square" anchor="ctr" anchorCtr="1"/>
+        <a:lstStyle/>
+        <a:p>
+          <a:pPr>
+            <a:defRPr sz="1500" b="1" i="0" u="none" strike="noStrike" kern="1200" cap="all" spc="100" normalizeH="0" baseline="0">
+              <a:solidFill>
+                <a:schemeClr val="lt1"/>
+              </a:solidFill>
+              <a:latin typeface="+mn-lt"/>
+              <a:ea typeface="+mn-ea"/>
+              <a:cs typeface="+mn-cs"/>
+            </a:defRPr>
+          </a:pPr>
+          <a:endParaRPr lang="pt-BR"/>
+        </a:p>
+      </c:txPr>
+    </c:title>
+    <c:autoTitleDeleted val="0"/>
+    <c:plotArea>
+      <c:layout/>
+      <c:pieChart>
+        <c:varyColors val="1"/>
+        <c:ser>
+          <c:idx val="0"/>
+          <c:order val="0"/>
+          <c:tx>
+            <c:strRef>
+              <c:f>Planilha1!$B$1</c:f>
+              <c:strCache>
+                <c:ptCount val="1"/>
+                <c:pt idx="0">
+                  <c:v>Idade</c:v>
+                </c:pt>
+              </c:strCache>
+            </c:strRef>
+          </c:tx>
+          <c:spPr>
+            <a:solidFill>
+              <a:schemeClr val="lt1"/>
+            </a:solidFill>
+            <a:ln w="19050">
+              <a:solidFill>
+                <a:schemeClr val="accent1"/>
+              </a:solidFill>
+            </a:ln>
+            <a:effectLst/>
+          </c:spPr>
+          <c:dPt>
+            <c:idx val="0"/>
+            <c:bubble3D val="0"/>
+            <c:spPr>
+              <a:solidFill>
+                <a:schemeClr val="lt1"/>
+              </a:solidFill>
+              <a:ln w="19050">
+                <a:solidFill>
+                  <a:schemeClr val="accent1"/>
+                </a:solidFill>
+              </a:ln>
+              <a:effectLst/>
+            </c:spPr>
+            <c:extLst>
+              <c:ext xmlns:c16="http://schemas.microsoft.com/office/drawing/2014/chart" uri="{C3380CC4-5D6E-409C-BE32-E72D297353CC}">
+                <c16:uniqueId val="{00000001-2AAD-474D-8CAE-89D59C5B9BEA}"/>
+              </c:ext>
+            </c:extLst>
+          </c:dPt>
+          <c:dPt>
+            <c:idx val="1"/>
+            <c:bubble3D val="0"/>
+            <c:spPr>
+              <a:solidFill>
+                <a:schemeClr val="lt1"/>
+              </a:solidFill>
+              <a:ln w="19050">
+                <a:solidFill>
+                  <a:schemeClr val="accent1"/>
+                </a:solidFill>
+              </a:ln>
+              <a:effectLst/>
+            </c:spPr>
+            <c:extLst>
+              <c:ext xmlns:c16="http://schemas.microsoft.com/office/drawing/2014/chart" uri="{C3380CC4-5D6E-409C-BE32-E72D297353CC}">
+                <c16:uniqueId val="{00000003-2AAD-474D-8CAE-89D59C5B9BEA}"/>
+              </c:ext>
+            </c:extLst>
+          </c:dPt>
+          <c:dPt>
+            <c:idx val="2"/>
+            <c:bubble3D val="0"/>
+            <c:spPr>
+              <a:solidFill>
+                <a:schemeClr val="lt1"/>
+              </a:solidFill>
+              <a:ln w="19050">
+                <a:solidFill>
+                  <a:schemeClr val="accent1"/>
+                </a:solidFill>
+              </a:ln>
+              <a:effectLst/>
+            </c:spPr>
+            <c:extLst>
+              <c:ext xmlns:c16="http://schemas.microsoft.com/office/drawing/2014/chart" uri="{C3380CC4-5D6E-409C-BE32-E72D297353CC}">
+                <c16:uniqueId val="{00000005-2AAD-474D-8CAE-89D59C5B9BEA}"/>
+              </c:ext>
+            </c:extLst>
+          </c:dPt>
+          <c:dPt>
+            <c:idx val="3"/>
+            <c:bubble3D val="0"/>
+            <c:spPr>
+              <a:solidFill>
+                <a:schemeClr val="lt1"/>
+              </a:solidFill>
+              <a:ln w="19050">
+                <a:solidFill>
+                  <a:schemeClr val="accent1"/>
+                </a:solidFill>
+              </a:ln>
+              <a:effectLst/>
+            </c:spPr>
+            <c:extLst>
+              <c:ext xmlns:c16="http://schemas.microsoft.com/office/drawing/2014/chart" uri="{C3380CC4-5D6E-409C-BE32-E72D297353CC}">
+                <c16:uniqueId val="{00000007-2AAD-474D-8CAE-89D59C5B9BEA}"/>
+              </c:ext>
+            </c:extLst>
+          </c:dPt>
+          <c:dLbls>
+            <c:spPr>
+              <a:noFill/>
+              <a:ln>
+                <a:noFill/>
+              </a:ln>
+              <a:effectLst/>
+            </c:spPr>
+            <c:txPr>
+              <a:bodyPr rot="0" spcFirstLastPara="1" vertOverflow="ellipsis" vert="horz" wrap="square" lIns="38100" tIns="19050" rIns="38100" bIns="19050" anchor="ctr" anchorCtr="1">
+                <a:spAutoFit/>
+              </a:bodyPr>
+              <a:lstStyle/>
+              <a:p>
+                <a:pPr>
+                  <a:defRPr sz="900" b="1" i="0" u="none" strike="noStrike" kern="1200" baseline="0">
+                    <a:solidFill>
+                      <a:schemeClr val="accent1"/>
+                    </a:solidFill>
+                    <a:latin typeface="+mn-lt"/>
+                    <a:ea typeface="+mn-ea"/>
+                    <a:cs typeface="+mn-cs"/>
+                  </a:defRPr>
+                </a:pPr>
+                <a:endParaRPr lang="pt-BR"/>
+              </a:p>
+            </c:txPr>
+            <c:dLblPos val="inEnd"/>
+            <c:showLegendKey val="0"/>
+            <c:showVal val="0"/>
+            <c:showCatName val="1"/>
+            <c:showSerName val="0"/>
+            <c:showPercent val="1"/>
+            <c:showBubbleSize val="0"/>
+            <c:showLeaderLines val="1"/>
+            <c:leaderLines>
+              <c:spPr>
+                <a:ln w="9525">
+                  <a:solidFill>
+                    <a:schemeClr val="accent1">
+                      <a:lumMod val="60000"/>
+                      <a:lumOff val="40000"/>
+                    </a:schemeClr>
+                  </a:solidFill>
+                </a:ln>
+                <a:effectLst/>
+              </c:spPr>
+            </c:leaderLines>
+            <c:extLst>
+              <c:ext xmlns:c15="http://schemas.microsoft.com/office/drawing/2012/chart" uri="{CE6537A1-D6FC-4f65-9D91-7224C49458BB}"/>
+            </c:extLst>
+          </c:dLbls>
+          <c:cat>
+            <c:strRef>
+              <c:f>Planilha1!$A$2:$A$5</c:f>
+              <c:strCache>
+                <c:ptCount val="4"/>
+                <c:pt idx="0">
+                  <c:v>15 a 18 anos</c:v>
+                </c:pt>
+                <c:pt idx="1">
+                  <c:v>18 a 30 anos</c:v>
+                </c:pt>
+                <c:pt idx="2">
+                  <c:v>30 a 50 anos</c:v>
+                </c:pt>
+                <c:pt idx="3">
+                  <c:v>mais de 50</c:v>
+                </c:pt>
+              </c:strCache>
+            </c:strRef>
+          </c:cat>
+          <c:val>
+            <c:numRef>
+              <c:f>Planilha1!$B$2:$B$5</c:f>
+              <c:numCache>
+                <c:formatCode>0%</c:formatCode>
+                <c:ptCount val="4"/>
+                <c:pt idx="0">
+                  <c:v>0.25</c:v>
+                </c:pt>
+                <c:pt idx="1">
+                  <c:v>0.4</c:v>
+                </c:pt>
+                <c:pt idx="2">
+                  <c:v>0.25</c:v>
+                </c:pt>
+                <c:pt idx="3">
+                  <c:v>0.1</c:v>
+                </c:pt>
+              </c:numCache>
+            </c:numRef>
+          </c:val>
+          <c:extLst>
+            <c:ext xmlns:c16="http://schemas.microsoft.com/office/drawing/2014/chart" uri="{C3380CC4-5D6E-409C-BE32-E72D297353CC}">
+              <c16:uniqueId val="{00000000-69BE-40A3-8FA7-66C2A277AFDA}"/>
+            </c:ext>
+          </c:extLst>
+        </c:ser>
+        <c:dLbls>
+          <c:dLblPos val="inEnd"/>
+          <c:showLegendKey val="0"/>
+          <c:showVal val="0"/>
+          <c:showCatName val="1"/>
+          <c:showSerName val="0"/>
+          <c:showPercent val="1"/>
+          <c:showBubbleSize val="0"/>
+          <c:showLeaderLines val="1"/>
+        </c:dLbls>
+        <c:firstSliceAng val="0"/>
+      </c:pieChart>
+      <c:spPr>
+        <a:noFill/>
+        <a:ln>
+          <a:noFill/>
+        </a:ln>
+        <a:effectLst/>
+      </c:spPr>
+    </c:plotArea>
+    <c:plotVisOnly val="1"/>
+    <c:dispBlanksAs val="gap"/>
+    <c:showDLblsOverMax val="0"/>
+  </c:chart>
+  <c:spPr>
+    <a:solidFill>
+      <a:schemeClr val="accent1"/>
+    </a:solidFill>
+    <a:ln w="9525" cap="flat" cmpd="sng" algn="ctr">
+      <a:solidFill>
+        <a:schemeClr val="tx1"/>
+      </a:solidFill>
+      <a:round/>
+    </a:ln>
+    <a:effectLst/>
+  </c:spPr>
+  <c:txPr>
+    <a:bodyPr/>
+    <a:lstStyle/>
+    <a:p>
+      <a:pPr>
+        <a:defRPr/>
+      </a:pPr>
+      <a:endParaRPr lang="pt-BR"/>
+    </a:p>
+  </c:txPr>
+  <c:externalData r:id="rId3">
+    <c:autoUpdate val="0"/>
+  </c:externalData>
+</c:chartSpace>
+</file>
+
+<file path=word/charts/colors1.xml><?xml version="1.0" encoding="utf-8"?>
+<cs:colorStyle xmlns:cs="http://schemas.microsoft.com/office/drawing/2012/chartStyle" xmlns:a="http://schemas.openxmlformats.org/drawingml/2006/main" meth="cycle" id="10">
+  <a:schemeClr val="accent1"/>
+  <a:schemeClr val="accent2"/>
+  <a:schemeClr val="accent3"/>
+  <a:schemeClr val="accent4"/>
+  <a:schemeClr val="accent5"/>
+  <a:schemeClr val="accent6"/>
+  <cs:variation/>
+  <cs:variation>
+    <a:lumMod val="60000"/>
+  </cs:variation>
+  <cs:variation>
+    <a:lumMod val="80000"/>
+    <a:lumOff val="20000"/>
+  </cs:variation>
+  <cs:variation>
+    <a:lumMod val="80000"/>
+  </cs:variation>
+  <cs:variation>
+    <a:lumMod val="60000"/>
+    <a:lumOff val="40000"/>
+  </cs:variation>
+  <cs:variation>
+    <a:lumMod val="50000"/>
+  </cs:variation>
+  <cs:variation>
+    <a:lumMod val="70000"/>
+    <a:lumOff val="30000"/>
+  </cs:variation>
+  <cs:variation>
+    <a:lumMod val="70000"/>
+  </cs:variation>
+  <cs:variation>
+    <a:lumMod val="50000"/>
+    <a:lumOff val="50000"/>
+  </cs:variation>
+</cs:colorStyle>
+</file>
+
+<file path=word/charts/style1.xml><?xml version="1.0" encoding="utf-8"?>
+<cs:chartStyle xmlns:cs="http://schemas.microsoft.com/office/drawing/2012/chartStyle" xmlns:a="http://schemas.openxmlformats.org/drawingml/2006/main" id="260">
+  <cs:axisTitle>
+    <cs:lnRef idx="0"/>
+    <cs:fillRef idx="0"/>
+    <cs:effectRef idx="0"/>
+    <cs:fontRef idx="minor">
+      <a:schemeClr val="lt1"/>
+    </cs:fontRef>
+    <cs:defRPr sz="900" b="1" kern="1200"/>
+  </cs:axisTitle>
+  <cs:categoryAxis>
+    <cs:lnRef idx="0">
+      <cs:styleClr val="0"/>
+    </cs:lnRef>
+    <cs:fillRef idx="0"/>
+    <cs:effectRef idx="0"/>
+    <cs:fontRef idx="minor">
+      <a:schemeClr val="lt1"/>
+    </cs:fontRef>
+    <cs:spPr>
+      <a:ln w="3175" cap="flat" cmpd="sng" algn="ctr">
+        <a:solidFill>
+          <a:schemeClr val="phClr">
+            <a:lumMod val="60000"/>
+            <a:lumOff val="40000"/>
+          </a:schemeClr>
+        </a:solidFill>
+        <a:round/>
+      </a:ln>
+    </cs:spPr>
+    <cs:defRPr sz="800" kern="1200" cap="all" spc="150" normalizeH="0" baseline="0"/>
+  </cs:categoryAxis>
+  <cs:chartArea>
+    <cs:lnRef idx="0">
+      <cs:styleClr val="0"/>
+    </cs:lnRef>
+    <cs:fillRef idx="0">
+      <cs:styleClr val="0"/>
+    </cs:fillRef>
+    <cs:effectRef idx="0"/>
+    <cs:fontRef idx="minor">
+      <a:schemeClr val="dk1"/>
+    </cs:fontRef>
+    <cs:spPr>
+      <a:solidFill>
+        <a:schemeClr val="phClr"/>
+      </a:solidFill>
+      <a:ln w="9525" cap="flat" cmpd="sng" algn="ctr">
+        <a:solidFill>
+          <a:schemeClr val="phClr"/>
+        </a:solidFill>
+        <a:round/>
+      </a:ln>
+    </cs:spPr>
+    <cs:defRPr sz="1000" kern="1200"/>
+  </cs:chartArea>
+  <cs:dataLabel>
+    <cs:lnRef idx="0">
+      <cs:styleClr val="0"/>
+    </cs:lnRef>
+    <cs:fillRef idx="0"/>
+    <cs:effectRef idx="0"/>
+    <cs:fontRef idx="minor">
+      <cs:styleClr val="0"/>
+    </cs:fontRef>
+    <cs:defRPr sz="900" b="1" kern="1200"/>
+  </cs:dataLabel>
+  <cs:dataLabelCallout>
+    <cs:lnRef idx="0">
+      <cs:styleClr val="0"/>
+    </cs:lnRef>
+    <cs:fillRef idx="0"/>
+    <cs:effectRef idx="0"/>
+    <cs:fontRef idx="minor">
+      <cs:styleClr val="0"/>
+    </cs:fontRef>
+    <cs:spPr>
+      <a:solidFill>
+        <a:schemeClr val="lt1"/>
+      </a:solidFill>
+      <a:ln>
+        <a:solidFill>
+          <a:schemeClr val="phClr"/>
+        </a:solidFill>
+      </a:ln>
+    </cs:spPr>
+    <cs:defRPr sz="900" b="1" kern="1200"/>
+    <cs:bodyPr rot="0" spcFirstLastPara="1" vertOverflow="clip" horzOverflow="clip" vert="horz" wrap="square" lIns="36576" tIns="18288" rIns="36576" bIns="18288" anchor="ctr" anchorCtr="1">
+      <a:spAutoFit/>
+    </cs:bodyPr>
+  </cs:dataLabelCallout>
+  <cs:dataPoint>
+    <cs:lnRef idx="0">
+      <cs:styleClr val="0"/>
+    </cs:lnRef>
+    <cs:fillRef idx="0"/>
+    <cs:effectRef idx="0"/>
+    <cs:fontRef idx="minor">
+      <a:schemeClr val="dk1"/>
+    </cs:fontRef>
+    <cs:spPr>
+      <a:solidFill>
+        <a:schemeClr val="lt1"/>
+      </a:solidFill>
+      <a:ln w="19050">
+        <a:solidFill>
+          <a:schemeClr val="phClr"/>
+        </a:solidFill>
+      </a:ln>
+    </cs:spPr>
+  </cs:dataPoint>
+  <cs:dataPoint3D>
+    <cs:lnRef idx="0"/>
+    <cs:fillRef idx="0">
+      <cs:styleClr val="auto"/>
+    </cs:fillRef>
+    <cs:effectRef idx="0"/>
+    <cs:fontRef idx="minor">
+      <a:schemeClr val="dk1"/>
+    </cs:fontRef>
+    <cs:spPr>
+      <a:solidFill>
+        <a:schemeClr val="phClr"/>
+      </a:solidFill>
+    </cs:spPr>
+  </cs:dataPoint3D>
+  <cs:dataPointLine>
+    <cs:lnRef idx="0">
+      <cs:styleClr val="auto"/>
+    </cs:lnRef>
+    <cs:fillRef idx="0"/>
+    <cs:effectRef idx="0">
+      <cs:styleClr val="auto"/>
+    </cs:effectRef>
+    <cs:fontRef idx="minor">
+      <a:schemeClr val="dk1"/>
+    </cs:fontRef>
+    <cs:spPr>
+      <a:ln w="34925" cap="rnd">
+        <a:solidFill>
+          <a:schemeClr val="lt1"/>
+        </a:solidFill>
+        <a:round/>
+      </a:ln>
+      <a:effectLst>
+        <a:outerShdw dist="25400" dir="2700000" algn="tl" rotWithShape="0">
+          <a:schemeClr val="phClr"/>
+        </a:outerShdw>
+      </a:effectLst>
+    </cs:spPr>
+  </cs:dataPointLine>
+  <cs:dataPointMarker>
+    <cs:lnRef idx="0"/>
+    <cs:fillRef idx="0">
+      <cs:styleClr val="auto"/>
+    </cs:fillRef>
+    <cs:effectRef idx="0"/>
+    <cs:fontRef idx="minor">
+      <a:schemeClr val="dk1"/>
+    </cs:fontRef>
+    <cs:spPr>
+      <a:solidFill>
+        <a:schemeClr val="phClr"/>
+      </a:solidFill>
+      <a:ln w="22225">
+        <a:solidFill>
+          <a:schemeClr val="lt1"/>
+        </a:solidFill>
+        <a:round/>
+      </a:ln>
+    </cs:spPr>
+  </cs:dataPointMarker>
+  <cs:dataPointMarkerLayout symbol="circle" size="5"/>
+  <cs:dataPointWireframe>
+    <cs:lnRef idx="0">
+      <cs:styleClr val="auto"/>
+    </cs:lnRef>
+    <cs:fillRef idx="0"/>
+    <cs:effectRef idx="0"/>
+    <cs:fontRef idx="minor">
+      <a:schemeClr val="dk1"/>
+    </cs:fontRef>
+    <cs:spPr>
+      <a:ln w="9525" cap="rnd">
+        <a:solidFill>
+          <a:schemeClr val="phClr"/>
+        </a:solidFill>
+        <a:round/>
+      </a:ln>
+    </cs:spPr>
+  </cs:dataPointWireframe>
+  <cs:dataTable>
+    <cs:lnRef idx="0">
+      <cs:styleClr val="0"/>
+    </cs:lnRef>
+    <cs:fillRef idx="0"/>
+    <cs:effectRef idx="0"/>
+    <cs:fontRef idx="minor">
+      <a:schemeClr val="lt1"/>
+    </cs:fontRef>
+    <cs:spPr>
+      <a:ln w="9525">
+        <a:solidFill>
+          <a:schemeClr val="phClr">
+            <a:lumMod val="60000"/>
+            <a:lumOff val="40000"/>
+          </a:schemeClr>
+        </a:solidFill>
+      </a:ln>
+    </cs:spPr>
+    <cs:defRPr sz="900" kern="1200"/>
+  </cs:dataTable>
+  <cs:downBar>
+    <cs:lnRef idx="0">
+      <cs:styleClr val="0"/>
+    </cs:lnRef>
+    <cs:fillRef idx="0"/>
+    <cs:effectRef idx="0"/>
+    <cs:fontRef idx="minor">
+      <a:schemeClr val="dk1"/>
+    </cs:fontRef>
+    <cs:spPr>
+      <a:solidFill>
+        <a:schemeClr val="dk1">
+          <a:lumMod val="35000"/>
+          <a:lumOff val="65000"/>
+        </a:schemeClr>
+      </a:solidFill>
+      <a:ln w="9525">
+        <a:solidFill>
+          <a:schemeClr val="phClr">
+            <a:lumMod val="60000"/>
+            <a:lumOff val="40000"/>
+          </a:schemeClr>
+        </a:solidFill>
+      </a:ln>
+    </cs:spPr>
+  </cs:downBar>
+  <cs:dropLine>
+    <cs:lnRef idx="0">
+      <cs:styleClr val="0"/>
+    </cs:lnRef>
+    <cs:fillRef idx="0"/>
+    <cs:effectRef idx="0"/>
+    <cs:fontRef idx="minor">
+      <a:schemeClr val="dk1"/>
+    </cs:fontRef>
+    <cs:spPr>
+      <a:ln w="9525">
+        <a:solidFill>
+          <a:schemeClr val="phClr">
+            <a:lumMod val="60000"/>
+            <a:lumOff val="40000"/>
+          </a:schemeClr>
+        </a:solidFill>
+        <a:prstDash val="dash"/>
+      </a:ln>
+    </cs:spPr>
+  </cs:dropLine>
+  <cs:errorBar>
+    <cs:lnRef idx="0">
+      <cs:styleClr val="0"/>
+    </cs:lnRef>
+    <cs:fillRef idx="0"/>
+    <cs:effectRef idx="0"/>
+    <cs:fontRef idx="minor">
+      <a:schemeClr val="dk1"/>
+    </cs:fontRef>
+    <cs:spPr>
+      <a:ln w="9525">
+        <a:solidFill>
+          <a:schemeClr val="phClr">
+            <a:lumMod val="60000"/>
+            <a:lumOff val="40000"/>
+          </a:schemeClr>
+        </a:solidFill>
+        <a:round/>
+      </a:ln>
+      <a:effectLst>
+        <a:glow rad="25400">
+          <a:schemeClr val="lt1"/>
+        </a:glow>
+      </a:effectLst>
+    </cs:spPr>
+  </cs:errorBar>
+  <cs:floor>
+    <cs:lnRef idx="0"/>
+    <cs:fillRef idx="0"/>
+    <cs:effectRef idx="0"/>
+    <cs:fontRef idx="minor">
+      <a:schemeClr val="dk1"/>
+    </cs:fontRef>
+  </cs:floor>
+  <cs:gridlineMajor>
+    <cs:lnRef idx="0">
+      <cs:styleClr val="0"/>
+    </cs:lnRef>
+    <cs:fillRef idx="0"/>
+    <cs:effectRef idx="0"/>
+    <cs:fontRef idx="minor">
+      <a:schemeClr val="dk1"/>
+    </cs:fontRef>
+    <cs:spPr>
+      <a:ln w="9525" cap="flat" cmpd="sng" algn="ctr">
+        <a:solidFill>
+          <a:schemeClr val="lt1">
+            <a:alpha val="25000"/>
+          </a:schemeClr>
+        </a:solidFill>
+        <a:round/>
+      </a:ln>
+    </cs:spPr>
+  </cs:gridlineMajor>
+  <cs:gridlineMinor>
+    <cs:lnRef idx="0">
+      <cs:styleClr val="0"/>
+    </cs:lnRef>
+    <cs:fillRef idx="0"/>
+    <cs:effectRef idx="0"/>
+    <cs:fontRef idx="minor">
+      <a:schemeClr val="dk1"/>
+    </cs:fontRef>
+    <cs:spPr>
+      <a:ln>
+        <a:solidFill>
+          <a:schemeClr val="lt1">
+            <a:alpha val="10000"/>
+          </a:schemeClr>
+        </a:solidFill>
+      </a:ln>
+    </cs:spPr>
+  </cs:gridlineMinor>
+  <cs:hiLoLine>
+    <cs:lnRef idx="0">
+      <cs:styleClr val="0"/>
+    </cs:lnRef>
+    <cs:fillRef idx="0"/>
+    <cs:effectRef idx="0"/>
+    <cs:fontRef idx="minor">
+      <a:schemeClr val="dk1"/>
+    </cs:fontRef>
+    <cs:spPr>
+      <a:ln w="9525">
+        <a:solidFill>
+          <a:schemeClr val="phClr">
+            <a:lumMod val="60000"/>
+            <a:lumOff val="40000"/>
+          </a:schemeClr>
+        </a:solidFill>
+        <a:prstDash val="dash"/>
+      </a:ln>
+    </cs:spPr>
+  </cs:hiLoLine>
+  <cs:leaderLine>
+    <cs:lnRef idx="0">
+      <cs:styleClr val="0"/>
+    </cs:lnRef>
+    <cs:fillRef idx="0"/>
+    <cs:effectRef idx="0"/>
+    <cs:fontRef idx="minor">
+      <a:schemeClr val="dk1"/>
+    </cs:fontRef>
+    <cs:spPr>
+      <a:ln w="9525">
+        <a:solidFill>
+          <a:schemeClr val="phClr">
+            <a:lumMod val="60000"/>
+            <a:lumOff val="40000"/>
+          </a:schemeClr>
+        </a:solidFill>
+      </a:ln>
+    </cs:spPr>
+  </cs:leaderLine>
+  <cs:legend>
+    <cs:lnRef idx="0"/>
+    <cs:fillRef idx="0"/>
+    <cs:effectRef idx="0"/>
+    <cs:fontRef idx="minor">
+      <a:schemeClr val="lt1"/>
+    </cs:fontRef>
+    <cs:defRPr sz="900" kern="1200"/>
+  </cs:legend>
+  <cs:plotArea>
+    <cs:lnRef idx="0"/>
+    <cs:fillRef idx="0"/>
+    <cs:effectRef idx="0"/>
+    <cs:fontRef idx="minor">
+      <a:schemeClr val="dk1"/>
+    </cs:fontRef>
+  </cs:plotArea>
+  <cs:plotArea3D>
+    <cs:lnRef idx="0"/>
+    <cs:fillRef idx="0"/>
+    <cs:effectRef idx="0"/>
+    <cs:fontRef idx="minor">
+      <a:schemeClr val="dk1"/>
+    </cs:fontRef>
+  </cs:plotArea3D>
+  <cs:seriesAxis>
+    <cs:lnRef idx="0">
+      <cs:styleClr val="0"/>
+    </cs:lnRef>
+    <cs:fillRef idx="0"/>
+    <cs:effectRef idx="0"/>
+    <cs:fontRef idx="minor">
+      <a:schemeClr val="lt1"/>
+    </cs:fontRef>
+    <cs:spPr>
+      <a:ln w="3175" cap="flat" cmpd="sng" algn="ctr">
+        <a:solidFill>
+          <a:schemeClr val="phClr">
+            <a:lumMod val="60000"/>
+            <a:lumOff val="40000"/>
+          </a:schemeClr>
+        </a:solidFill>
+        <a:round/>
+      </a:ln>
+    </cs:spPr>
+    <cs:defRPr sz="900" kern="1200"/>
+  </cs:seriesAxis>
+  <cs:seriesLine>
+    <cs:lnRef idx="0">
+      <cs:styleClr val="0"/>
+    </cs:lnRef>
+    <cs:fillRef idx="0"/>
+    <cs:effectRef idx="0"/>
+    <cs:fontRef idx="minor">
+      <a:schemeClr val="dk1"/>
+    </cs:fontRef>
+    <cs:spPr>
+      <a:ln w="9525">
+        <a:solidFill>
+          <a:schemeClr val="phClr">
+            <a:lumMod val="60000"/>
+            <a:lumOff val="40000"/>
+            <a:tint val="50000"/>
+          </a:schemeClr>
+        </a:solidFill>
+        <a:prstDash val="dash"/>
+      </a:ln>
+    </cs:spPr>
+  </cs:seriesLine>
+  <cs:title>
+    <cs:lnRef idx="0"/>
+    <cs:fillRef idx="0"/>
+    <cs:effectRef idx="0"/>
+    <cs:fontRef idx="minor">
+      <a:schemeClr val="lt1"/>
+    </cs:fontRef>
+    <cs:defRPr sz="1500" b="1" kern="1200" cap="all" spc="100" normalizeH="0" baseline="0"/>
+  </cs:title>
+  <cs:trendline>
+    <cs:lnRef idx="0"/>
+    <cs:fillRef idx="0"/>
+    <cs:effectRef idx="0"/>
+    <cs:fontRef idx="minor">
+      <a:schemeClr val="dk1"/>
+    </cs:fontRef>
+    <cs:spPr>
+      <a:ln w="28575" cap="rnd">
+        <a:solidFill>
+          <a:schemeClr val="lt1">
+            <a:alpha val="50000"/>
+          </a:schemeClr>
+        </a:solidFill>
+        <a:round/>
+      </a:ln>
+    </cs:spPr>
+  </cs:trendline>
+  <cs:trendlineLabel>
+    <cs:lnRef idx="0"/>
+    <cs:fillRef idx="0"/>
+    <cs:effectRef idx="0"/>
+    <cs:fontRef idx="minor">
+      <a:schemeClr val="lt1"/>
+    </cs:fontRef>
+    <cs:defRPr sz="900" kern="1200"/>
+  </cs:trendlineLabel>
+  <cs:upBar>
+    <cs:lnRef idx="0">
+      <cs:styleClr val="0"/>
+    </cs:lnRef>
+    <cs:fillRef idx="0"/>
+    <cs:effectRef idx="0"/>
+    <cs:fontRef idx="minor">
+      <a:schemeClr val="dk1"/>
+    </cs:fontRef>
+    <cs:spPr>
+      <a:solidFill>
+        <a:schemeClr val="lt1">
+          <a:lumMod val="95000"/>
+        </a:schemeClr>
+      </a:solidFill>
+      <a:ln w="9525">
+        <a:solidFill>
+          <a:schemeClr val="phClr">
+            <a:lumMod val="60000"/>
+            <a:lumOff val="40000"/>
+          </a:schemeClr>
+        </a:solidFill>
+      </a:ln>
+    </cs:spPr>
+  </cs:upBar>
+  <cs:valueAxis>
+    <cs:lnRef idx="0"/>
+    <cs:fillRef idx="0"/>
+    <cs:effectRef idx="0"/>
+    <cs:fontRef idx="minor">
+      <a:schemeClr val="lt1"/>
+    </cs:fontRef>
+    <cs:defRPr sz="900" kern="1200"/>
+  </cs:valueAxis>
+  <cs:wall>
+    <cs:lnRef idx="0"/>
+    <cs:fillRef idx="0"/>
+    <cs:effectRef idx="0"/>
+    <cs:fontRef idx="minor">
+      <a:schemeClr val="dk1"/>
+    </cs:fontRef>
+  </cs:wall>
+</cs:chartStyle>
 </file>
 
 <file path=word/theme/theme1.xml><?xml version="1.0" encoding="utf-8"?>
@@ -4059,7 +6596,7 @@
 </file>
 
 <file path=customXml/itemProps1.xml><?xml version="1.0" encoding="utf-8"?>
-<ds:datastoreItem xmlns:ds="http://schemas.openxmlformats.org/officeDocument/2006/customXml" ds:itemID="{0325CB22-6081-4266-9169-C85B110A1462}">
+<ds:datastoreItem xmlns:ds="http://schemas.openxmlformats.org/officeDocument/2006/customXml" ds:itemID="{578AC760-D2C3-49B0-8E78-5D30BB0696E2}">
   <ds:schemaRefs>
     <ds:schemaRef ds:uri="http://schemas.openxmlformats.org/officeDocument/2006/bibliography"/>
   </ds:schemaRefs>

--- a/modelo abnt.docx
+++ b/modelo abnt.docx
@@ -266,11 +266,19 @@
     </w:p>
     <w:p>
       <w:pPr>
+        <w:pStyle w:val="SemEspaamento"/>
+      </w:pPr>
+      <w:r>
+        <w:lastRenderedPageBreak/>
+        <w:t>FICHA CATALOGRÁGICA</w:t>
+      </w:r>
+    </w:p>
+    <w:p>
+      <w:pPr>
         <w:ind w:firstLine="0"/>
       </w:pPr>
       <w:proofErr w:type="gramStart"/>
       <w:r>
-        <w:lastRenderedPageBreak/>
         <w:t>aqui</w:t>
       </w:r>
       <w:proofErr w:type="gramEnd"/>
@@ -559,6 +567,7 @@
     </w:p>
     <w:p>
       <w:pPr>
+        <w:ind w:firstLine="0"/>
         <w:rPr>
           <w:rStyle w:val="Forte"/>
           <w:rFonts w:cs="Arial"/>
@@ -569,6 +578,7 @@
     </w:p>
     <w:p>
       <w:pPr>
+        <w:ind w:firstLine="0"/>
         <w:rPr>
           <w:rStyle w:val="Forte"/>
           <w:rFonts w:cs="Arial"/>
@@ -579,6 +589,7 @@
     </w:p>
     <w:p>
       <w:pPr>
+        <w:ind w:firstLine="0"/>
         <w:rPr>
           <w:rStyle w:val="Forte"/>
           <w:rFonts w:cs="Arial"/>
@@ -874,7 +885,10 @@
           <w:tab w:val="right" w:leader="dot" w:pos="9061"/>
         </w:tabs>
         <w:rPr>
+          <w:rFonts w:asciiTheme="minorHAnsi" w:eastAsiaTheme="minorEastAsia" w:hAnsiTheme="minorHAnsi"/>
           <w:noProof/>
+          <w:sz w:val="22"/>
+          <w:lang w:eastAsia="pt-BR"/>
         </w:rPr>
       </w:pPr>
       <w:r>
@@ -895,13 +909,13 @@
         </w:rPr>
         <w:fldChar w:fldCharType="separate"/>
       </w:r>
-      <w:hyperlink w:anchor="_Toc226624129" w:history="1">
+      <w:hyperlink w:anchor="_Toc227222582" w:history="1">
         <w:r>
           <w:rPr>
             <w:rStyle w:val="Hyperlink"/>
             <w:noProof/>
           </w:rPr>
-          <w:t>Figura 1: Volintariado no Brasil</w:t>
+          <w:t>Figura 1: Voluntariado no Brasil</w:t>
         </w:r>
         <w:r>
           <w:rPr>
@@ -922,7 +936,7 @@
             <w:noProof/>
             <w:webHidden/>
           </w:rPr>
-          <w:instrText xml:space="preserve"> PAGEREF _Toc226624129 \h </w:instrText>
+          <w:instrText xml:space="preserve"> PAGEREF _Toc227222582 \h </w:instrText>
         </w:r>
         <w:r>
           <w:rPr>
@@ -960,10 +974,13 @@
           <w:tab w:val="right" w:leader="dot" w:pos="9061"/>
         </w:tabs>
         <w:rPr>
+          <w:rFonts w:asciiTheme="minorHAnsi" w:eastAsiaTheme="minorEastAsia" w:hAnsiTheme="minorHAnsi"/>
           <w:noProof/>
-        </w:rPr>
-      </w:pPr>
-      <w:hyperlink w:anchor="_Toc226624130" w:history="1">
+          <w:sz w:val="22"/>
+          <w:lang w:eastAsia="pt-BR"/>
+        </w:rPr>
+      </w:pPr>
+      <w:hyperlink w:anchor="_Toc227222583" w:history="1">
         <w:r>
           <w:rPr>
             <w:rStyle w:val="Hyperlink"/>
@@ -990,7 +1007,7 @@
             <w:noProof/>
             <w:webHidden/>
           </w:rPr>
-          <w:instrText xml:space="preserve"> PAGEREF _Toc226624130 \h </w:instrText>
+          <w:instrText xml:space="preserve"> PAGEREF _Toc227222583 \h </w:instrText>
         </w:r>
         <w:r>
           <w:rPr>
@@ -1474,7 +1491,7 @@
           <w:r>
             <w:fldChar w:fldCharType="separate"/>
           </w:r>
-          <w:hyperlink w:anchor="_Toc226618602" w:history="1">
+          <w:hyperlink w:anchor="_Toc227223714" w:history="1">
             <w:r>
               <w:rPr>
                 <w:rStyle w:val="Hyperlink"/>
@@ -1517,7 +1534,7 @@
                 <w:noProof/>
                 <w:webHidden/>
               </w:rPr>
-              <w:instrText xml:space="preserve"> PAGEREF _Toc226618602 \h </w:instrText>
+              <w:instrText xml:space="preserve"> PAGEREF _Toc227223714 \h </w:instrText>
             </w:r>
             <w:r>
               <w:rPr>
@@ -1537,7 +1554,7 @@
                 <w:noProof/>
                 <w:webHidden/>
               </w:rPr>
-              <w:t>11</w:t>
+              <w:t>10</w:t>
             </w:r>
             <w:r>
               <w:rPr>
@@ -1558,7 +1575,7 @@
               <w:lang w:eastAsia="pt-BR"/>
             </w:rPr>
           </w:pPr>
-          <w:hyperlink w:anchor="_Toc226618603" w:history="1">
+          <w:hyperlink w:anchor="_Toc227223715" w:history="1">
             <w:r>
               <w:rPr>
                 <w:rStyle w:val="Hyperlink"/>
@@ -1601,7 +1618,7 @@
                 <w:noProof/>
                 <w:webHidden/>
               </w:rPr>
-              <w:instrText xml:space="preserve"> PAGEREF _Toc226618603 \h </w:instrText>
+              <w:instrText xml:space="preserve"> PAGEREF _Toc227223715 \h </w:instrText>
             </w:r>
             <w:r>
               <w:rPr>
@@ -1621,7 +1638,7 @@
                 <w:noProof/>
                 <w:webHidden/>
               </w:rPr>
-              <w:t>11</w:t>
+              <w:t>10</w:t>
             </w:r>
             <w:r>
               <w:rPr>
@@ -1642,7 +1659,7 @@
               <w:lang w:eastAsia="pt-BR"/>
             </w:rPr>
           </w:pPr>
-          <w:hyperlink w:anchor="_Toc226618604" w:history="1">
+          <w:hyperlink w:anchor="_Toc227223716" w:history="1">
             <w:r>
               <w:rPr>
                 <w:rStyle w:val="Hyperlink"/>
@@ -1685,7 +1702,7 @@
                 <w:noProof/>
                 <w:webHidden/>
               </w:rPr>
-              <w:instrText xml:space="preserve"> PAGEREF _Toc226618604 \h </w:instrText>
+              <w:instrText xml:space="preserve"> PAGEREF _Toc227223716 \h </w:instrText>
             </w:r>
             <w:r>
               <w:rPr>
@@ -1705,7 +1722,7 @@
                 <w:noProof/>
                 <w:webHidden/>
               </w:rPr>
-              <w:t>11</w:t>
+              <w:t>10</w:t>
             </w:r>
             <w:r>
               <w:rPr>
@@ -1726,7 +1743,7 @@
               <w:lang w:eastAsia="pt-BR"/>
             </w:rPr>
           </w:pPr>
-          <w:hyperlink w:anchor="_Toc226618605" w:history="1">
+          <w:hyperlink w:anchor="_Toc227223717" w:history="1">
             <w:r>
               <w:rPr>
                 <w:rStyle w:val="Hyperlink"/>
@@ -1769,7 +1786,7 @@
                 <w:noProof/>
                 <w:webHidden/>
               </w:rPr>
-              <w:instrText xml:space="preserve"> PAGEREF _Toc226618605 \h </w:instrText>
+              <w:instrText xml:space="preserve"> PAGEREF _Toc227223717 \h </w:instrText>
             </w:r>
             <w:r>
               <w:rPr>
@@ -1789,7 +1806,7 @@
                 <w:noProof/>
                 <w:webHidden/>
               </w:rPr>
-              <w:t>11</w:t>
+              <w:t>10</w:t>
             </w:r>
             <w:r>
               <w:rPr>
@@ -1810,7 +1827,7 @@
               <w:lang w:eastAsia="pt-BR"/>
             </w:rPr>
           </w:pPr>
-          <w:hyperlink w:anchor="_Toc226618606" w:history="1">
+          <w:hyperlink w:anchor="_Toc227223718" w:history="1">
             <w:r>
               <w:rPr>
                 <w:rStyle w:val="Hyperlink"/>
@@ -1853,7 +1870,7 @@
                 <w:noProof/>
                 <w:webHidden/>
               </w:rPr>
-              <w:instrText xml:space="preserve"> PAGEREF _Toc226618606 \h </w:instrText>
+              <w:instrText xml:space="preserve"> PAGEREF _Toc227223718 \h </w:instrText>
             </w:r>
             <w:r>
               <w:rPr>
@@ -1873,7 +1890,7 @@
                 <w:noProof/>
                 <w:webHidden/>
               </w:rPr>
-              <w:t>12</w:t>
+              <w:t>11</w:t>
             </w:r>
             <w:r>
               <w:rPr>
@@ -1894,7 +1911,7 @@
               <w:lang w:eastAsia="pt-BR"/>
             </w:rPr>
           </w:pPr>
-          <w:hyperlink w:anchor="_Toc226618607" w:history="1">
+          <w:hyperlink w:anchor="_Toc227223719" w:history="1">
             <w:r>
               <w:rPr>
                 <w:rStyle w:val="Hyperlink"/>
@@ -1937,7 +1954,7 @@
                 <w:noProof/>
                 <w:webHidden/>
               </w:rPr>
-              <w:instrText xml:space="preserve"> PAGEREF _Toc226618607 \h </w:instrText>
+              <w:instrText xml:space="preserve"> PAGEREF _Toc227223719 \h </w:instrText>
             </w:r>
             <w:r>
               <w:rPr>
@@ -1957,7 +1974,7 @@
                 <w:noProof/>
                 <w:webHidden/>
               </w:rPr>
-              <w:t>12</w:t>
+              <w:t>11</w:t>
             </w:r>
             <w:r>
               <w:rPr>
@@ -1978,7 +1995,7 @@
               <w:lang w:eastAsia="pt-BR"/>
             </w:rPr>
           </w:pPr>
-          <w:hyperlink w:anchor="_Toc226618608" w:history="1">
+          <w:hyperlink w:anchor="_Toc227223720" w:history="1">
             <w:r>
               <w:rPr>
                 <w:rStyle w:val="Hyperlink"/>
@@ -2021,7 +2038,7 @@
                 <w:noProof/>
                 <w:webHidden/>
               </w:rPr>
-              <w:instrText xml:space="preserve"> PAGEREF _Toc226618608 \h </w:instrText>
+              <w:instrText xml:space="preserve"> PAGEREF _Toc227223720 \h </w:instrText>
             </w:r>
             <w:r>
               <w:rPr>
@@ -2041,7 +2058,7 @@
                 <w:noProof/>
                 <w:webHidden/>
               </w:rPr>
-              <w:t>12</w:t>
+              <w:t>11</w:t>
             </w:r>
             <w:r>
               <w:rPr>
@@ -2062,7 +2079,7 @@
               <w:lang w:eastAsia="pt-BR"/>
             </w:rPr>
           </w:pPr>
-          <w:hyperlink w:anchor="_Toc226618609" w:history="1">
+          <w:hyperlink w:anchor="_Toc227223721" w:history="1">
             <w:r>
               <w:rPr>
                 <w:rStyle w:val="Hyperlink"/>
@@ -2105,7 +2122,7 @@
                 <w:noProof/>
                 <w:webHidden/>
               </w:rPr>
-              <w:instrText xml:space="preserve"> PAGEREF _Toc226618609 \h </w:instrText>
+              <w:instrText xml:space="preserve"> PAGEREF _Toc227223721 \h </w:instrText>
             </w:r>
             <w:r>
               <w:rPr>
@@ -2125,7 +2142,7 @@
                 <w:noProof/>
                 <w:webHidden/>
               </w:rPr>
-              <w:t>12</w:t>
+              <w:t>11</w:t>
             </w:r>
             <w:r>
               <w:rPr>
@@ -2146,7 +2163,7 @@
               <w:lang w:eastAsia="pt-BR"/>
             </w:rPr>
           </w:pPr>
-          <w:hyperlink w:anchor="_Toc226618610" w:history="1">
+          <w:hyperlink w:anchor="_Toc227223722" w:history="1">
             <w:r>
               <w:rPr>
                 <w:rStyle w:val="Hyperlink"/>
@@ -2189,7 +2206,7 @@
                 <w:noProof/>
                 <w:webHidden/>
               </w:rPr>
-              <w:instrText xml:space="preserve"> PAGEREF _Toc226618610 \h </w:instrText>
+              <w:instrText xml:space="preserve"> PAGEREF _Toc227223722 \h </w:instrText>
             </w:r>
             <w:r>
               <w:rPr>
@@ -2230,7 +2247,7 @@
               <w:lang w:eastAsia="pt-BR"/>
             </w:rPr>
           </w:pPr>
-          <w:hyperlink w:anchor="_Toc226618611" w:history="1">
+          <w:hyperlink w:anchor="_Toc227223723" w:history="1">
             <w:r>
               <w:rPr>
                 <w:rStyle w:val="Hyperlink"/>
@@ -2273,7 +2290,7 @@
                 <w:noProof/>
                 <w:webHidden/>
               </w:rPr>
-              <w:instrText xml:space="preserve"> PAGEREF _Toc226618611 \h </w:instrText>
+              <w:instrText xml:space="preserve"> PAGEREF _Toc227223723 \h </w:instrText>
             </w:r>
             <w:r>
               <w:rPr>
@@ -2293,7 +2310,7 @@
                 <w:noProof/>
                 <w:webHidden/>
               </w:rPr>
-              <w:t>13</w:t>
+              <w:t>12</w:t>
             </w:r>
             <w:r>
               <w:rPr>
@@ -2314,7 +2331,7 @@
               <w:lang w:eastAsia="pt-BR"/>
             </w:rPr>
           </w:pPr>
-          <w:hyperlink w:anchor="_Toc226618612" w:history="1">
+          <w:hyperlink w:anchor="_Toc227223724" w:history="1">
             <w:r>
               <w:rPr>
                 <w:rStyle w:val="Hyperlink"/>
@@ -2357,7 +2374,7 @@
                 <w:noProof/>
                 <w:webHidden/>
               </w:rPr>
-              <w:instrText xml:space="preserve"> PAGEREF _Toc226618612 \h </w:instrText>
+              <w:instrText xml:space="preserve"> PAGEREF _Toc227223724 \h </w:instrText>
             </w:r>
             <w:r>
               <w:rPr>
@@ -2377,7 +2394,7 @@
                 <w:noProof/>
                 <w:webHidden/>
               </w:rPr>
-              <w:t>13</w:t>
+              <w:t>12</w:t>
             </w:r>
             <w:r>
               <w:rPr>
@@ -2398,7 +2415,7 @@
               <w:lang w:eastAsia="pt-BR"/>
             </w:rPr>
           </w:pPr>
-          <w:hyperlink w:anchor="_Toc226618613" w:history="1">
+          <w:hyperlink w:anchor="_Toc227223725" w:history="1">
             <w:r>
               <w:rPr>
                 <w:rStyle w:val="Hyperlink"/>
@@ -2441,7 +2458,7 @@
                 <w:noProof/>
                 <w:webHidden/>
               </w:rPr>
-              <w:instrText xml:space="preserve"> PAGEREF _Toc226618613 \h </w:instrText>
+              <w:instrText xml:space="preserve"> PAGEREF _Toc227223725 \h </w:instrText>
             </w:r>
             <w:r>
               <w:rPr>
@@ -2461,7 +2478,7 @@
                 <w:noProof/>
                 <w:webHidden/>
               </w:rPr>
-              <w:t>14</w:t>
+              <w:t>15</w:t>
             </w:r>
             <w:r>
               <w:rPr>
@@ -2482,7 +2499,7 @@
               <w:lang w:eastAsia="pt-BR"/>
             </w:rPr>
           </w:pPr>
-          <w:hyperlink w:anchor="_Toc226618614" w:history="1">
+          <w:hyperlink w:anchor="_Toc227223726" w:history="1">
             <w:r>
               <w:rPr>
                 <w:rStyle w:val="Hyperlink"/>
@@ -2525,7 +2542,7 @@
                 <w:noProof/>
                 <w:webHidden/>
               </w:rPr>
-              <w:instrText xml:space="preserve"> PAGEREF _Toc226618614 \h </w:instrText>
+              <w:instrText xml:space="preserve"> PAGEREF _Toc227223726 \h </w:instrText>
             </w:r>
             <w:r>
               <w:rPr>
@@ -2545,7 +2562,91 @@
                 <w:noProof/>
                 <w:webHidden/>
               </w:rPr>
-              <w:t>14</w:t>
+              <w:t>15</w:t>
+            </w:r>
+            <w:r>
+              <w:rPr>
+                <w:noProof/>
+                <w:webHidden/>
+              </w:rPr>
+              <w:fldChar w:fldCharType="end"/>
+            </w:r>
+          </w:hyperlink>
+        </w:p>
+        <w:p>
+          <w:pPr>
+            <w:pStyle w:val="Sumrio2"/>
+            <w:rPr>
+              <w:rFonts w:asciiTheme="minorHAnsi" w:eastAsiaTheme="minorEastAsia" w:hAnsiTheme="minorHAnsi"/>
+              <w:noProof/>
+              <w:sz w:val="22"/>
+              <w:lang w:eastAsia="pt-BR"/>
+            </w:rPr>
+          </w:pPr>
+          <w:hyperlink w:anchor="_Toc227223727" w:history="1">
+            <w:r>
+              <w:rPr>
+                <w:rStyle w:val="Hyperlink"/>
+                <w:noProof/>
+              </w:rPr>
+              <w:t>3.2</w:t>
+            </w:r>
+            <w:r>
+              <w:rPr>
+                <w:rFonts w:asciiTheme="minorHAnsi" w:eastAsiaTheme="minorEastAsia" w:hAnsiTheme="minorHAnsi"/>
+                <w:noProof/>
+                <w:sz w:val="22"/>
+                <w:lang w:eastAsia="pt-BR"/>
+              </w:rPr>
+              <w:tab/>
+            </w:r>
+            <w:r>
+              <w:rPr>
+                <w:rStyle w:val="Hyperlink"/>
+                <w:noProof/>
+              </w:rPr>
+              <w:t>Pesquisa de Campo</w:t>
+            </w:r>
+            <w:r>
+              <w:rPr>
+                <w:noProof/>
+                <w:webHidden/>
+              </w:rPr>
+              <w:tab/>
+            </w:r>
+            <w:r>
+              <w:rPr>
+                <w:noProof/>
+                <w:webHidden/>
+              </w:rPr>
+              <w:fldChar w:fldCharType="begin"/>
+            </w:r>
+            <w:r>
+              <w:rPr>
+                <w:noProof/>
+                <w:webHidden/>
+              </w:rPr>
+              <w:instrText xml:space="preserve"> PAGEREF _Toc227223727 \h </w:instrText>
+            </w:r>
+            <w:r>
+              <w:rPr>
+                <w:noProof/>
+                <w:webHidden/>
+              </w:rPr>
+            </w:r>
+            <w:r>
+              <w:rPr>
+                <w:noProof/>
+                <w:webHidden/>
+              </w:rPr>
+              <w:fldChar w:fldCharType="separate"/>
+            </w:r>
+            <w:r>
+              <w:rPr>
+                <w:noProof/>
+                <w:webHidden/>
+              </w:rPr>
+              <w:t>15</w:t>
             </w:r>
             <w:r>
               <w:rPr>
@@ -2566,7 +2667,7 @@
               <w:lang w:eastAsia="pt-BR"/>
             </w:rPr>
           </w:pPr>
-          <w:hyperlink w:anchor="_Toc226618615" w:history="1">
+          <w:hyperlink w:anchor="_Toc227223728" w:history="1">
             <w:r>
               <w:rPr>
                 <w:rStyle w:val="Hyperlink"/>
@@ -2609,7 +2710,7 @@
                 <w:noProof/>
                 <w:webHidden/>
               </w:rPr>
-              <w:instrText xml:space="preserve"> PAGEREF _Toc226618615 \h </w:instrText>
+              <w:instrText xml:space="preserve"> PAGEREF _Toc227223728 \h </w:instrText>
             </w:r>
             <w:r>
               <w:rPr>
@@ -2629,7 +2730,7 @@
                 <w:noProof/>
                 <w:webHidden/>
               </w:rPr>
-              <w:t>14</w:t>
+              <w:t>16</w:t>
             </w:r>
             <w:r>
               <w:rPr>
@@ -2650,7 +2751,7 @@
               <w:lang w:eastAsia="pt-BR"/>
             </w:rPr>
           </w:pPr>
-          <w:hyperlink w:anchor="_Toc226618616" w:history="1">
+          <w:hyperlink w:anchor="_Toc227223729" w:history="1">
             <w:r>
               <w:rPr>
                 <w:rStyle w:val="Hyperlink"/>
@@ -2693,7 +2794,7 @@
                 <w:noProof/>
                 <w:webHidden/>
               </w:rPr>
-              <w:instrText xml:space="preserve"> PAGEREF _Toc226618616 \h </w:instrText>
+              <w:instrText xml:space="preserve"> PAGEREF _Toc227223729 \h </w:instrText>
             </w:r>
             <w:r>
               <w:rPr>
@@ -2713,7 +2814,7 @@
                 <w:noProof/>
                 <w:webHidden/>
               </w:rPr>
-              <w:t>14</w:t>
+              <w:t>16</w:t>
             </w:r>
             <w:r>
               <w:rPr>
@@ -2734,7 +2835,7 @@
               <w:lang w:eastAsia="pt-BR"/>
             </w:rPr>
           </w:pPr>
-          <w:hyperlink w:anchor="_Toc226618617" w:history="1">
+          <w:hyperlink w:anchor="_Toc227223730" w:history="1">
             <w:r>
               <w:rPr>
                 <w:rStyle w:val="Hyperlink"/>
@@ -2777,7 +2878,7 @@
                 <w:noProof/>
                 <w:webHidden/>
               </w:rPr>
-              <w:instrText xml:space="preserve"> PAGEREF _Toc226618617 \h </w:instrText>
+              <w:instrText xml:space="preserve"> PAGEREF _Toc227223730 \h </w:instrText>
             </w:r>
             <w:r>
               <w:rPr>
@@ -2797,7 +2898,7 @@
                 <w:noProof/>
                 <w:webHidden/>
               </w:rPr>
-              <w:t>15</w:t>
+              <w:t>17</w:t>
             </w:r>
             <w:r>
               <w:rPr>
@@ -2809,6 +2910,253 @@
           </w:hyperlink>
         </w:p>
         <w:p>
+          <w:pPr>
+            <w:pStyle w:val="Sumrio1"/>
+            <w:rPr>
+              <w:rFonts w:asciiTheme="minorHAnsi" w:eastAsiaTheme="minorEastAsia" w:hAnsiTheme="minorHAnsi"/>
+              <w:noProof/>
+              <w:sz w:val="22"/>
+              <w:lang w:eastAsia="pt-BR"/>
+            </w:rPr>
+          </w:pPr>
+          <w:hyperlink w:anchor="_Toc227223731" w:history="1">
+            <w:r>
+              <w:rPr>
+                <w:rStyle w:val="Hyperlink"/>
+                <w:noProof/>
+              </w:rPr>
+              <w:t>5</w:t>
+            </w:r>
+            <w:r>
+              <w:rPr>
+                <w:rFonts w:asciiTheme="minorHAnsi" w:eastAsiaTheme="minorEastAsia" w:hAnsiTheme="minorHAnsi"/>
+                <w:noProof/>
+                <w:sz w:val="22"/>
+                <w:lang w:eastAsia="pt-BR"/>
+              </w:rPr>
+              <w:tab/>
+            </w:r>
+            <w:r>
+              <w:rPr>
+                <w:rStyle w:val="Hyperlink"/>
+                <w:noProof/>
+              </w:rPr>
+              <w:t>ASPECTOS ESTRATÉGICOS</w:t>
+            </w:r>
+            <w:r>
+              <w:rPr>
+                <w:noProof/>
+                <w:webHidden/>
+              </w:rPr>
+              <w:tab/>
+            </w:r>
+            <w:r>
+              <w:rPr>
+                <w:noProof/>
+                <w:webHidden/>
+              </w:rPr>
+              <w:fldChar w:fldCharType="begin"/>
+            </w:r>
+            <w:r>
+              <w:rPr>
+                <w:noProof/>
+                <w:webHidden/>
+              </w:rPr>
+              <w:instrText xml:space="preserve"> PAGEREF _Toc227223731 \h </w:instrText>
+            </w:r>
+            <w:r>
+              <w:rPr>
+                <w:noProof/>
+                <w:webHidden/>
+              </w:rPr>
+            </w:r>
+            <w:r>
+              <w:rPr>
+                <w:noProof/>
+                <w:webHidden/>
+              </w:rPr>
+              <w:fldChar w:fldCharType="separate"/>
+            </w:r>
+            <w:r>
+              <w:rPr>
+                <w:noProof/>
+                <w:webHidden/>
+              </w:rPr>
+              <w:t>17</w:t>
+            </w:r>
+            <w:r>
+              <w:rPr>
+                <w:noProof/>
+                <w:webHidden/>
+              </w:rPr>
+              <w:fldChar w:fldCharType="end"/>
+            </w:r>
+          </w:hyperlink>
+        </w:p>
+        <w:p>
+          <w:pPr>
+            <w:pStyle w:val="Sumrio2"/>
+            <w:rPr>
+              <w:rFonts w:asciiTheme="minorHAnsi" w:eastAsiaTheme="minorEastAsia" w:hAnsiTheme="minorHAnsi"/>
+              <w:noProof/>
+              <w:sz w:val="22"/>
+              <w:lang w:eastAsia="pt-BR"/>
+            </w:rPr>
+          </w:pPr>
+          <w:hyperlink w:anchor="_Toc227223732" w:history="1">
+            <w:r>
+              <w:rPr>
+                <w:rStyle w:val="Hyperlink"/>
+                <w:noProof/>
+              </w:rPr>
+              <w:t>5.1</w:t>
+            </w:r>
+            <w:r>
+              <w:rPr>
+                <w:rFonts w:asciiTheme="minorHAnsi" w:eastAsiaTheme="minorEastAsia" w:hAnsiTheme="minorHAnsi"/>
+                <w:noProof/>
+                <w:sz w:val="22"/>
+                <w:lang w:eastAsia="pt-BR"/>
+              </w:rPr>
+              <w:tab/>
+            </w:r>
+            <w:r>
+              <w:rPr>
+                <w:rStyle w:val="Hyperlink"/>
+                <w:noProof/>
+              </w:rPr>
+              <w:t>Planejamento Financeiro</w:t>
+            </w:r>
+            <w:r>
+              <w:rPr>
+                <w:noProof/>
+                <w:webHidden/>
+              </w:rPr>
+              <w:tab/>
+            </w:r>
+            <w:r>
+              <w:rPr>
+                <w:noProof/>
+                <w:webHidden/>
+              </w:rPr>
+              <w:fldChar w:fldCharType="begin"/>
+            </w:r>
+            <w:r>
+              <w:rPr>
+                <w:noProof/>
+                <w:webHidden/>
+              </w:rPr>
+              <w:instrText xml:space="preserve"> PAGEREF _Toc227223732 \h </w:instrText>
+            </w:r>
+            <w:r>
+              <w:rPr>
+                <w:noProof/>
+                <w:webHidden/>
+              </w:rPr>
+            </w:r>
+            <w:r>
+              <w:rPr>
+                <w:noProof/>
+                <w:webHidden/>
+              </w:rPr>
+              <w:fldChar w:fldCharType="separate"/>
+            </w:r>
+            <w:r>
+              <w:rPr>
+                <w:noProof/>
+                <w:webHidden/>
+              </w:rPr>
+              <w:t>18</w:t>
+            </w:r>
+            <w:r>
+              <w:rPr>
+                <w:noProof/>
+                <w:webHidden/>
+              </w:rPr>
+              <w:fldChar w:fldCharType="end"/>
+            </w:r>
+          </w:hyperlink>
+        </w:p>
+        <w:p>
+          <w:pPr>
+            <w:pStyle w:val="Sumrio1"/>
+            <w:rPr>
+              <w:rFonts w:asciiTheme="minorHAnsi" w:eastAsiaTheme="minorEastAsia" w:hAnsiTheme="minorHAnsi"/>
+              <w:noProof/>
+              <w:sz w:val="22"/>
+              <w:lang w:eastAsia="pt-BR"/>
+            </w:rPr>
+          </w:pPr>
+          <w:hyperlink w:anchor="_Toc227223733" w:history="1">
+            <w:r>
+              <w:rPr>
+                <w:rStyle w:val="Hyperlink"/>
+                <w:noProof/>
+              </w:rPr>
+              <w:t>REFERÊNCIAS</w:t>
+            </w:r>
+            <w:r>
+              <w:rPr>
+                <w:noProof/>
+                <w:webHidden/>
+              </w:rPr>
+              <w:tab/>
+            </w:r>
+            <w:r>
+              <w:rPr>
+                <w:noProof/>
+                <w:webHidden/>
+              </w:rPr>
+              <w:fldChar w:fldCharType="begin"/>
+            </w:r>
+            <w:r>
+              <w:rPr>
+                <w:noProof/>
+                <w:webHidden/>
+              </w:rPr>
+              <w:instrText xml:space="preserve"> PAGEREF _Toc227223733 \h </w:instrText>
+            </w:r>
+            <w:r>
+              <w:rPr>
+                <w:noProof/>
+                <w:webHidden/>
+              </w:rPr>
+            </w:r>
+            <w:r>
+              <w:rPr>
+                <w:noProof/>
+                <w:webHidden/>
+              </w:rPr>
+              <w:fldChar w:fldCharType="separate"/>
+            </w:r>
+            <w:r>
+              <w:rPr>
+                <w:noProof/>
+                <w:webHidden/>
+              </w:rPr>
+              <w:t>19</w:t>
+            </w:r>
+            <w:r>
+              <w:rPr>
+                <w:noProof/>
+                <w:webHidden/>
+              </w:rPr>
+              <w:fldChar w:fldCharType="end"/>
+            </w:r>
+          </w:hyperlink>
+        </w:p>
+        <w:p>
+          <w:pPr>
+            <w:outlineLvl w:val="2"/>
+            <w:sectPr>
+              <w:headerReference w:type="default" r:id="rId8"/>
+              <w:pgSz w:w="11906" w:h="16838"/>
+              <w:pgMar w:top="1701" w:right="1134" w:bottom="1134" w:left="1701" w:header="709" w:footer="709" w:gutter="0"/>
+              <w:pgNumType w:start="0"/>
+              <w:cols w:space="708"/>
+              <w:docGrid w:linePitch="360"/>
+            </w:sectPr>
+          </w:pPr>
           <w:r>
             <w:rPr>
               <w:b/>
@@ -2828,157 +3176,153 @@
           <w:shd w:val="clear" w:color="auto" w:fill="FFFFFF"/>
         </w:rPr>
       </w:pPr>
-      <w:r>
-        <w:rPr>
-          <w:shd w:val="clear" w:color="auto" w:fill="FFFFFF"/>
-        </w:rPr>
-        <w:br w:type="page"/>
-      </w:r>
     </w:p>
     <w:p>
       <w:pPr>
         <w:pStyle w:val="Ttulo1"/>
       </w:pPr>
-      <w:bookmarkStart w:id="0" w:name="_Toc226618602"/>
+      <w:bookmarkStart w:id="0" w:name="_Toc227223714"/>
+      <w:r>
+        <w:t>INTRODUÇÃO</w:t>
+      </w:r>
+      <w:bookmarkEnd w:id="0"/>
+    </w:p>
+    <w:p>
+      <w:r>
+        <w:t>Lorem ipsum dolor sit amet, consectetur adipiscing elit. Donec eu tristique neque. Fusce laoreet condimentum elementum. Duis vel congue felis. Aliquam et velit finibus, aliquam justo a, fermentum ipsum. Sed at feugiat augue. Phasellus fermentum dui vitae turpis facilisis feugiat. Nam ullamcorper odio mauris, vel egestas quam tincidunt sit amet.</w:t>
+      </w:r>
+    </w:p>
+    <w:p/>
+    <w:p>
+      <w:pPr>
+        <w:pStyle w:val="Ttulo2"/>
+      </w:pPr>
+      <w:bookmarkStart w:id="1" w:name="_Toc227223715"/>
+      <w:r>
+        <w:t>Problemática</w:t>
+      </w:r>
+      <w:bookmarkEnd w:id="1"/>
+    </w:p>
+    <w:p>
+      <w:r>
+        <w:t>Morbi fringilla augue orci, tincidunt sodales urna maximus nec. Nullam a commodo ex. Vivamus luctus iaculis hendrerit. Fusce scelerisque risus tortor, ac elementum felis sodales quis. Fusce elementum posuere sapien quis aliquam. Quisque ut dolor vel nulla condimentum tincidunt. Maecenas in congue dui, pharetra gravida enim. In hac habitasse platea dictumst. Sed at convallis eros. Pellentesque habitant morbi tristique senectus et netus et malesuada fames ac turpis egestas. Nulla facilisi. Nulla mattis elit odio, in fringilla lorem laoreet eget. Aliquam dignissim auctor metus, quis tristique dui imperdiet eget. Aliquam diam sapien, maximus vitae pellentesque sit amet, placerat vel odio. Etiam vestibulum elit nisi, ac convallis nulla fermentum sed. Aenean ut elit fringilla, hendrerit justo vel, congue odio.</w:t>
+      </w:r>
+    </w:p>
+    <w:p/>
+    <w:p>
+      <w:pPr>
+        <w:pStyle w:val="Ttulo2"/>
+      </w:pPr>
+      <w:bookmarkStart w:id="2" w:name="_Toc227223716"/>
+      <w:r>
+        <w:t>Justificativa</w:t>
+      </w:r>
+      <w:bookmarkEnd w:id="2"/>
+    </w:p>
+    <w:p>
+      <w:r>
+        <w:t xml:space="preserve">Aliquam justo quam, congue eget </w:t>
+      </w:r>
+      <w:proofErr w:type="gramStart"/>
+      <w:r>
+        <w:t>magna ut</w:t>
+      </w:r>
+      <w:proofErr w:type="gramEnd"/>
+      <w:r>
+        <w:t xml:space="preserve">, sagittis ultrices neque. Praesent laoreet diam et purus vulputate, et consectetur leo dictum. Vivamus mi ex, ultrices eu velit a, pellentesque fringilla ante. Donec nec nunc nibh. Sed nec dapibus </w:t>
+      </w:r>
+      <w:proofErr w:type="gramStart"/>
+      <w:r>
+        <w:t>sem, bibendum</w:t>
+      </w:r>
+      <w:proofErr w:type="gramEnd"/>
+      <w:r>
+        <w:t xml:space="preserve"> rutrum tellus. Sed vel lectus sollicitudin dolor dictum suscipit id a sem. Etiam semper mi a diam tempus, et cursus magna faucibus.</w:t>
+      </w:r>
+    </w:p>
+    <w:p>
+      <w:pPr>
+        <w:rPr>
+          <w:shd w:val="clear" w:color="auto" w:fill="FFFFFF"/>
+        </w:rPr>
+      </w:pPr>
+    </w:p>
+    <w:p>
+      <w:pPr>
+        <w:pStyle w:val="Ttulo2"/>
+      </w:pPr>
+      <w:bookmarkStart w:id="3" w:name="_Toc227223717"/>
+      <w:r>
+        <w:t>Objetivos</w:t>
+      </w:r>
+      <w:bookmarkEnd w:id="3"/>
+    </w:p>
+    <w:p>
+      <w:r>
+        <w:t xml:space="preserve">Aliquam justo quam, congue eget </w:t>
+      </w:r>
+      <w:proofErr w:type="gramStart"/>
+      <w:r>
+        <w:t>magna ut</w:t>
+      </w:r>
+      <w:proofErr w:type="gramEnd"/>
+      <w:r>
+        <w:t xml:space="preserve">, sagittis ultrices neque. Praesent laoreet diam et purus vulputate, et consectetur leo dictum. Vivamus mi ex, ultrices eu velit a, pellentesque fringilla ante. Donec nec nunc nibh. Sed nec dapibus </w:t>
+      </w:r>
+      <w:proofErr w:type="gramStart"/>
+      <w:r>
+        <w:t>sem, bibendum</w:t>
+      </w:r>
+      <w:proofErr w:type="gramEnd"/>
+      <w:r>
+        <w:t xml:space="preserve"> rutrum tellus. Sed vel lectus sollicitudin dolor dictum suscipit id a sem. Etiam semper mi a diam tempus, et cursus magna faucibus.</w:t>
+      </w:r>
+    </w:p>
+    <w:p>
+      <w:r>
+        <w:t xml:space="preserve">Aliquam justo quam, congue eget </w:t>
+      </w:r>
+      <w:proofErr w:type="gramStart"/>
+      <w:r>
+        <w:t>magna ut</w:t>
+      </w:r>
+      <w:proofErr w:type="gramEnd"/>
+      <w:r>
+        <w:t xml:space="preserve">, sagittis ultrices neque. Praesent laoreet diam et purus vulputate, et consectetur leo dictum. Vivamus mi ex, ultrices eu velit a, pellentesque fringilla ante. Donec nec nunc nibh. Sed nec dapibus </w:t>
+      </w:r>
+      <w:proofErr w:type="gramStart"/>
+      <w:r>
+        <w:t xml:space="preserve">sem, </w:t>
+      </w:r>
       <w:r>
         <w:lastRenderedPageBreak/>
-        <w:t>INTRODUÇÃO</w:t>
-      </w:r>
-      <w:bookmarkEnd w:id="0"/>
+        <w:t>bibendum</w:t>
+      </w:r>
+      <w:proofErr w:type="gramEnd"/>
+      <w:r>
+        <w:t xml:space="preserve"> rutrum tellus. Sed vel lectus sollicitudin dolor dictum suscipit id a sem. Etiam semper mi a diam tempus, et cursus magna faucibus.</w:t>
+      </w:r>
+    </w:p>
+    <w:p>
+      <w:pPr>
+        <w:pStyle w:val="Ttulo3"/>
+      </w:pPr>
+      <w:bookmarkStart w:id="4" w:name="_Toc227223718"/>
+      <w:r>
+        <w:t>Objetivo geral</w:t>
+      </w:r>
+      <w:bookmarkEnd w:id="4"/>
     </w:p>
     <w:p>
       <w:r>
         <w:t>Lorem ipsum dolor sit amet, consectetur adipiscing elit. Donec eu tristique neque. Fusce laoreet condimentum elementum. Duis vel congue felis. Aliquam et velit finibus, aliquam justo a, fermentum ipsum. Sed at feugiat augue. Phasellus fermentum dui vitae turpis facilisis feugiat. Nam ullamcorper odio mauris, vel egestas quam tincidunt sit amet.</w:t>
       </w:r>
     </w:p>
-    <w:p/>
-    <w:p>
-      <w:pPr>
-        <w:pStyle w:val="Ttulo2"/>
-      </w:pPr>
-      <w:bookmarkStart w:id="1" w:name="_Toc226618603"/>
-      <w:r>
-        <w:t>Problemática</w:t>
-      </w:r>
-      <w:bookmarkEnd w:id="1"/>
-    </w:p>
-    <w:p>
-      <w:r>
-        <w:t>Morbi fringilla augue orci, tincidunt sodales urna maximus nec. Nullam a commodo ex. Vivamus luctus iaculis hendrerit. Fusce scelerisque risus tortor, ac elementum felis sodales quis. Fusce elementum posuere sapien quis aliquam. Quisque ut dolor vel nulla condimentum tincidunt. Maecenas in congue dui, pharetra gravida enim. In hac habitasse platea dictumst. Sed at convallis eros. Pellentesque habitant morbi tristique senectus et netus et malesuada fames ac turpis egestas. Nulla facilisi. Nulla mattis elit odio, in fringilla lorem laoreet eget. Aliquam dignissim auctor metus, quis tristique dui imperdiet eget. Aliquam diam sapien, maximus vitae pellentesque sit amet, placerat vel odio. Etiam vestibulum elit nisi, ac convallis nulla fermentum sed. Aenean ut elit fringilla, hendrerit justo vel, congue odio.</w:t>
-      </w:r>
-    </w:p>
-    <w:p/>
-    <w:p>
-      <w:pPr>
-        <w:pStyle w:val="Ttulo2"/>
-      </w:pPr>
-      <w:bookmarkStart w:id="2" w:name="_Toc226618604"/>
-      <w:r>
-        <w:t>Justificativa</w:t>
-      </w:r>
-      <w:bookmarkEnd w:id="2"/>
-    </w:p>
-    <w:p>
-      <w:r>
-        <w:t xml:space="preserve">Aliquam justo quam, congue eget </w:t>
-      </w:r>
-      <w:proofErr w:type="gramStart"/>
-      <w:r>
-        <w:t>magna ut</w:t>
-      </w:r>
-      <w:proofErr w:type="gramEnd"/>
-      <w:r>
-        <w:t xml:space="preserve">, sagittis ultrices neque. Praesent laoreet diam et purus vulputate, et consectetur leo dictum. Vivamus mi ex, ultrices eu velit a, pellentesque fringilla ante. Donec nec nunc nibh. Sed nec dapibus </w:t>
-      </w:r>
-      <w:proofErr w:type="gramStart"/>
-      <w:r>
-        <w:t>sem, bibendum</w:t>
-      </w:r>
-      <w:proofErr w:type="gramEnd"/>
-      <w:r>
-        <w:t xml:space="preserve"> rutrum tellus. Sed vel lectus sollicitudin dolor dictum suscipit id a sem. Etiam semper mi a diam tempus, et cursus magna faucibus.</w:t>
-      </w:r>
-    </w:p>
-    <w:p>
-      <w:pPr>
-        <w:rPr>
-          <w:shd w:val="clear" w:color="auto" w:fill="FFFFFF"/>
-        </w:rPr>
-      </w:pPr>
-    </w:p>
-    <w:p>
-      <w:pPr>
-        <w:pStyle w:val="Ttulo2"/>
-      </w:pPr>
-      <w:bookmarkStart w:id="3" w:name="_Toc226618605"/>
-      <w:r>
-        <w:t>Objetivos</w:t>
-      </w:r>
-      <w:bookmarkEnd w:id="3"/>
-    </w:p>
-    <w:p>
-      <w:r>
-        <w:t xml:space="preserve">Aliquam justo quam, congue eget </w:t>
-      </w:r>
-      <w:proofErr w:type="gramStart"/>
-      <w:r>
-        <w:t>magna ut</w:t>
-      </w:r>
-      <w:proofErr w:type="gramEnd"/>
-      <w:r>
-        <w:t xml:space="preserve">, sagittis ultrices neque. Praesent laoreet diam et purus vulputate, et consectetur leo dictum. Vivamus mi ex, ultrices eu velit a, pellentesque fringilla ante. Donec nec nunc nibh. Sed nec dapibus </w:t>
-      </w:r>
-      <w:proofErr w:type="gramStart"/>
-      <w:r>
-        <w:t>sem, bibendum</w:t>
-      </w:r>
-      <w:proofErr w:type="gramEnd"/>
-      <w:r>
-        <w:t xml:space="preserve"> rutrum tellus. Sed vel lectus sollicitudin dolor dictum suscipit id a sem. Etiam semper mi a diam tempus, et cursus magna faucibus.</w:t>
-      </w:r>
-    </w:p>
-    <w:p>
-      <w:r>
-        <w:t xml:space="preserve">Aliquam justo quam, congue eget </w:t>
-      </w:r>
-      <w:proofErr w:type="gramStart"/>
-      <w:r>
-        <w:t>magna ut</w:t>
-      </w:r>
-      <w:proofErr w:type="gramEnd"/>
-      <w:r>
-        <w:t xml:space="preserve">, sagittis ultrices neque. Praesent laoreet diam et purus vulputate, et consectetur leo dictum. Vivamus mi ex, ultrices eu velit a, pellentesque fringilla ante. Donec nec nunc nibh. Sed nec dapibus </w:t>
-      </w:r>
-      <w:proofErr w:type="gramStart"/>
-      <w:r>
-        <w:t>sem, bibendum</w:t>
-      </w:r>
-      <w:proofErr w:type="gramEnd"/>
-      <w:r>
-        <w:t xml:space="preserve"> rutrum tellus. Sed vel lectus sollicitudin dolor dictum suscipit id a sem. Etiam semper mi a diam tempus, et cursus magna faucibus.</w:t>
-      </w:r>
-    </w:p>
     <w:p>
       <w:pPr>
         <w:pStyle w:val="Ttulo3"/>
       </w:pPr>
-      <w:bookmarkStart w:id="4" w:name="_Toc226618606"/>
-      <w:r>
-        <w:lastRenderedPageBreak/>
-        <w:t>Objetivo geral</w:t>
-      </w:r>
-      <w:bookmarkEnd w:id="4"/>
-    </w:p>
-    <w:p>
-      <w:r>
-        <w:t>Lorem ipsum dolor sit amet, consectetur adipiscing elit. Donec eu tristique neque. Fusce laoreet condimentum elementum. Duis vel congue felis. Aliquam et velit finibus, aliquam justo a, fermentum ipsum. Sed at feugiat augue. Phasellus fermentum dui vitae turpis facilisis feugiat. Nam ullamcorper odio mauris, vel egestas quam tincidunt sit amet.</w:t>
-      </w:r>
-    </w:p>
-    <w:p>
-      <w:pPr>
-        <w:pStyle w:val="Ttulo3"/>
-      </w:pPr>
-      <w:bookmarkStart w:id="5" w:name="_Toc226618607"/>
+      <w:bookmarkStart w:id="5" w:name="_Toc227223719"/>
       <w:r>
         <w:t>Objetivos específicos</w:t>
       </w:r>
@@ -3103,7 +3447,7 @@
       <w:r>
         <w:t xml:space="preserve"> </w:t>
       </w:r>
-      <w:bookmarkStart w:id="6" w:name="_Toc226618608"/>
+      <w:bookmarkStart w:id="6" w:name="_Toc227223720"/>
       <w:r>
         <w:t>Metodologia</w:t>
       </w:r>
@@ -3118,7 +3462,7 @@
       <w:pPr>
         <w:pStyle w:val="Ttulo3"/>
       </w:pPr>
-      <w:bookmarkStart w:id="7" w:name="_Toc226618609"/>
+      <w:bookmarkStart w:id="7" w:name="_Toc227223721"/>
       <w:r>
         <w:t>Resultados Esperados</w:t>
       </w:r>
@@ -3136,31 +3480,28 @@
       <w:pPr>
         <w:pStyle w:val="Ttulo1"/>
       </w:pPr>
-      <w:bookmarkStart w:id="8" w:name="_Toc226618610"/>
-      <w:r>
+      <w:bookmarkStart w:id="8" w:name="_Toc227223722"/>
+      <w:r>
+        <w:lastRenderedPageBreak/>
         <w:t>REFERENCIAL TEÓRICO</w:t>
       </w:r>
       <w:bookmarkEnd w:id="8"/>
     </w:p>
     <w:p>
       <w:r>
-        <w:t xml:space="preserve">Lorem ipsum dolor sit amet, consectetur adipiscing elit. Donec eu tristique neque. Fusce laoreet condimentum elementum. Duis vel congue felis. Aliquam et velit finibus, aliquam justo a, fermentum ipsum. Sed at feugiat augue. Phasellus fermentum </w:t>
-      </w:r>
-      <w:r>
-        <w:lastRenderedPageBreak/>
-        <w:t>dui vitae turpis facilisis feugiat. Nam ullamcorper odio mauris, vel egestas quam tincidunt sit amet.</w:t>
-      </w:r>
-    </w:p>
-    <w:p>
-      <w:r>
         <w:t>Lorem ipsum dolor sit amet, consectetur adipiscing elit. Donec eu tristique neque. Fusce laoreet condimentum elementum. Duis vel congue felis. Aliquam et velit finibus, aliquam justo a, fermentum ipsum. Sed at feugiat augue. Phasellus fermentum dui vitae turpis facilisis feugiat. Nam ullamcorper odio mauris, vel egestas quam tincidunt sit amet.</w:t>
       </w:r>
     </w:p>
     <w:p>
+      <w:r>
+        <w:t>Lorem ipsum dolor sit amet, consectetur adipiscing elit. Donec eu tristique neque. Fusce laoreet condimentum elementum. Duis vel congue felis. Aliquam et velit finibus, aliquam justo a, fermentum ipsum. Sed at feugiat augue. Phasellus fermentum dui vitae turpis facilisis feugiat. Nam ullamcorper odio mauris, vel egestas quam tincidunt sit amet.</w:t>
+      </w:r>
+    </w:p>
+    <w:p>
       <w:pPr>
         <w:pStyle w:val="Ttulo2"/>
       </w:pPr>
-      <w:bookmarkStart w:id="9" w:name="_Toc226618611"/>
+      <w:bookmarkStart w:id="9" w:name="_Toc227223723"/>
       <w:r>
         <w:t>Teste de nível 2</w:t>
       </w:r>
@@ -3175,27 +3516,20 @@
       <w:pPr>
         <w:pStyle w:val="Legenda"/>
       </w:pPr>
-      <w:bookmarkStart w:id="10" w:name="_Toc226624129"/>
+      <w:bookmarkStart w:id="10" w:name="_Toc227222582"/>
       <w:r>
         <w:t xml:space="preserve">Figura </w:t>
       </w:r>
-      <w:r>
-        <w:fldChar w:fldCharType="begin"/>
-      </w:r>
-      <w:r>
-        <w:instrText xml:space="preserve"> SEQ Figura \* ARABIC </w:instrText>
-      </w:r>
-      <w:r>
-        <w:fldChar w:fldCharType="separate"/>
-      </w:r>
-      <w:r>
-        <w:t>1</w:t>
-      </w:r>
-      <w:r>
-        <w:fldChar w:fldCharType="end"/>
-      </w:r>
-      <w:r>
-        <w:t>: Volintariado no Brasil</w:t>
+      <w:fldSimple w:instr=" SEQ Figura \* ARABIC ">
+        <w:r>
+          <w:t>1</w:t>
+        </w:r>
+      </w:fldSimple>
+      <w:r>
+        <w:t>: Volu</w:t>
+      </w:r>
+      <w:r>
+        <w:t>ntariado no Brasil</w:t>
       </w:r>
       <w:bookmarkEnd w:id="10"/>
     </w:p>
@@ -3226,7 +3560,7 @@
                     </pic:cNvPicPr>
                   </pic:nvPicPr>
                   <pic:blipFill>
-                    <a:blip r:embed="rId6">
+                    <a:blip r:embed="rId9">
                       <a:extLst>
                         <a:ext uri="{28A0092B-C50C-407E-A947-70E740481C1C}">
                           <a14:useLocalDpi xmlns:a14="http://schemas.microsoft.com/office/drawing/2010/main" val="0"/>
@@ -3272,7 +3606,7 @@
       <w:pPr>
         <w:pStyle w:val="Ttulo3"/>
       </w:pPr>
-      <w:bookmarkStart w:id="11" w:name="_Toc226618612"/>
+      <w:bookmarkStart w:id="11" w:name="_Toc227223724"/>
       <w:r>
         <w:t>Teste de nível 3</w:t>
       </w:r>
@@ -3280,7 +3614,11 @@
     </w:p>
     <w:p>
       <w:r>
-        <w:t>Morbi fringilla augue orci, tincidunt sodales urna maximus nec. Nullam a commodo ex. Vivamus luctus iaculis hendrerit. Fusce scelerisque risus tortor, ac elementum felis sodales quis. Fusce elementum posuere sapien quis aliquam. Quisque ut dolor vel nulla condimentum tincidunt. Maecenas in congue dui, pharetra gravida enim. In hac habitasse platea dictumst. Sed at convallis eros. Pellentesque habitant morbi tristique senectus et netus et malesuada fames ac turpis egestas. Nulla facilisi. Nulla mattis elit odio, in fringilla lorem laoreet eget. Aliquam dignissim auctor metus, quis tristique dui imperdiet eget. Aliquam diam sapien, maximus vitae pellentesque sit amet, placerat vel odio. Etiam vestibulum elit nisi, ac convallis nulla fermentum sed. Aenean ut elit fringilla, hendrerit justo vel, congue odio.</w:t>
+        <w:t xml:space="preserve">Morbi fringilla augue orci, tincidunt sodales urna maximus nec. Nullam a commodo ex. Vivamus luctus iaculis hendrerit. Fusce scelerisque risus tortor, ac elementum felis sodales quis. Fusce elementum posuere sapien quis aliquam. Quisque ut dolor vel nulla condimentum tincidunt. Maecenas in congue dui, pharetra gravida enim. In hac habitasse platea dictumst. Sed at convallis eros. Pellentesque habitant morbi tristique senectus et netus et malesuada fames ac turpis egestas. Nulla facilisi. Nulla mattis elit odio, in fringilla lorem laoreet eget. Aliquam dignissim auctor </w:t>
+      </w:r>
+      <w:r>
+        <w:lastRenderedPageBreak/>
+        <w:t>metus, quis tristique dui imperdiet eget. Aliquam diam sapien, maximus vitae pellentesque sit amet, placerat vel odio. Etiam vestibulum elit nisi, ac convallis nulla fermentum sed. Aenean ut elit fringilla, hendrerit justo vel, congue odio.</w:t>
       </w:r>
     </w:p>
     <w:p>
@@ -3303,26 +3641,16 @@
       <w:pPr>
         <w:pStyle w:val="Legenda"/>
       </w:pPr>
-      <w:bookmarkStart w:id="12" w:name="_Toc226624130"/>
+      <w:bookmarkStart w:id="12" w:name="_Toc227222583"/>
       <w:r>
         <w:lastRenderedPageBreak/>
         <w:t xml:space="preserve">Figura </w:t>
       </w:r>
-      <w:r>
-        <w:fldChar w:fldCharType="begin"/>
-      </w:r>
-      <w:r>
-        <w:instrText xml:space="preserve"> SEQ Figura \* ARABIC </w:instrText>
-      </w:r>
-      <w:r>
-        <w:fldChar w:fldCharType="separate"/>
-      </w:r>
-      <w:r>
-        <w:t>2</w:t>
-      </w:r>
-      <w:r>
-        <w:fldChar w:fldCharType="end"/>
-      </w:r>
+      <w:fldSimple w:instr=" SEQ Figura \* ARABIC ">
+        <w:r>
+          <w:t>2</w:t>
+        </w:r>
+      </w:fldSimple>
       <w:r>
         <w:t>: teste</w:t>
       </w:r>
@@ -3355,7 +3683,7 @@
                     </pic:cNvPicPr>
                   </pic:nvPicPr>
                   <pic:blipFill>
-                    <a:blip r:embed="rId7">
+                    <a:blip r:embed="rId10">
                       <a:extLst>
                         <a:ext uri="{28A0092B-C50C-407E-A947-70E740481C1C}">
                           <a14:useLocalDpi xmlns:a14="http://schemas.microsoft.com/office/drawing/2010/main" val="0"/>
@@ -3432,7 +3760,7 @@
       <w:pPr>
         <w:pStyle w:val="Ttulo1"/>
       </w:pPr>
-      <w:bookmarkStart w:id="13" w:name="_Toc226618613"/>
+      <w:bookmarkStart w:id="13" w:name="_Toc227223725"/>
       <w:r>
         <w:lastRenderedPageBreak/>
         <w:t>IMERSÃO</w:t>
@@ -3441,17 +3769,14 @@
     </w:p>
     <w:p>
       <w:r>
-        <w:t>No contexto de imersão, o</w:t>
-      </w:r>
-      <w:r>
-        <w:t xml:space="preserve"> Design Thinking é definido como uma abordagem mental que transcende a simples criação de produtos, focando na compreensão profunda do comportamento e das necessidades futuras do usuário. Conforme aponta o Sebrae (2024), essa metodologia exige agilidade e a disposição para aprender através da experimentação constante, sempre equilibrando a inovação com a análise de custos. O modelo fundamenta-se nos pilares da empatia — para transformar observações em soluções reais —, na experimentação colaborativa e na prototipagem, que permite validar a viabilidade de uma ideia antes de sua execução final. Estruturado de forma cíclica em quatro fases (imersão, ideação, prototipação e realização), o processo busca humanizar a inovação e converter desafios em oportunidades de negócio (SEBRAE, 2024).</w:t>
+        <w:t>No contexto de imersão, o Design Thinking é definido como uma abordagem mental que transcende a simples criação de produtos, focando na compreensão profunda do comportamento e das necessidades futuras do usuário. Conforme aponta o Sebrae (2024), essa metodologia exige agilidade e a disposição para aprender através da experimentação constante, sempre equilibrando a inovação com a análise de custos. O modelo fundamenta-se nos pilares da empatia — para transformar observações em soluções reais —, na experimentação colaborativa e na prototipagem, que permite validar a viabilidade de uma ideia antes de sua execução final. Estruturado de forma cíclica em quatro fases (imersão, ideação, prototipação e realização), o processo busca humanizar a inovação e converter desafios em oportunidades de negócio (SEBRAE, 2024).</w:t>
       </w:r>
     </w:p>
     <w:p>
       <w:pPr>
         <w:pStyle w:val="Ttulo2"/>
       </w:pPr>
-      <w:bookmarkStart w:id="14" w:name="_Toc226618614"/>
+      <w:bookmarkStart w:id="14" w:name="_Toc227223726"/>
       <w:r>
         <w:t>Caderno de Sensibilidade</w:t>
       </w:r>
@@ -3465,21 +3790,11 @@
       <w:r>
         <w:t xml:space="preserve">Quadro </w:t>
       </w:r>
-      <w:r>
-        <w:fldChar w:fldCharType="begin"/>
-      </w:r>
-      <w:r>
-        <w:instrText xml:space="preserve"> SEQ Quadro \* ARABIC </w:instrText>
-      </w:r>
-      <w:r>
-        <w:fldChar w:fldCharType="separate"/>
-      </w:r>
-      <w:r>
-        <w:t>1</w:t>
-      </w:r>
-      <w:r>
-        <w:fldChar w:fldCharType="end"/>
-      </w:r>
+      <w:fldSimple w:instr=" SEQ Quadro \* ARABIC ">
+        <w:r>
+          <w:t>1</w:t>
+        </w:r>
+      </w:fldSimple>
       <w:r>
         <w:t>: Caderno de Sensibilidade</w:t>
       </w:r>
@@ -3558,6 +3873,7 @@
           <w:p>
             <w:pPr>
               <w:ind w:firstLine="0"/>
+              <w:jc w:val="center"/>
               <w:rPr>
                 <w:rFonts w:ascii="Segoe UI Symbol" w:hAnsi="Segoe UI Symbol"/>
                 <w:sz w:val="60"/>
@@ -3596,6 +3912,7 @@
           <w:p>
             <w:pPr>
               <w:ind w:firstLine="0"/>
+              <w:jc w:val="center"/>
               <w:rPr>
                 <w:rFonts w:ascii="Segoe UI Symbol" w:hAnsi="Segoe UI Symbol"/>
                 <w:sz w:val="60"/>
@@ -3634,6 +3951,7 @@
           <w:p>
             <w:pPr>
               <w:ind w:firstLine="0"/>
+              <w:jc w:val="center"/>
               <w:rPr>
                 <w:rFonts w:ascii="Segoe UI Symbol" w:hAnsi="Segoe UI Symbol" w:cs="Arial"/>
                 <w:sz w:val="60"/>
@@ -3672,6 +3990,7 @@
           <w:p>
             <w:pPr>
               <w:ind w:firstLine="0"/>
+              <w:jc w:val="center"/>
               <w:rPr>
                 <w:rFonts w:ascii="Segoe UI Symbol" w:hAnsi="Segoe UI Symbol"/>
                 <w:sz w:val="60"/>
@@ -3702,9 +4021,11 @@
       <w:pPr>
         <w:pStyle w:val="Ttulo2"/>
       </w:pPr>
+      <w:bookmarkStart w:id="16" w:name="_Toc227223727"/>
       <w:r>
         <w:t>Pesquisa de Campo</w:t>
       </w:r>
+      <w:bookmarkEnd w:id="16"/>
     </w:p>
     <w:p>
       <w:pPr>
@@ -3763,30 +4084,20 @@
       <w:pPr>
         <w:pStyle w:val="Legenda"/>
       </w:pPr>
-      <w:bookmarkStart w:id="16" w:name="_Toc226624157"/>
+      <w:bookmarkStart w:id="17" w:name="_Toc226624157"/>
       <w:r>
         <w:lastRenderedPageBreak/>
         <w:t xml:space="preserve">Gráfico </w:t>
       </w:r>
-      <w:r>
-        <w:fldChar w:fldCharType="begin"/>
-      </w:r>
-      <w:r>
-        <w:instrText xml:space="preserve"> SEQ Gráfico \* ARABIC </w:instrText>
-      </w:r>
-      <w:r>
-        <w:fldChar w:fldCharType="separate"/>
-      </w:r>
-      <w:r>
-        <w:t>1</w:t>
-      </w:r>
-      <w:r>
-        <w:fldChar w:fldCharType="end"/>
-      </w:r>
+      <w:fldSimple w:instr=" SEQ Gráfico \* ARABIC ">
+        <w:r>
+          <w:t>1</w:t>
+        </w:r>
+      </w:fldSimple>
       <w:r>
         <w:t>: Idade do Púlblico Alvo</w:t>
       </w:r>
-      <w:bookmarkEnd w:id="16"/>
+      <w:bookmarkEnd w:id="17"/>
     </w:p>
     <w:p>
       <w:pPr>
@@ -3805,7 +4116,7 @@
             <wp:cNvGraphicFramePr/>
             <a:graphic xmlns:a="http://schemas.openxmlformats.org/drawingml/2006/main">
               <a:graphicData uri="http://schemas.openxmlformats.org/drawingml/2006/chart">
-                <c:chart xmlns:c="http://schemas.openxmlformats.org/drawingml/2006/chart" xmlns:r="http://schemas.openxmlformats.org/officeDocument/2006/relationships" r:id="rId8"/>
+                <c:chart xmlns:c="http://schemas.openxmlformats.org/drawingml/2006/chart" xmlns:r="http://schemas.openxmlformats.org/officeDocument/2006/relationships" r:id="rId11"/>
               </a:graphicData>
             </a:graphic>
           </wp:inline>
@@ -3827,11 +4138,11 @@
       <w:pPr>
         <w:pStyle w:val="Ttulo1"/>
       </w:pPr>
-      <w:bookmarkStart w:id="17" w:name="_Toc226618615"/>
+      <w:bookmarkStart w:id="18" w:name="_Toc227223728"/>
       <w:r>
         <w:t>ANÁLISE E SÍNTESE</w:t>
       </w:r>
-      <w:bookmarkEnd w:id="17"/>
+      <w:bookmarkEnd w:id="18"/>
     </w:p>
     <w:p>
       <w:r>
@@ -3842,11 +4153,11 @@
       <w:pPr>
         <w:pStyle w:val="Ttulo2"/>
       </w:pPr>
-      <w:bookmarkStart w:id="18" w:name="_Toc226618616"/>
+      <w:bookmarkStart w:id="19" w:name="_Toc227223729"/>
       <w:r>
         <w:t>Brainstorming</w:t>
       </w:r>
-      <w:bookmarkEnd w:id="18"/>
+      <w:bookmarkEnd w:id="19"/>
     </w:p>
     <w:p>
       <w:pPr>
@@ -3875,11 +4186,11 @@
       <w:pPr>
         <w:pStyle w:val="Ttulo2"/>
       </w:pPr>
-      <w:bookmarkStart w:id="19" w:name="_Toc226618617"/>
+      <w:bookmarkStart w:id="20" w:name="_Toc227223730"/>
       <w:r>
         <w:t>Persona</w:t>
       </w:r>
-      <w:bookmarkEnd w:id="19"/>
+      <w:bookmarkEnd w:id="20"/>
     </w:p>
     <w:p>
       <w:r>
@@ -3909,9 +4220,11 @@
       <w:pPr>
         <w:pStyle w:val="Ttulo1"/>
       </w:pPr>
+      <w:bookmarkStart w:id="21" w:name="_Toc227223731"/>
       <w:r>
         <w:t>ASPECTOS ESTRATÉGICOS</w:t>
       </w:r>
+      <w:bookmarkEnd w:id="21"/>
     </w:p>
     <w:p/>
     <w:p/>
@@ -3940,42 +4253,34 @@
       <w:pPr>
         <w:pStyle w:val="Ttulo2"/>
       </w:pPr>
+      <w:bookmarkStart w:id="22" w:name="_Toc227223732"/>
       <w:r>
         <w:lastRenderedPageBreak/>
         <w:t>Planejamento Financeiro</w:t>
       </w:r>
+      <w:bookmarkEnd w:id="22"/>
     </w:p>
     <w:p>
       <w:pPr>
         <w:pStyle w:val="Legenda"/>
         <w:keepNext/>
       </w:pPr>
-      <w:bookmarkStart w:id="20" w:name="_Toc226624355"/>
+      <w:bookmarkStart w:id="23" w:name="_Toc226624355"/>
       <w:r>
         <w:t xml:space="preserve">Tabela </w:t>
       </w:r>
-      <w:r>
-        <w:fldChar w:fldCharType="begin"/>
-      </w:r>
-      <w:r>
-        <w:instrText xml:space="preserve"> SEQ Tabela \* ARABIC </w:instrText>
-      </w:r>
-      <w:r>
-        <w:fldChar w:fldCharType="separate"/>
-      </w:r>
-      <w:r>
-        <w:rPr>
-          <w:noProof/>
-        </w:rPr>
-        <w:t>1</w:t>
-      </w:r>
-      <w:r>
-        <w:fldChar w:fldCharType="end"/>
-      </w:r>
+      <w:fldSimple w:instr=" SEQ Tabela \* ARABIC ">
+        <w:r>
+          <w:rPr>
+            <w:noProof/>
+          </w:rPr>
+          <w:t>1</w:t>
+        </w:r>
+      </w:fldSimple>
       <w:r>
         <w:t>: Valores dos Planos</w:t>
       </w:r>
-      <w:bookmarkEnd w:id="20"/>
+      <w:bookmarkEnd w:id="23"/>
     </w:p>
     <w:tbl>
       <w:tblPr>
@@ -4184,10 +4489,21 @@
       <w:r>
         <w:br w:type="page"/>
       </w:r>
+    </w:p>
+    <w:p>
+      <w:pPr>
+        <w:pStyle w:val="Ttulo1"/>
+        <w:numPr>
+          <w:ilvl w:val="0"/>
+          <w:numId w:val="0"/>
+        </w:numPr>
+      </w:pPr>
+      <w:bookmarkStart w:id="24" w:name="_Toc227223733"/>
       <w:r>
         <w:lastRenderedPageBreak/>
         <w:t>REFERÊNCIAS</w:t>
       </w:r>
+      <w:bookmarkEnd w:id="24"/>
     </w:p>
     <w:p>
       <w:pPr>
@@ -4202,7 +4518,7 @@
       <w:r>
         <w:t xml:space="preserve">SEBRAE. Design thinking: inovação pela criação de valor para o cliente. [S. l.], 2024. Disponível em: </w:t>
       </w:r>
-      <w:hyperlink r:id="rId9" w:history="1">
+      <w:hyperlink r:id="rId12" w:history="1">
         <w:r>
           <w:rPr>
             <w:rStyle w:val="Hyperlink"/>
@@ -4223,8 +4539,6 @@
           <w:sz w:val="22"/>
         </w:rPr>
       </w:pPr>
-      <w:bookmarkStart w:id="21" w:name="_GoBack"/>
-      <w:bookmarkEnd w:id="21"/>
     </w:p>
     <w:p>
       <w:pPr>
@@ -4293,10 +4607,14 @@
         </w:rPr>
       </w:pPr>
     </w:p>
-    <w:p/>
+    <w:p>
+      <w:bookmarkStart w:id="25" w:name="_GoBack"/>
+      <w:bookmarkEnd w:id="25"/>
+    </w:p>
     <w:p/>
     <w:p/>
     <w:sectPr>
+      <w:headerReference w:type="default" r:id="rId13"/>
       <w:pgSz w:w="11906" w:h="16838"/>
       <w:pgMar w:top="1701" w:right="1134" w:bottom="1134" w:left="1701" w:header="709" w:footer="709" w:gutter="0"/>
       <w:cols w:space="708"/>
@@ -4304,6 +4622,113 @@
     </w:sectPr>
   </w:body>
 </w:document>
+</file>
+
+<file path=word/endnotes.xml><?xml version="1.0" encoding="utf-8"?>
+<w:endnotes xmlns:wpc="http://schemas.microsoft.com/office/word/2010/wordprocessingCanvas" xmlns:cx="http://schemas.microsoft.com/office/drawing/2014/chartex" xmlns:cx1="http://schemas.microsoft.com/office/drawing/2015/9/8/chartex" xmlns:mc="http://schemas.openxmlformats.org/markup-compatibility/2006" xmlns:o="urn:schemas-microsoft-com:office:office" xmlns:r="http://schemas.openxmlformats.org/officeDocument/2006/relationships" xmlns:m="http://schemas.openxmlformats.org/officeDocument/2006/math" xmlns:v="urn:schemas-microsoft-com:vml" xmlns:wp14="http://schemas.microsoft.com/office/word/2010/wordprocessingDrawing" xmlns:wp="http://schemas.openxmlformats.org/drawingml/2006/wordprocessingDrawing" xmlns:w10="urn:schemas-microsoft-com:office:word" xmlns:w="http://schemas.openxmlformats.org/wordprocessingml/2006/main" xmlns:w14="http://schemas.microsoft.com/office/word/2010/wordml" xmlns:w15="http://schemas.microsoft.com/office/word/2012/wordml" xmlns:w16se="http://schemas.microsoft.com/office/word/2015/wordml/symex" xmlns:wpg="http://schemas.microsoft.com/office/word/2010/wordprocessingGroup" xmlns:wpi="http://schemas.microsoft.com/office/word/2010/wordprocessingInk" xmlns:wne="http://schemas.microsoft.com/office/word/2006/wordml" xmlns:wps="http://schemas.microsoft.com/office/word/2010/wordprocessingShape" mc:Ignorable="w14 w15 w16se wp14">
+  <w:endnote w:type="separator" w:id="-1">
+    <w:p>
+      <w:pPr>
+        <w:spacing w:after="0" w:line="240" w:lineRule="auto"/>
+      </w:pPr>
+      <w:r>
+        <w:separator/>
+      </w:r>
+    </w:p>
+  </w:endnote>
+  <w:endnote w:type="continuationSeparator" w:id="0">
+    <w:p>
+      <w:pPr>
+        <w:spacing w:after="0" w:line="240" w:lineRule="auto"/>
+      </w:pPr>
+      <w:r>
+        <w:continuationSeparator/>
+      </w:r>
+    </w:p>
+  </w:endnote>
+</w:endnotes>
+</file>
+
+<file path=word/footnotes.xml><?xml version="1.0" encoding="utf-8"?>
+<w:footnotes xmlns:wpc="http://schemas.microsoft.com/office/word/2010/wordprocessingCanvas" xmlns:cx="http://schemas.microsoft.com/office/drawing/2014/chartex" xmlns:cx1="http://schemas.microsoft.com/office/drawing/2015/9/8/chartex" xmlns:mc="http://schemas.openxmlformats.org/markup-compatibility/2006" xmlns:o="urn:schemas-microsoft-com:office:office" xmlns:r="http://schemas.openxmlformats.org/officeDocument/2006/relationships" xmlns:m="http://schemas.openxmlformats.org/officeDocument/2006/math" xmlns:v="urn:schemas-microsoft-com:vml" xmlns:wp14="http://schemas.microsoft.com/office/word/2010/wordprocessingDrawing" xmlns:wp="http://schemas.openxmlformats.org/drawingml/2006/wordprocessingDrawing" xmlns:w10="urn:schemas-microsoft-com:office:word" xmlns:w="http://schemas.openxmlformats.org/wordprocessingml/2006/main" xmlns:w14="http://schemas.microsoft.com/office/word/2010/wordml" xmlns:w15="http://schemas.microsoft.com/office/word/2012/wordml" xmlns:w16se="http://schemas.microsoft.com/office/word/2015/wordml/symex" xmlns:wpg="http://schemas.microsoft.com/office/word/2010/wordprocessingGroup" xmlns:wpi="http://schemas.microsoft.com/office/word/2010/wordprocessingInk" xmlns:wne="http://schemas.microsoft.com/office/word/2006/wordml" xmlns:wps="http://schemas.microsoft.com/office/word/2010/wordprocessingShape" mc:Ignorable="w14 w15 w16se wp14">
+  <w:footnote w:type="separator" w:id="-1">
+    <w:p>
+      <w:pPr>
+        <w:spacing w:after="0" w:line="240" w:lineRule="auto"/>
+      </w:pPr>
+      <w:r>
+        <w:separator/>
+      </w:r>
+    </w:p>
+  </w:footnote>
+  <w:footnote w:type="continuationSeparator" w:id="0">
+    <w:p>
+      <w:pPr>
+        <w:spacing w:after="0" w:line="240" w:lineRule="auto"/>
+      </w:pPr>
+      <w:r>
+        <w:continuationSeparator/>
+      </w:r>
+    </w:p>
+  </w:footnote>
+</w:footnotes>
+</file>
+
+<file path=word/header1.xml><?xml version="1.0" encoding="utf-8"?>
+<w:hdr xmlns:wpc="http://schemas.microsoft.com/office/word/2010/wordprocessingCanvas" xmlns:cx="http://schemas.microsoft.com/office/drawing/2014/chartex" xmlns:cx1="http://schemas.microsoft.com/office/drawing/2015/9/8/chartex" xmlns:mc="http://schemas.openxmlformats.org/markup-compatibility/2006" xmlns:o="urn:schemas-microsoft-com:office:office" xmlns:r="http://schemas.openxmlformats.org/officeDocument/2006/relationships" xmlns:m="http://schemas.openxmlformats.org/officeDocument/2006/math" xmlns:v="urn:schemas-microsoft-com:vml" xmlns:wp14="http://schemas.microsoft.com/office/word/2010/wordprocessingDrawing" xmlns:wp="http://schemas.openxmlformats.org/drawingml/2006/wordprocessingDrawing" xmlns:w10="urn:schemas-microsoft-com:office:word" xmlns:w="http://schemas.openxmlformats.org/wordprocessingml/2006/main" xmlns:w14="http://schemas.microsoft.com/office/word/2010/wordml" xmlns:w15="http://schemas.microsoft.com/office/word/2012/wordml" xmlns:w16se="http://schemas.microsoft.com/office/word/2015/wordml/symex" xmlns:wpg="http://schemas.microsoft.com/office/word/2010/wordprocessingGroup" xmlns:wpi="http://schemas.microsoft.com/office/word/2010/wordprocessingInk" xmlns:wne="http://schemas.microsoft.com/office/word/2006/wordml" xmlns:wps="http://schemas.microsoft.com/office/word/2010/wordprocessingShape" mc:Ignorable="w14 w15 w16se wp14">
+  <w:p>
+    <w:pPr>
+      <w:pStyle w:val="Cabealho"/>
+      <w:jc w:val="right"/>
+    </w:pPr>
+  </w:p>
+</w:hdr>
+</file>
+
+<file path=word/header2.xml><?xml version="1.0" encoding="utf-8"?>
+<w:hdr xmlns:wpc="http://schemas.microsoft.com/office/word/2010/wordprocessingCanvas" xmlns:cx="http://schemas.microsoft.com/office/drawing/2014/chartex" xmlns:cx1="http://schemas.microsoft.com/office/drawing/2015/9/8/chartex" xmlns:mc="http://schemas.openxmlformats.org/markup-compatibility/2006" xmlns:o="urn:schemas-microsoft-com:office:office" xmlns:r="http://schemas.openxmlformats.org/officeDocument/2006/relationships" xmlns:m="http://schemas.openxmlformats.org/officeDocument/2006/math" xmlns:v="urn:schemas-microsoft-com:vml" xmlns:wp14="http://schemas.microsoft.com/office/word/2010/wordprocessingDrawing" xmlns:wp="http://schemas.openxmlformats.org/drawingml/2006/wordprocessingDrawing" xmlns:w10="urn:schemas-microsoft-com:office:word" xmlns:w="http://schemas.openxmlformats.org/wordprocessingml/2006/main" xmlns:w14="http://schemas.microsoft.com/office/word/2010/wordml" xmlns:w15="http://schemas.microsoft.com/office/word/2012/wordml" xmlns:w16se="http://schemas.microsoft.com/office/word/2015/wordml/symex" xmlns:wpg="http://schemas.microsoft.com/office/word/2010/wordprocessingGroup" xmlns:wpi="http://schemas.microsoft.com/office/word/2010/wordprocessingInk" xmlns:wne="http://schemas.microsoft.com/office/word/2006/wordml" xmlns:wps="http://schemas.microsoft.com/office/word/2010/wordprocessingShape" mc:Ignorable="w14 w15 w16se wp14">
+  <w:sdt>
+    <w:sdtPr>
+      <w:id w:val="908038140"/>
+      <w:docPartObj>
+        <w:docPartGallery w:val="Page Numbers (Top of Page)"/>
+        <w:docPartUnique/>
+      </w:docPartObj>
+    </w:sdtPr>
+    <w:sdtContent>
+      <w:p>
+        <w:pPr>
+          <w:pStyle w:val="Cabealho"/>
+          <w:jc w:val="right"/>
+        </w:pPr>
+        <w:r>
+          <w:fldChar w:fldCharType="begin"/>
+        </w:r>
+        <w:r>
+          <w:instrText>PAGE   \* MERGEFORMAT</w:instrText>
+        </w:r>
+        <w:r>
+          <w:fldChar w:fldCharType="separate"/>
+        </w:r>
+        <w:r>
+          <w:rPr>
+            <w:noProof/>
+          </w:rPr>
+          <w:t>19</w:t>
+        </w:r>
+        <w:r>
+          <w:fldChar w:fldCharType="end"/>
+        </w:r>
+      </w:p>
+    </w:sdtContent>
+  </w:sdt>
+  <w:p>
+    <w:pPr>
+      <w:pStyle w:val="Cabealho"/>
+      <w:jc w:val="right"/>
+    </w:pPr>
+  </w:p>
+</w:hdr>
 </file>
 
 <file path=word/numbering.xml><?xml version="1.0" encoding="utf-8"?>
@@ -5460,6 +5885,58 @@
     <w:pPr>
       <w:spacing w:after="0"/>
     </w:pPr>
+  </w:style>
+  <w:style w:type="paragraph" w:styleId="Cabealho">
+    <w:name w:val="header"/>
+    <w:basedOn w:val="Normal"/>
+    <w:link w:val="CabealhoChar"/>
+    <w:uiPriority w:val="99"/>
+    <w:unhideWhenUsed/>
+    <w:rsid w:val="00714AB9"/>
+    <w:pPr>
+      <w:tabs>
+        <w:tab w:val="center" w:pos="4252"/>
+        <w:tab w:val="right" w:pos="8504"/>
+      </w:tabs>
+      <w:spacing w:after="0" w:line="240" w:lineRule="auto"/>
+    </w:pPr>
+  </w:style>
+  <w:style w:type="character" w:customStyle="1" w:styleId="CabealhoChar">
+    <w:name w:val="Cabeçalho Char"/>
+    <w:basedOn w:val="Fontepargpadro"/>
+    <w:link w:val="Cabealho"/>
+    <w:uiPriority w:val="99"/>
+    <w:rsid w:val="00714AB9"/>
+    <w:rPr>
+      <w:rFonts w:ascii="Arial" w:hAnsi="Arial"/>
+      <w:sz w:val="24"/>
+    </w:rPr>
+  </w:style>
+  <w:style w:type="paragraph" w:styleId="Rodap">
+    <w:name w:val="footer"/>
+    <w:basedOn w:val="Normal"/>
+    <w:link w:val="RodapChar"/>
+    <w:uiPriority w:val="99"/>
+    <w:unhideWhenUsed/>
+    <w:rsid w:val="00714AB9"/>
+    <w:pPr>
+      <w:tabs>
+        <w:tab w:val="center" w:pos="4252"/>
+        <w:tab w:val="right" w:pos="8504"/>
+      </w:tabs>
+      <w:spacing w:after="0" w:line="240" w:lineRule="auto"/>
+    </w:pPr>
+  </w:style>
+  <w:style w:type="character" w:customStyle="1" w:styleId="RodapChar">
+    <w:name w:val="Rodapé Char"/>
+    <w:basedOn w:val="Fontepargpadro"/>
+    <w:link w:val="Rodap"/>
+    <w:uiPriority w:val="99"/>
+    <w:rsid w:val="00714AB9"/>
+    <w:rPr>
+      <w:rFonts w:ascii="Arial" w:hAnsi="Arial"/>
+      <w:sz w:val="24"/>
+    </w:rPr>
   </w:style>
 </w:styles>
 </file>
@@ -6596,7 +7073,7 @@
 </file>
 
 <file path=customXml/itemProps1.xml><?xml version="1.0" encoding="utf-8"?>
-<ds:datastoreItem xmlns:ds="http://schemas.openxmlformats.org/officeDocument/2006/customXml" ds:itemID="{578AC760-D2C3-49B0-8E78-5D30BB0696E2}">
+<ds:datastoreItem xmlns:ds="http://schemas.openxmlformats.org/officeDocument/2006/customXml" ds:itemID="{6045791A-CD37-4418-BDF7-EE27076757AC}">
   <ds:schemaRefs>
     <ds:schemaRef ds:uri="http://schemas.openxmlformats.org/officeDocument/2006/bibliography"/>
   </ds:schemaRefs>
